--- a/Doc/CnWizards部分功能测试报告.docx
+++ b/Doc/CnWizards部分功能测试报告.docx
@@ -16,15 +16,7 @@
         <w:rPr>
           <w:rFonts w:ascii="Verdana" w:hAnsi="Verdana" w:hint="eastAsia"/>
         </w:rPr>
-        <w:t>专</w:t>
-      </w:r>
-      <w:bookmarkStart w:id="0" w:name="_GoBack"/>
-      <w:bookmarkEnd w:id="0"/>
-      <w:r>
-        <w:rPr>
-          <w:rFonts w:ascii="Verdana" w:hAnsi="Verdana" w:hint="eastAsia"/>
-        </w:rPr>
-        <w:t>家部分功能</w:t>
+        <w:t>专家部分功能</w:t>
       </w:r>
       <w:r>
         <w:rPr>
@@ -37,7 +29,7 @@
       <w:pPr>
         <w:jc w:val="center"/>
         <w:rPr>
-          <w:rFonts w:eastAsia="黑体" w:hint="eastAsia"/>
+          <w:rFonts w:eastAsia="黑体"/>
           <w:bCs/>
           <w:spacing w:val="12"/>
           <w:sz w:val="24"/>
@@ -61,14 +53,12 @@
         </w:rPr>
         <w:t>作者：</w:t>
       </w:r>
-      <w:proofErr w:type="spellStart"/>
       <w:r>
         <w:rPr>
           <w:rFonts w:hint="eastAsia"/>
         </w:rPr>
         <w:t>SkyJacker</w:t>
       </w:r>
-      <w:proofErr w:type="spellEnd"/>
       <w:r>
         <w:rPr>
           <w:spacing w:val="12"/>
@@ -80,7 +70,15 @@
         <w:rPr>
           <w:rFonts w:hint="eastAsia"/>
         </w:rPr>
-        <w:t>HeMiaoYu@gmail.com</w:t>
+        <w:t>HeMiaoY</w:t>
+      </w:r>
+      <w:bookmarkStart w:id="0" w:name="_GoBack"/>
+      <w:bookmarkEnd w:id="0"/>
+      <w:r>
+        <w:rPr>
+          <w:rFonts w:hint="eastAsia"/>
+        </w:rPr>
+        <w:t>u@gmail.com</w:t>
       </w:r>
       <w:r>
         <w:rPr>
@@ -93,7 +91,6 @@
     <w:p>
       <w:pPr>
         <w:rPr>
-          <w:rFonts w:hint="eastAsia"/>
           <w:spacing w:val="12"/>
           <w:szCs w:val="18"/>
         </w:rPr>
@@ -106,7 +103,6 @@
         </w:rPr>
         <w:t>部门：</w:t>
       </w:r>
-      <w:proofErr w:type="spellStart"/>
       <w:r>
         <w:rPr>
           <w:spacing w:val="12"/>
@@ -114,7 +110,6 @@
         </w:rPr>
         <w:t>CnPack</w:t>
       </w:r>
-      <w:proofErr w:type="spellEnd"/>
       <w:r>
         <w:rPr>
           <w:rFonts w:hint="eastAsia"/>
@@ -194,11 +189,11 @@
       </w:r>
       <w:smartTag w:uri="urn:schemas-microsoft-com:office:smarttags" w:element="chsdate">
         <w:smartTagPr>
+          <w:attr w:name="Year" w:val="1899"/>
+          <w:attr w:name="Month" w:val="12"/>
+          <w:attr w:name="Day" w:val="30"/>
+          <w:attr w:name="IsLunarDate" w:val="False"/>
           <w:attr w:name="IsROCDate" w:val="False"/>
-          <w:attr w:name="IsLunarDate" w:val="False"/>
-          <w:attr w:name="Day" w:val="30"/>
-          <w:attr w:name="Month" w:val="12"/>
-          <w:attr w:name="Year" w:val="1899"/>
         </w:smartTagPr>
         <w:r>
           <w:rPr>
@@ -303,7 +298,6 @@
     <w:p>
       <w:pPr>
         <w:rPr>
-          <w:rFonts w:hint="eastAsia"/>
           <w:spacing w:val="12"/>
           <w:szCs w:val="18"/>
         </w:rPr>
@@ -469,7 +463,6 @@
         </w:tabs>
         <w:ind w:left="0" w:firstLine="0"/>
         <w:rPr>
-          <w:rFonts w:hint="eastAsia"/>
           <w:b w:val="0"/>
           <w:bCs w:val="0"/>
           <w:sz w:val="30"/>
@@ -497,19 +490,13 @@
         <w:tblLook w:val="0000" w:firstRow="0" w:lastRow="0" w:firstColumn="0" w:lastColumn="0" w:noHBand="0" w:noVBand="0"/>
       </w:tblPr>
       <w:tblGrid>
-        <w:gridCol w:w="947"/>
+        <w:gridCol w:w="948"/>
         <w:gridCol w:w="1391"/>
         <w:gridCol w:w="3356"/>
         <w:gridCol w:w="1439"/>
-        <w:gridCol w:w="1795"/>
+        <w:gridCol w:w="1794"/>
       </w:tblGrid>
       <w:tr>
-        <w:tblPrEx>
-          <w:tblCellMar>
-            <w:top w:w="0" w:type="dxa"/>
-            <w:bottom w:w="0" w:type="dxa"/>
-          </w:tblCellMar>
-        </w:tblPrEx>
         <w:trPr>
           <w:cantSplit/>
           <w:trHeight w:val="459"/>
@@ -524,7 +511,6 @@
             <w:pPr>
               <w:jc w:val="center"/>
               <w:rPr>
-                <w:rFonts w:hint="eastAsia"/>
                 <w:b/>
                 <w:bCs/>
               </w:rPr>
@@ -549,7 +535,6 @@
             <w:pPr>
               <w:jc w:val="center"/>
               <w:rPr>
-                <w:rFonts w:hint="eastAsia"/>
                 <w:b/>
                 <w:bCs/>
               </w:rPr>
@@ -574,7 +559,6 @@
             <w:pPr>
               <w:jc w:val="center"/>
               <w:rPr>
-                <w:rFonts w:hint="eastAsia"/>
                 <w:b/>
                 <w:bCs/>
               </w:rPr>
@@ -598,7 +582,6 @@
             <w:pPr>
               <w:jc w:val="center"/>
               <w:rPr>
-                <w:rFonts w:hint="eastAsia"/>
                 <w:b/>
                 <w:bCs/>
               </w:rPr>
@@ -622,7 +605,6 @@
             <w:pPr>
               <w:jc w:val="center"/>
               <w:rPr>
-                <w:rFonts w:hint="eastAsia"/>
                 <w:b/>
                 <w:bCs/>
               </w:rPr>
@@ -639,12 +621,6 @@
         </w:tc>
       </w:tr>
       <w:tr>
-        <w:tblPrEx>
-          <w:tblCellMar>
-            <w:top w:w="0" w:type="dxa"/>
-            <w:bottom w:w="0" w:type="dxa"/>
-          </w:tblCellMar>
-        </w:tblPrEx>
         <w:trPr>
           <w:cantSplit/>
           <w:trHeight w:val="364"/>
@@ -658,7 +634,6 @@
             <w:pPr>
               <w:jc w:val="center"/>
               <w:rPr>
-                <w:rFonts w:hint="eastAsia"/>
                 <w:sz w:val="22"/>
               </w:rPr>
             </w:pPr>
@@ -680,17 +655,16 @@
             <w:pPr>
               <w:jc w:val="center"/>
               <w:rPr>
-                <w:rFonts w:hint="eastAsia"/>
                 <w:sz w:val="22"/>
               </w:rPr>
             </w:pPr>
             <w:smartTag w:uri="urn:schemas-microsoft-com:office:smarttags" w:element="chsdate">
               <w:smartTagPr>
+                <w:attr w:name="IsROCDate" w:val="False"/>
+                <w:attr w:name="IsLunarDate" w:val="False"/>
+                <w:attr w:name="Day" w:val="6"/>
+                <w:attr w:name="Month" w:val="9"/>
                 <w:attr w:name="Year" w:val="2006"/>
-                <w:attr w:name="Month" w:val="9"/>
-                <w:attr w:name="Day" w:val="6"/>
-                <w:attr w:name="IsLunarDate" w:val="False"/>
-                <w:attr w:name="IsROCDate" w:val="False"/>
               </w:smartTagPr>
               <w:r>
                 <w:t>2006-9-6</w:t>
@@ -705,9 +679,6 @@
           <w:p>
             <w:pPr>
               <w:jc w:val="center"/>
-              <w:rPr>
-                <w:rFonts w:hint="eastAsia"/>
-              </w:rPr>
             </w:pPr>
             <w:r>
               <w:rPr>
@@ -724,18 +695,13 @@
           <w:p>
             <w:pPr>
               <w:jc w:val="center"/>
-              <w:rPr>
-                <w:rFonts w:hint="eastAsia"/>
-              </w:rPr>
             </w:pPr>
-            <w:proofErr w:type="spellStart"/>
             <w:r>
               <w:rPr>
                 <w:rFonts w:hint="eastAsia"/>
               </w:rPr>
               <w:t>SkyJacker</w:t>
             </w:r>
-            <w:proofErr w:type="spellEnd"/>
           </w:p>
         </w:tc>
         <w:tc>
@@ -745,20 +711,11 @@
           <w:p>
             <w:pPr>
               <w:jc w:val="center"/>
-              <w:rPr>
-                <w:rFonts w:hint="eastAsia"/>
-              </w:rPr>
             </w:pPr>
           </w:p>
         </w:tc>
       </w:tr>
       <w:tr>
-        <w:tblPrEx>
-          <w:tblCellMar>
-            <w:top w:w="0" w:type="dxa"/>
-            <w:bottom w:w="0" w:type="dxa"/>
-          </w:tblCellMar>
-        </w:tblPrEx>
         <w:trPr>
           <w:cantSplit/>
           <w:trHeight w:val="364"/>
@@ -772,7 +729,6 @@
             <w:pPr>
               <w:jc w:val="center"/>
               <w:rPr>
-                <w:rFonts w:hint="eastAsia"/>
                 <w:sz w:val="22"/>
               </w:rPr>
             </w:pPr>
@@ -794,17 +750,16 @@
             <w:pPr>
               <w:jc w:val="center"/>
               <w:rPr>
-                <w:rFonts w:hint="eastAsia"/>
                 <w:sz w:val="22"/>
               </w:rPr>
             </w:pPr>
             <w:smartTag w:uri="urn:schemas-microsoft-com:office:smarttags" w:element="chsdate">
               <w:smartTagPr>
+                <w:attr w:name="IsROCDate" w:val="False"/>
+                <w:attr w:name="IsLunarDate" w:val="False"/>
+                <w:attr w:name="Day" w:val="9"/>
+                <w:attr w:name="Month" w:val="9"/>
                 <w:attr w:name="Year" w:val="2006"/>
-                <w:attr w:name="Month" w:val="9"/>
-                <w:attr w:name="Day" w:val="9"/>
-                <w:attr w:name="IsLunarDate" w:val="False"/>
-                <w:attr w:name="IsROCDate" w:val="False"/>
               </w:smartTagPr>
               <w:r>
                 <w:t>2006-9-</w:t>
@@ -825,9 +780,6 @@
           <w:p>
             <w:pPr>
               <w:jc w:val="center"/>
-              <w:rPr>
-                <w:rFonts w:hint="eastAsia"/>
-              </w:rPr>
             </w:pPr>
             <w:r>
               <w:rPr>
@@ -837,7 +789,7 @@
             </w:r>
             <w:r>
               <w:rPr>
-                <w:rFonts w:ascii="" w:hAnsi="" w:hint="eastAsia"/>
+                <w:rFonts w:hint="eastAsia"/>
                 <w:sz w:val="18"/>
                 <w:szCs w:val="18"/>
               </w:rPr>
@@ -853,9 +805,6 @@
           <w:p>
             <w:pPr>
               <w:jc w:val="center"/>
-              <w:rPr>
-                <w:rFonts w:hint="eastAsia"/>
-              </w:rPr>
             </w:pPr>
             <w:r>
               <w:rPr>
@@ -880,7 +829,7 @@
             <w:pPr>
               <w:jc w:val="center"/>
               <w:rPr>
-                <w:rFonts w:ascii="宋体" w:hAnsi="宋体" w:hint="eastAsia"/>
+                <w:rFonts w:ascii="宋体" w:hAnsi="宋体"/>
               </w:rPr>
             </w:pPr>
             <w:r>
@@ -910,18 +859,13 @@
           <w:p>
             <w:pPr>
               <w:jc w:val="center"/>
-              <w:rPr>
-                <w:rFonts w:hint="eastAsia"/>
-              </w:rPr>
             </w:pPr>
-            <w:proofErr w:type="spellStart"/>
             <w:r>
               <w:rPr>
                 <w:rFonts w:hint="eastAsia"/>
               </w:rPr>
               <w:t>SkyJacker</w:t>
             </w:r>
-            <w:proofErr w:type="spellEnd"/>
           </w:p>
         </w:tc>
         <w:tc>
@@ -931,33 +875,25 @@
           <w:p>
             <w:pPr>
               <w:jc w:val="center"/>
-              <w:rPr>
-                <w:rFonts w:hint="eastAsia"/>
-              </w:rPr>
             </w:pPr>
-            <w:proofErr w:type="spellStart"/>
             <w:r>
               <w:rPr>
                 <w:rFonts w:hint="eastAsia"/>
               </w:rPr>
               <w:t>LiuXiao</w:t>
             </w:r>
-            <w:proofErr w:type="spellEnd"/>
           </w:p>
           <w:p>
             <w:pPr>
               <w:jc w:val="center"/>
-              <w:rPr>
-                <w:rFonts w:hint="eastAsia"/>
-              </w:rPr>
             </w:pPr>
             <w:smartTag w:uri="urn:schemas-microsoft-com:office:smarttags" w:element="chsdate">
               <w:smartTagPr>
+                <w:attr w:name="IsROCDate" w:val="False"/>
+                <w:attr w:name="IsLunarDate" w:val="False"/>
+                <w:attr w:name="Day" w:val="10"/>
+                <w:attr w:name="Month" w:val="9"/>
                 <w:attr w:name="Year" w:val="2006"/>
-                <w:attr w:name="Month" w:val="9"/>
-                <w:attr w:name="Day" w:val="10"/>
-                <w:attr w:name="IsLunarDate" w:val="False"/>
-                <w:attr w:name="IsROCDate" w:val="False"/>
               </w:smartTagPr>
               <w:r>
                 <w:t>2006-9-10</w:t>
@@ -967,12 +903,6 @@
         </w:tc>
       </w:tr>
       <w:tr>
-        <w:tblPrEx>
-          <w:tblCellMar>
-            <w:top w:w="0" w:type="dxa"/>
-            <w:bottom w:w="0" w:type="dxa"/>
-          </w:tblCellMar>
-        </w:tblPrEx>
         <w:trPr>
           <w:cantSplit/>
           <w:trHeight w:val="364"/>
@@ -986,7 +916,6 @@
             <w:pPr>
               <w:jc w:val="center"/>
               <w:rPr>
-                <w:rFonts w:hint="eastAsia"/>
                 <w:sz w:val="22"/>
               </w:rPr>
             </w:pPr>
@@ -1013,11 +942,11 @@
             </w:pPr>
             <w:smartTag w:uri="urn:schemas-microsoft-com:office:smarttags" w:element="chsdate">
               <w:smartTagPr>
+                <w:attr w:name="IsROCDate" w:val="False"/>
+                <w:attr w:name="IsLunarDate" w:val="False"/>
+                <w:attr w:name="Day" w:val="11"/>
+                <w:attr w:name="Month" w:val="9"/>
                 <w:attr w:name="Year" w:val="2006"/>
-                <w:attr w:name="Month" w:val="9"/>
-                <w:attr w:name="Day" w:val="11"/>
-                <w:attr w:name="IsLunarDate" w:val="False"/>
-                <w:attr w:name="IsROCDate" w:val="False"/>
               </w:smartTagPr>
               <w:r>
                 <w:t>2006-9-</w:t>
@@ -1039,11 +968,9 @@
             <w:pPr>
               <w:jc w:val="center"/>
               <w:rPr>
-                <w:rFonts w:hint="eastAsia"/>
                 <w:sz w:val="22"/>
               </w:rPr>
             </w:pPr>
-            <w:proofErr w:type="spellStart"/>
             <w:r>
               <w:rPr>
                 <w:rFonts w:hint="eastAsia"/>
@@ -1051,7 +978,6 @@
               </w:rPr>
               <w:t>LiuXiao</w:t>
             </w:r>
-            <w:proofErr w:type="spellEnd"/>
             <w:r>
               <w:rPr>
                 <w:rFonts w:hint="eastAsia"/>
@@ -1069,11 +995,9 @@
             <w:pPr>
               <w:jc w:val="center"/>
               <w:rPr>
-                <w:rFonts w:hint="eastAsia"/>
                 <w:sz w:val="22"/>
               </w:rPr>
             </w:pPr>
-            <w:proofErr w:type="spellStart"/>
             <w:r>
               <w:rPr>
                 <w:rFonts w:hint="eastAsia"/>
@@ -1081,7 +1005,6 @@
               </w:rPr>
               <w:t>LiuXiao</w:t>
             </w:r>
-            <w:proofErr w:type="spellEnd"/>
           </w:p>
         </w:tc>
         <w:tc>
@@ -1092,7 +1015,6 @@
             <w:pPr>
               <w:jc w:val="center"/>
               <w:rPr>
-                <w:rFonts w:hint="eastAsia"/>
                 <w:sz w:val="22"/>
               </w:rPr>
             </w:pPr>
@@ -1100,12 +1022,6 @@
         </w:tc>
       </w:tr>
       <w:tr>
-        <w:tblPrEx>
-          <w:tblCellMar>
-            <w:top w:w="0" w:type="dxa"/>
-            <w:bottom w:w="0" w:type="dxa"/>
-          </w:tblCellMar>
-        </w:tblPrEx>
         <w:trPr>
           <w:cantSplit/>
           <w:trHeight w:val="308"/>
@@ -1119,7 +1035,6 @@
             <w:pPr>
               <w:jc w:val="center"/>
               <w:rPr>
-                <w:rFonts w:hint="eastAsia"/>
                 <w:sz w:val="22"/>
               </w:rPr>
             </w:pPr>
@@ -1132,11 +1047,11 @@
             </w:r>
             <w:smartTag w:uri="urn:schemas-microsoft-com:office:smarttags" w:element="chsdate">
               <w:smartTagPr>
+                <w:attr w:name="IsROCDate" w:val="False"/>
+                <w:attr w:name="IsLunarDate" w:val="False"/>
+                <w:attr w:name="Day" w:val="30"/>
+                <w:attr w:name="Month" w:val="12"/>
                 <w:attr w:name="Year" w:val="1899"/>
-                <w:attr w:name="Month" w:val="12"/>
-                <w:attr w:name="Day" w:val="30"/>
-                <w:attr w:name="IsLunarDate" w:val="False"/>
-                <w:attr w:name="IsROCDate" w:val="False"/>
               </w:smartTagPr>
               <w:r>
                 <w:rPr>
@@ -1146,6 +1061,169 @@
                 <w:t>1.2.1</w:t>
               </w:r>
             </w:smartTag>
+          </w:p>
+        </w:tc>
+        <w:tc>
+          <w:tcPr>
+            <w:tcW w:w="1395" w:type="dxa"/>
+            <w:vAlign w:val="center"/>
+          </w:tcPr>
+          <w:p>
+            <w:pPr>
+              <w:jc w:val="center"/>
+              <w:rPr>
+                <w:sz w:val="22"/>
+              </w:rPr>
+            </w:pPr>
+            <w:smartTag w:uri="urn:schemas-microsoft-com:office:smarttags" w:element="chsdate">
+              <w:smartTagPr>
+                <w:attr w:name="IsROCDate" w:val="False"/>
+                <w:attr w:name="IsLunarDate" w:val="False"/>
+                <w:attr w:name="Day" w:val="15"/>
+                <w:attr w:name="Month" w:val="9"/>
+                <w:attr w:name="Year" w:val="2006"/>
+              </w:smartTagPr>
+              <w:r>
+                <w:rPr>
+                  <w:sz w:val="22"/>
+                </w:rPr>
+                <w:t>2006-9-15</w:t>
+              </w:r>
+            </w:smartTag>
+          </w:p>
+        </w:tc>
+        <w:tc>
+          <w:tcPr>
+            <w:tcW w:w="3371" w:type="dxa"/>
+          </w:tcPr>
+          <w:p>
+            <w:pPr>
+              <w:jc w:val="center"/>
+            </w:pPr>
+            <w:r>
+              <w:rPr>
+                <w:rFonts w:hint="eastAsia"/>
+              </w:rPr>
+              <w:t>添加环境变量备份</w:t>
+            </w:r>
+            <w:r>
+              <w:rPr>
+                <w:rFonts w:hint="eastAsia"/>
+              </w:rPr>
+              <w:t>恢复</w:t>
+            </w:r>
+            <w:r>
+              <w:rPr>
+                <w:rFonts w:hint="eastAsia"/>
+              </w:rPr>
+              <w:t>问题说明。</w:t>
+            </w:r>
+          </w:p>
+          <w:p>
+            <w:pPr>
+              <w:jc w:val="center"/>
+            </w:pPr>
+            <w:r>
+              <w:rPr>
+                <w:rFonts w:hint="eastAsia"/>
+              </w:rPr>
+              <w:t>（请见正文中对应项的</w:t>
+            </w:r>
+            <w:r>
+              <w:rPr>
+                <w:rFonts w:hint="eastAsia"/>
+                <w:color w:val="0000FF"/>
+              </w:rPr>
+              <w:t>蓝色字体</w:t>
+            </w:r>
+            <w:r>
+              <w:rPr>
+                <w:rFonts w:hint="eastAsia"/>
+              </w:rPr>
+              <w:t>）</w:t>
+            </w:r>
+          </w:p>
+        </w:tc>
+        <w:tc>
+          <w:tcPr>
+            <w:tcW w:w="1440" w:type="dxa"/>
+          </w:tcPr>
+          <w:p>
+            <w:pPr>
+              <w:jc w:val="center"/>
+            </w:pPr>
+            <w:r>
+              <w:rPr>
+                <w:rFonts w:hint="eastAsia"/>
+              </w:rPr>
+              <w:t>SkyJacker</w:t>
+            </w:r>
+          </w:p>
+        </w:tc>
+        <w:tc>
+          <w:tcPr>
+            <w:tcW w:w="1800" w:type="dxa"/>
+          </w:tcPr>
+          <w:p>
+            <w:pPr>
+              <w:jc w:val="center"/>
+            </w:pPr>
+            <w:r>
+              <w:rPr>
+                <w:rFonts w:hint="eastAsia"/>
+              </w:rPr>
+              <w:t>LiuXiao</w:t>
+            </w:r>
+          </w:p>
+          <w:p>
+            <w:pPr>
+              <w:jc w:val="center"/>
+            </w:pPr>
+            <w:smartTag w:uri="urn:schemas-microsoft-com:office:smarttags" w:element="chsdate">
+              <w:smartTagPr>
+                <w:attr w:name="IsROCDate" w:val="False"/>
+                <w:attr w:name="IsLunarDate" w:val="False"/>
+                <w:attr w:name="Day" w:val="15"/>
+                <w:attr w:name="Month" w:val="9"/>
+                <w:attr w:name="Year" w:val="2006"/>
+              </w:smartTagPr>
+              <w:r>
+                <w:t>2006-9-1</w:t>
+              </w:r>
+              <w:r>
+                <w:rPr>
+                  <w:rFonts w:hint="eastAsia"/>
+                </w:rPr>
+                <w:t>5</w:t>
+              </w:r>
+            </w:smartTag>
+          </w:p>
+        </w:tc>
+      </w:tr>
+      <w:tr>
+        <w:trPr>
+          <w:cantSplit/>
+          <w:trHeight w:val="308"/>
+        </w:trPr>
+        <w:tc>
+          <w:tcPr>
+            <w:tcW w:w="922" w:type="dxa"/>
+            <w:vAlign w:val="center"/>
+          </w:tcPr>
+          <w:p>
+            <w:pPr>
+              <w:jc w:val="center"/>
+              <w:rPr>
+                <w:sz w:val="22"/>
+              </w:rPr>
+            </w:pPr>
+            <w:r>
+              <w:rPr>
+                <w:rFonts w:hint="eastAsia"/>
+                <w:sz w:val="22"/>
+              </w:rPr>
+              <w:t>V1.3</w:t>
+            </w:r>
           </w:p>
         </w:tc>
         <w:tc>
@@ -1184,295 +1262,87 @@
           <w:p>
             <w:pPr>
               <w:jc w:val="center"/>
-              <w:rPr>
-                <w:rFonts w:hint="eastAsia"/>
-              </w:rPr>
             </w:pPr>
             <w:r>
               <w:rPr>
                 <w:rFonts w:hint="eastAsia"/>
               </w:rPr>
-              <w:t>添加环境变量备份</w:t>
-            </w:r>
-            <w:r>
-              <w:rPr>
-                <w:rFonts w:hint="eastAsia"/>
-              </w:rPr>
-              <w:t>恢复</w:t>
-            </w:r>
-            <w:r>
-              <w:rPr>
-                <w:rFonts w:hint="eastAsia"/>
-              </w:rPr>
-              <w:t>问题说明。</w:t>
-            </w:r>
-          </w:p>
+              <w:t>接受文档说明</w:t>
+            </w:r>
+          </w:p>
+        </w:tc>
+        <w:tc>
+          <w:tcPr>
+            <w:tcW w:w="1440" w:type="dxa"/>
+          </w:tcPr>
           <w:p>
             <w:pPr>
               <w:jc w:val="center"/>
-              <w:rPr>
-                <w:rFonts w:hint="eastAsia"/>
-              </w:rPr>
             </w:pPr>
             <w:r>
               <w:rPr>
                 <w:rFonts w:hint="eastAsia"/>
               </w:rPr>
-              <w:t>（请见正文中对应项的</w:t>
-            </w:r>
-            <w:r>
-              <w:rPr>
-                <w:rFonts w:hint="eastAsia"/>
-                <w:color w:val="0000FF"/>
-              </w:rPr>
-              <w:t>蓝色字体</w:t>
-            </w:r>
-            <w:r>
-              <w:rPr>
-                <w:rFonts w:hint="eastAsia"/>
-              </w:rPr>
-              <w:t>）</w:t>
-            </w:r>
-          </w:p>
-        </w:tc>
-        <w:tc>
-          <w:tcPr>
-            <w:tcW w:w="1440" w:type="dxa"/>
+              <w:t>LiuXiao</w:t>
+            </w:r>
+          </w:p>
+        </w:tc>
+        <w:tc>
+          <w:tcPr>
+            <w:tcW w:w="1800" w:type="dxa"/>
           </w:tcPr>
           <w:p>
             <w:pPr>
               <w:jc w:val="center"/>
-              <w:rPr>
-                <w:rFonts w:hint="eastAsia"/>
-              </w:rPr>
             </w:pPr>
-            <w:proofErr w:type="spellStart"/>
-            <w:r>
-              <w:rPr>
-                <w:rFonts w:hint="eastAsia"/>
-              </w:rPr>
-              <w:t>SkyJacker</w:t>
-            </w:r>
-            <w:proofErr w:type="spellEnd"/>
-          </w:p>
-        </w:tc>
-        <w:tc>
-          <w:tcPr>
-            <w:tcW w:w="1800" w:type="dxa"/>
+          </w:p>
+        </w:tc>
+      </w:tr>
+      <w:tr>
+        <w:trPr>
+          <w:cantSplit/>
+          <w:trHeight w:val="308"/>
+        </w:trPr>
+        <w:tc>
+          <w:tcPr>
+            <w:tcW w:w="922" w:type="dxa"/>
+            <w:vAlign w:val="center"/>
           </w:tcPr>
           <w:p>
             <w:pPr>
               <w:jc w:val="center"/>
               <w:rPr>
-                <w:rFonts w:hint="eastAsia"/>
+                <w:sz w:val="22"/>
               </w:rPr>
             </w:pPr>
-            <w:proofErr w:type="spellStart"/>
-            <w:r>
-              <w:rPr>
-                <w:rFonts w:hint="eastAsia"/>
-              </w:rPr>
-              <w:t>LiuXiao</w:t>
-            </w:r>
-            <w:proofErr w:type="spellEnd"/>
-          </w:p>
+            <w:r>
+              <w:rPr>
+                <w:rFonts w:hint="eastAsia"/>
+                <w:sz w:val="22"/>
+              </w:rPr>
+              <w:t>V1.4</w:t>
+            </w:r>
+          </w:p>
+        </w:tc>
+        <w:tc>
+          <w:tcPr>
+            <w:tcW w:w="1395" w:type="dxa"/>
+            <w:vAlign w:val="center"/>
+          </w:tcPr>
           <w:p>
             <w:pPr>
               <w:jc w:val="center"/>
               <w:rPr>
-                <w:rFonts w:hint="eastAsia"/>
+                <w:sz w:val="22"/>
               </w:rPr>
             </w:pPr>
             <w:smartTag w:uri="urn:schemas-microsoft-com:office:smarttags" w:element="chsdate">
               <w:smartTagPr>
                 <w:attr w:name="Year" w:val="2006"/>
-                <w:attr w:name="Month" w:val="9"/>
-                <w:attr w:name="Day" w:val="15"/>
+                <w:attr w:name="Month" w:val="1"/>
+                <w:attr w:name="Day" w:val="13"/>
                 <w:attr w:name="IsLunarDate" w:val="False"/>
                 <w:attr w:name="IsROCDate" w:val="False"/>
-              </w:smartTagPr>
-              <w:r>
-                <w:t>2006-9-1</w:t>
-              </w:r>
-              <w:r>
-                <w:rPr>
-                  <w:rFonts w:hint="eastAsia"/>
-                </w:rPr>
-                <w:t>5</w:t>
-              </w:r>
-            </w:smartTag>
-          </w:p>
-        </w:tc>
-      </w:tr>
-      <w:tr>
-        <w:tblPrEx>
-          <w:tblCellMar>
-            <w:top w:w="0" w:type="dxa"/>
-            <w:bottom w:w="0" w:type="dxa"/>
-          </w:tblCellMar>
-        </w:tblPrEx>
-        <w:trPr>
-          <w:cantSplit/>
-          <w:trHeight w:val="308"/>
-        </w:trPr>
-        <w:tc>
-          <w:tcPr>
-            <w:tcW w:w="922" w:type="dxa"/>
-            <w:vAlign w:val="center"/>
-          </w:tcPr>
-          <w:p>
-            <w:pPr>
-              <w:jc w:val="center"/>
-              <w:rPr>
-                <w:rFonts w:hint="eastAsia"/>
-                <w:sz w:val="22"/>
-              </w:rPr>
-            </w:pPr>
-            <w:r>
-              <w:rPr>
-                <w:rFonts w:hint="eastAsia"/>
-                <w:sz w:val="22"/>
-              </w:rPr>
-              <w:t>V1.3</w:t>
-            </w:r>
-          </w:p>
-        </w:tc>
-        <w:tc>
-          <w:tcPr>
-            <w:tcW w:w="1395" w:type="dxa"/>
-            <w:vAlign w:val="center"/>
-          </w:tcPr>
-          <w:p>
-            <w:pPr>
-              <w:jc w:val="center"/>
-              <w:rPr>
-                <w:sz w:val="22"/>
-              </w:rPr>
-            </w:pPr>
-            <w:smartTag w:uri="urn:schemas-microsoft-com:office:smarttags" w:element="chsdate">
-              <w:smartTagPr>
-                <w:attr w:name="IsROCDate" w:val="False"/>
-                <w:attr w:name="IsLunarDate" w:val="False"/>
-                <w:attr w:name="Day" w:val="15"/>
-                <w:attr w:name="Month" w:val="9"/>
-                <w:attr w:name="Year" w:val="2006"/>
-              </w:smartTagPr>
-              <w:r>
-                <w:rPr>
-                  <w:sz w:val="22"/>
-                </w:rPr>
-                <w:t>2006-9-15</w:t>
-              </w:r>
-            </w:smartTag>
-          </w:p>
-        </w:tc>
-        <w:tc>
-          <w:tcPr>
-            <w:tcW w:w="3371" w:type="dxa"/>
-          </w:tcPr>
-          <w:p>
-            <w:pPr>
-              <w:jc w:val="center"/>
-              <w:rPr>
-                <w:rFonts w:hint="eastAsia"/>
-              </w:rPr>
-            </w:pPr>
-            <w:r>
-              <w:rPr>
-                <w:rFonts w:hint="eastAsia"/>
-              </w:rPr>
-              <w:t>接受文档说明</w:t>
-            </w:r>
-          </w:p>
-        </w:tc>
-        <w:tc>
-          <w:tcPr>
-            <w:tcW w:w="1440" w:type="dxa"/>
-          </w:tcPr>
-          <w:p>
-            <w:pPr>
-              <w:jc w:val="center"/>
-              <w:rPr>
-                <w:rFonts w:hint="eastAsia"/>
-              </w:rPr>
-            </w:pPr>
-            <w:proofErr w:type="spellStart"/>
-            <w:r>
-              <w:rPr>
-                <w:rFonts w:hint="eastAsia"/>
-              </w:rPr>
-              <w:t>LiuXiao</w:t>
-            </w:r>
-            <w:proofErr w:type="spellEnd"/>
-          </w:p>
-        </w:tc>
-        <w:tc>
-          <w:tcPr>
-            <w:tcW w:w="1800" w:type="dxa"/>
-          </w:tcPr>
-          <w:p>
-            <w:pPr>
-              <w:jc w:val="center"/>
-              <w:rPr>
-                <w:rFonts w:hint="eastAsia"/>
-              </w:rPr>
-            </w:pPr>
-          </w:p>
-        </w:tc>
-      </w:tr>
-      <w:tr>
-        <w:tblPrEx>
-          <w:tblCellMar>
-            <w:top w:w="0" w:type="dxa"/>
-            <w:bottom w:w="0" w:type="dxa"/>
-          </w:tblCellMar>
-        </w:tblPrEx>
-        <w:trPr>
-          <w:cantSplit/>
-          <w:trHeight w:val="308"/>
-        </w:trPr>
-        <w:tc>
-          <w:tcPr>
-            <w:tcW w:w="922" w:type="dxa"/>
-            <w:vAlign w:val="center"/>
-          </w:tcPr>
-          <w:p>
-            <w:pPr>
-              <w:jc w:val="center"/>
-              <w:rPr>
-                <w:rFonts w:hint="eastAsia"/>
-                <w:sz w:val="22"/>
-              </w:rPr>
-            </w:pPr>
-            <w:r>
-              <w:rPr>
-                <w:rFonts w:hint="eastAsia"/>
-                <w:sz w:val="22"/>
-              </w:rPr>
-              <w:t>V1.4</w:t>
-            </w:r>
-          </w:p>
-        </w:tc>
-        <w:tc>
-          <w:tcPr>
-            <w:tcW w:w="1395" w:type="dxa"/>
-            <w:vAlign w:val="center"/>
-          </w:tcPr>
-          <w:p>
-            <w:pPr>
-              <w:jc w:val="center"/>
-              <w:rPr>
-                <w:rFonts w:hint="eastAsia"/>
-                <w:sz w:val="22"/>
-              </w:rPr>
-            </w:pPr>
-            <w:smartTag w:uri="urn:schemas-microsoft-com:office:smarttags" w:element="chsdate">
-              <w:smartTagPr>
-                <w:attr w:name="IsROCDate" w:val="False"/>
-                <w:attr w:name="IsLunarDate" w:val="False"/>
-                <w:attr w:name="Day" w:val="13"/>
-                <w:attr w:name="Month" w:val="1"/>
-                <w:attr w:name="Year" w:val="2006"/>
               </w:smartTagPr>
               <w:r>
                 <w:rPr>
@@ -1510,9 +1380,6 @@
           <w:p>
             <w:pPr>
               <w:jc w:val="center"/>
-              <w:rPr>
-                <w:rFonts w:hint="eastAsia"/>
-              </w:rPr>
             </w:pPr>
             <w:r>
               <w:rPr>
@@ -1536,9 +1403,6 @@
           <w:p>
             <w:pPr>
               <w:jc w:val="center"/>
-              <w:rPr>
-                <w:rFonts w:hint="eastAsia"/>
-              </w:rPr>
             </w:pPr>
             <w:r>
               <w:rPr>
@@ -1573,18 +1437,13 @@
           <w:p>
             <w:pPr>
               <w:jc w:val="center"/>
-              <w:rPr>
-                <w:rFonts w:hint="eastAsia"/>
-              </w:rPr>
             </w:pPr>
-            <w:proofErr w:type="spellStart"/>
             <w:r>
               <w:rPr>
                 <w:rFonts w:hint="eastAsia"/>
               </w:rPr>
               <w:t>SkyJacker</w:t>
             </w:r>
-            <w:proofErr w:type="spellEnd"/>
           </w:p>
         </w:tc>
         <w:tc>
@@ -1594,28 +1453,17 @@
           <w:p>
             <w:pPr>
               <w:jc w:val="center"/>
-              <w:rPr>
-                <w:rFonts w:hint="eastAsia"/>
-              </w:rPr>
             </w:pPr>
-            <w:proofErr w:type="spellStart"/>
             <w:r>
               <w:rPr>
                 <w:rFonts w:hint="eastAsia"/>
               </w:rPr>
               <w:t>LiuXiao</w:t>
             </w:r>
-            <w:proofErr w:type="spellEnd"/>
           </w:p>
         </w:tc>
       </w:tr>
       <w:tr>
-        <w:tblPrEx>
-          <w:tblCellMar>
-            <w:top w:w="0" w:type="dxa"/>
-            <w:bottom w:w="0" w:type="dxa"/>
-          </w:tblCellMar>
-        </w:tblPrEx>
         <w:trPr>
           <w:cantSplit/>
           <w:trHeight w:val="308"/>
@@ -1629,7 +1477,6 @@
             <w:pPr>
               <w:jc w:val="center"/>
               <w:rPr>
-                <w:rFonts w:hint="eastAsia"/>
                 <w:sz w:val="22"/>
               </w:rPr>
             </w:pPr>
@@ -1651,17 +1498,16 @@
             <w:pPr>
               <w:jc w:val="center"/>
               <w:rPr>
-                <w:rFonts w:hint="eastAsia"/>
                 <w:sz w:val="22"/>
               </w:rPr>
             </w:pPr>
             <w:smartTag w:uri="urn:schemas-microsoft-com:office:smarttags" w:element="chsdate">
               <w:smartTagPr>
+                <w:attr w:name="Year" w:val="2006"/>
+                <w:attr w:name="Month" w:val="1"/>
+                <w:attr w:name="Day" w:val="14"/>
+                <w:attr w:name="IsLunarDate" w:val="False"/>
                 <w:attr w:name="IsROCDate" w:val="False"/>
-                <w:attr w:name="IsLunarDate" w:val="False"/>
-                <w:attr w:name="Day" w:val="14"/>
-                <w:attr w:name="Month" w:val="1"/>
-                <w:attr w:name="Year" w:val="2006"/>
               </w:smartTagPr>
               <w:r>
                 <w:rPr>
@@ -1699,18 +1545,13 @@
           <w:p>
             <w:pPr>
               <w:jc w:val="center"/>
-              <w:rPr>
-                <w:rFonts w:hint="eastAsia"/>
-              </w:rPr>
             </w:pPr>
-            <w:proofErr w:type="spellStart"/>
             <w:r>
               <w:rPr>
                 <w:rFonts w:hint="eastAsia"/>
               </w:rPr>
               <w:t>LiuXiao</w:t>
             </w:r>
-            <w:proofErr w:type="spellEnd"/>
             <w:r>
               <w:rPr>
                 <w:rFonts w:hint="eastAsia"/>
@@ -1726,18 +1567,13 @@
           <w:p>
             <w:pPr>
               <w:jc w:val="center"/>
-              <w:rPr>
-                <w:rFonts w:hint="eastAsia"/>
-              </w:rPr>
             </w:pPr>
-            <w:proofErr w:type="spellStart"/>
             <w:r>
               <w:rPr>
                 <w:rFonts w:hint="eastAsia"/>
               </w:rPr>
               <w:t>LiuXiao</w:t>
             </w:r>
-            <w:proofErr w:type="spellEnd"/>
           </w:p>
         </w:tc>
         <w:tc>
@@ -1747,9 +1583,6 @@
           <w:p>
             <w:pPr>
               <w:jc w:val="center"/>
-              <w:rPr>
-                <w:rFonts w:hint="eastAsia"/>
-              </w:rPr>
             </w:pPr>
           </w:p>
         </w:tc>
@@ -1759,7 +1592,6 @@
       <w:pPr>
         <w:jc w:val="center"/>
         <w:rPr>
-          <w:rFonts w:hint="eastAsia"/>
           <w:sz w:val="24"/>
         </w:rPr>
       </w:pPr>
@@ -1768,7 +1600,6 @@
       <w:pPr>
         <w:jc w:val="center"/>
         <w:rPr>
-          <w:rFonts w:hint="eastAsia"/>
           <w:sz w:val="24"/>
         </w:rPr>
       </w:pPr>
@@ -1776,56 +1607,37 @@
     <w:p>
       <w:pPr>
         <w:jc w:val="center"/>
-        <w:rPr>
-          <w:rFonts w:hint="eastAsia"/>
-        </w:rPr>
       </w:pPr>
     </w:p>
     <w:p>
       <w:pPr>
         <w:jc w:val="center"/>
-        <w:rPr>
-          <w:rFonts w:hint="eastAsia"/>
-        </w:rPr>
       </w:pPr>
     </w:p>
     <w:p>
       <w:pPr>
         <w:jc w:val="center"/>
-        <w:rPr>
-          <w:rFonts w:hint="eastAsia"/>
-        </w:rPr>
       </w:pPr>
     </w:p>
     <w:p>
       <w:pPr>
         <w:jc w:val="center"/>
-        <w:rPr>
-          <w:rFonts w:hint="eastAsia"/>
-        </w:rPr>
       </w:pPr>
     </w:p>
     <w:p>
       <w:pPr>
         <w:jc w:val="center"/>
-        <w:rPr>
-          <w:rFonts w:hint="eastAsia"/>
-        </w:rPr>
       </w:pPr>
     </w:p>
     <w:p>
       <w:pPr>
         <w:jc w:val="center"/>
-        <w:rPr>
-          <w:rFonts w:hint="eastAsia"/>
-        </w:rPr>
       </w:pPr>
     </w:p>
     <w:p>
       <w:pPr>
         <w:pStyle w:val="21"/>
         <w:rPr>
-          <w:rFonts w:hint="eastAsia"/>
           <w:b/>
           <w:bCs/>
         </w:rPr>
@@ -1865,22 +1677,11 @@
         <w:gridCol w:w="6908"/>
       </w:tblGrid>
       <w:tr>
-        <w:tblPrEx>
-          <w:tblCellMar>
-            <w:top w:w="0" w:type="dxa"/>
-            <w:bottom w:w="0" w:type="dxa"/>
-          </w:tblCellMar>
-        </w:tblPrEx>
         <w:tc>
           <w:tcPr>
             <w:tcW w:w="1660" w:type="dxa"/>
           </w:tcPr>
           <w:p>
-            <w:pPr>
-              <w:rPr>
-                <w:rFonts w:hint="eastAsia"/>
-              </w:rPr>
-            </w:pPr>
             <w:r>
               <w:rPr>
                 <w:rFonts w:hint="eastAsia"/>
@@ -1894,47 +1695,27 @@
             <w:tcW w:w="6908" w:type="dxa"/>
           </w:tcPr>
           <w:p>
-            <w:pPr>
-              <w:rPr>
-                <w:rFonts w:hint="eastAsia"/>
-              </w:rPr>
-            </w:pPr>
-            <w:proofErr w:type="spellStart"/>
             <w:r>
               <w:rPr>
                 <w:rFonts w:hint="eastAsia"/>
               </w:rPr>
               <w:t>SkyJacker</w:t>
             </w:r>
-            <w:proofErr w:type="spellEnd"/>
           </w:p>
         </w:tc>
       </w:tr>
       <w:tr>
-        <w:tblPrEx>
-          <w:tblCellMar>
-            <w:top w:w="0" w:type="dxa"/>
-            <w:bottom w:w="0" w:type="dxa"/>
-          </w:tblCellMar>
-        </w:tblPrEx>
         <w:tc>
           <w:tcPr>
             <w:tcW w:w="1660" w:type="dxa"/>
           </w:tcPr>
           <w:p>
-            <w:pPr>
-              <w:rPr>
-                <w:rFonts w:hint="eastAsia"/>
-              </w:rPr>
-            </w:pPr>
-            <w:proofErr w:type="spellStart"/>
             <w:r>
               <w:rPr>
                 <w:rFonts w:hint="eastAsia"/>
               </w:rPr>
               <w:t>Email&amp;MSN</w:t>
             </w:r>
-            <w:proofErr w:type="spellEnd"/>
           </w:p>
         </w:tc>
         <w:tc>
@@ -1942,11 +1723,6 @@
             <w:tcW w:w="6908" w:type="dxa"/>
           </w:tcPr>
           <w:p>
-            <w:pPr>
-              <w:rPr>
-                <w:rFonts w:hint="eastAsia"/>
-              </w:rPr>
-            </w:pPr>
             <w:r>
               <w:rPr>
                 <w:rFonts w:hint="eastAsia"/>
@@ -1957,22 +1733,11 @@
         </w:tc>
       </w:tr>
       <w:tr>
-        <w:tblPrEx>
-          <w:tblCellMar>
-            <w:top w:w="0" w:type="dxa"/>
-            <w:bottom w:w="0" w:type="dxa"/>
-          </w:tblCellMar>
-        </w:tblPrEx>
         <w:tc>
           <w:tcPr>
             <w:tcW w:w="1660" w:type="dxa"/>
           </w:tcPr>
           <w:p>
-            <w:pPr>
-              <w:rPr>
-                <w:rFonts w:hint="eastAsia"/>
-              </w:rPr>
-            </w:pPr>
             <w:r>
               <w:rPr>
                 <w:rFonts w:hint="eastAsia"/>
@@ -1986,11 +1751,6 @@
             <w:tcW w:w="6908" w:type="dxa"/>
           </w:tcPr>
           <w:p>
-            <w:pPr>
-              <w:rPr>
-                <w:rFonts w:hint="eastAsia"/>
-              </w:rPr>
-            </w:pPr>
             <w:r>
               <w:rPr>
                 <w:rFonts w:hint="eastAsia"/>
@@ -2001,22 +1761,11 @@
         </w:tc>
       </w:tr>
       <w:tr>
-        <w:tblPrEx>
-          <w:tblCellMar>
-            <w:top w:w="0" w:type="dxa"/>
-            <w:bottom w:w="0" w:type="dxa"/>
-          </w:tblCellMar>
-        </w:tblPrEx>
         <w:tc>
           <w:tcPr>
             <w:tcW w:w="1660" w:type="dxa"/>
           </w:tcPr>
           <w:p>
-            <w:pPr>
-              <w:rPr>
-                <w:rFonts w:hint="eastAsia"/>
-              </w:rPr>
-            </w:pPr>
             <w:r>
               <w:rPr>
                 <w:rFonts w:hint="eastAsia"/>
@@ -2030,11 +1779,6 @@
             <w:tcW w:w="6908" w:type="dxa"/>
           </w:tcPr>
           <w:p>
-            <w:pPr>
-              <w:rPr>
-                <w:rFonts w:hint="eastAsia"/>
-              </w:rPr>
-            </w:pPr>
             <w:r>
               <w:rPr>
                 <w:rFonts w:hint="eastAsia"/>
@@ -2055,11 +1799,6 @@
             </w:r>
           </w:p>
           <w:p>
-            <w:pPr>
-              <w:rPr>
-                <w:rFonts w:hint="eastAsia"/>
-              </w:rPr>
-            </w:pPr>
             <w:r>
               <w:rPr>
                 <w:rFonts w:hint="eastAsia"/>
@@ -2082,22 +1821,11 @@
         </w:tc>
       </w:tr>
       <w:tr>
-        <w:tblPrEx>
-          <w:tblCellMar>
-            <w:top w:w="0" w:type="dxa"/>
-            <w:bottom w:w="0" w:type="dxa"/>
-          </w:tblCellMar>
-        </w:tblPrEx>
         <w:tc>
           <w:tcPr>
             <w:tcW w:w="1660" w:type="dxa"/>
           </w:tcPr>
           <w:p>
-            <w:pPr>
-              <w:rPr>
-                <w:rFonts w:hint="eastAsia"/>
-              </w:rPr>
-            </w:pPr>
             <w:r>
               <w:rPr>
                 <w:rFonts w:hint="eastAsia"/>
@@ -2111,11 +1839,6 @@
             <w:tcW w:w="6908" w:type="dxa"/>
           </w:tcPr>
           <w:p>
-            <w:pPr>
-              <w:rPr>
-                <w:rFonts w:hint="eastAsia"/>
-              </w:rPr>
-            </w:pPr>
             <w:r>
               <w:rPr>
                 <w:rFonts w:hint="eastAsia"/>
@@ -2138,22 +1861,11 @@
         </w:tc>
       </w:tr>
       <w:tr>
-        <w:tblPrEx>
-          <w:tblCellMar>
-            <w:top w:w="0" w:type="dxa"/>
-            <w:bottom w:w="0" w:type="dxa"/>
-          </w:tblCellMar>
-        </w:tblPrEx>
         <w:tc>
           <w:tcPr>
             <w:tcW w:w="1660" w:type="dxa"/>
           </w:tcPr>
           <w:p>
-            <w:pPr>
-              <w:rPr>
-                <w:rFonts w:hint="eastAsia"/>
-              </w:rPr>
-            </w:pPr>
             <w:r>
               <w:rPr>
                 <w:rFonts w:hint="eastAsia"/>
@@ -2167,11 +1879,6 @@
             <w:tcW w:w="6908" w:type="dxa"/>
           </w:tcPr>
           <w:p>
-            <w:pPr>
-              <w:rPr>
-                <w:rFonts w:hint="eastAsia"/>
-              </w:rPr>
-            </w:pPr>
             <w:r>
               <w:rPr>
                 <w:rFonts w:hint="eastAsia"/>
@@ -2182,22 +1889,11 @@
         </w:tc>
       </w:tr>
       <w:tr>
-        <w:tblPrEx>
-          <w:tblCellMar>
-            <w:top w:w="0" w:type="dxa"/>
-            <w:bottom w:w="0" w:type="dxa"/>
-          </w:tblCellMar>
-        </w:tblPrEx>
         <w:tc>
           <w:tcPr>
             <w:tcW w:w="1660" w:type="dxa"/>
           </w:tcPr>
           <w:p>
-            <w:pPr>
-              <w:rPr>
-                <w:rFonts w:hint="eastAsia"/>
-              </w:rPr>
-            </w:pPr>
             <w:r>
               <w:rPr>
                 <w:rFonts w:hint="eastAsia"/>
@@ -2210,32 +1906,15 @@
           <w:tcPr>
             <w:tcW w:w="6908" w:type="dxa"/>
           </w:tcPr>
-          <w:p>
-            <w:pPr>
-              <w:rPr>
-                <w:rFonts w:hint="eastAsia"/>
-              </w:rPr>
-            </w:pPr>
-          </w:p>
+          <w:p/>
         </w:tc>
       </w:tr>
       <w:tr>
-        <w:tblPrEx>
-          <w:tblCellMar>
-            <w:top w:w="0" w:type="dxa"/>
-            <w:bottom w:w="0" w:type="dxa"/>
-          </w:tblCellMar>
-        </w:tblPrEx>
         <w:tc>
           <w:tcPr>
             <w:tcW w:w="1660" w:type="dxa"/>
           </w:tcPr>
           <w:p>
-            <w:pPr>
-              <w:rPr>
-                <w:rFonts w:hint="eastAsia"/>
-              </w:rPr>
-            </w:pPr>
             <w:r>
               <w:rPr>
                 <w:rFonts w:hint="eastAsia"/>
@@ -2249,11 +1928,6 @@
             <w:tcW w:w="6908" w:type="dxa"/>
           </w:tcPr>
           <w:p>
-            <w:pPr>
-              <w:rPr>
-                <w:rFonts w:hint="eastAsia"/>
-              </w:rPr>
-            </w:pPr>
             <w:r>
               <w:rPr>
                 <w:rFonts w:hint="eastAsia"/>
@@ -2264,30 +1938,17 @@
         </w:tc>
       </w:tr>
       <w:tr>
-        <w:tblPrEx>
-          <w:tblCellMar>
-            <w:top w:w="0" w:type="dxa"/>
-            <w:bottom w:w="0" w:type="dxa"/>
-          </w:tblCellMar>
-        </w:tblPrEx>
         <w:tc>
           <w:tcPr>
             <w:tcW w:w="1660" w:type="dxa"/>
           </w:tcPr>
           <w:p>
-            <w:pPr>
-              <w:rPr>
-                <w:rFonts w:hint="eastAsia"/>
-              </w:rPr>
-            </w:pPr>
-            <w:proofErr w:type="spellStart"/>
             <w:r>
               <w:rPr>
                 <w:rFonts w:hint="eastAsia"/>
               </w:rPr>
               <w:t>LiuXiao</w:t>
             </w:r>
-            <w:proofErr w:type="spellEnd"/>
             <w:r>
               <w:rPr>
                 <w:rFonts w:hint="eastAsia"/>
@@ -2301,11 +1962,6 @@
             <w:tcW w:w="6908" w:type="dxa"/>
           </w:tcPr>
           <w:p>
-            <w:pPr>
-              <w:rPr>
-                <w:rFonts w:hint="eastAsia"/>
-              </w:rPr>
-            </w:pPr>
             <w:r>
               <w:rPr>
                 <w:rFonts w:hint="eastAsia"/>
@@ -2314,11 +1970,6 @@
             </w:r>
           </w:p>
           <w:p>
-            <w:pPr>
-              <w:rPr>
-                <w:rFonts w:hint="eastAsia"/>
-              </w:rPr>
-            </w:pPr>
             <w:r>
               <w:rPr>
                 <w:rFonts w:hint="eastAsia"/>
@@ -2338,9 +1989,6 @@
     <w:p>
       <w:pPr>
         <w:pStyle w:val="21"/>
-        <w:rPr>
-          <w:rFonts w:hint="eastAsia"/>
-        </w:rPr>
       </w:pPr>
       <w:r>
         <w:br w:type="page"/>
@@ -2365,13 +2013,7 @@
         <w:t>录</w:t>
       </w:r>
     </w:p>
-    <w:p>
-      <w:pPr>
-        <w:rPr>
-          <w:rFonts w:hint="eastAsia"/>
-        </w:rPr>
-      </w:pPr>
-    </w:p>
+    <w:p/>
     <w:p>
       <w:pPr>
         <w:pStyle w:val="TOC1"/>
@@ -2458,6 +2100,7 @@
         <w:r>
           <w:rPr>
             <w:noProof/>
+            <w:webHidden/>
           </w:rPr>
         </w:r>
         <w:r>
@@ -2545,6 +2188,7 @@
         <w:r>
           <w:rPr>
             <w:noProof/>
+            <w:webHidden/>
           </w:rPr>
         </w:r>
         <w:r>
@@ -2641,6 +2285,7 @@
         <w:r>
           <w:rPr>
             <w:noProof/>
+            <w:webHidden/>
           </w:rPr>
         </w:r>
         <w:r>
@@ -2719,6 +2364,7 @@
         <w:r>
           <w:rPr>
             <w:noProof/>
+            <w:webHidden/>
           </w:rPr>
         </w:r>
         <w:r>
@@ -2797,6 +2443,7 @@
         <w:r>
           <w:rPr>
             <w:noProof/>
+            <w:webHidden/>
           </w:rPr>
         </w:r>
         <w:r>
@@ -2893,6 +2540,7 @@
         <w:r>
           <w:rPr>
             <w:noProof/>
+            <w:webHidden/>
           </w:rPr>
         </w:r>
         <w:r>
@@ -2971,6 +2619,7 @@
         <w:r>
           <w:rPr>
             <w:noProof/>
+            <w:webHidden/>
           </w:rPr>
         </w:r>
         <w:r>
@@ -3040,6 +2689,7 @@
         <w:r>
           <w:rPr>
             <w:noProof/>
+            <w:webHidden/>
           </w:rPr>
         </w:r>
         <w:r>
@@ -3136,6 +2786,7 @@
         <w:r>
           <w:rPr>
             <w:noProof/>
+            <w:webHidden/>
           </w:rPr>
         </w:r>
         <w:r>
@@ -3162,21 +2813,11 @@
       </w:hyperlink>
     </w:p>
     <w:p>
-      <w:pPr>
-        <w:rPr>
-          <w:rFonts w:hint="eastAsia"/>
-        </w:rPr>
-      </w:pPr>
       <w:r>
         <w:fldChar w:fldCharType="end"/>
       </w:r>
     </w:p>
     <w:p>
-      <w:pPr>
-        <w:rPr>
-          <w:rFonts w:hint="eastAsia"/>
-        </w:rPr>
-      </w:pPr>
       <w:r>
         <w:br w:type="page"/>
       </w:r>
@@ -3184,9 +2825,6 @@
     <w:p>
       <w:pPr>
         <w:pStyle w:val="21"/>
-        <w:rPr>
-          <w:rFonts w:hint="eastAsia"/>
-        </w:rPr>
       </w:pPr>
       <w:bookmarkStart w:id="1" w:name="_Toc145648872"/>
       <w:r>
@@ -3199,11 +2837,6 @@
       <w:bookmarkEnd w:id="1"/>
     </w:p>
     <w:p>
-      <w:pPr>
-        <w:rPr>
-          <w:rFonts w:hint="eastAsia"/>
-        </w:rPr>
-      </w:pPr>
       <w:r>
         <w:rPr>
           <w:rFonts w:hint="eastAsia"/>
@@ -3244,12 +2877,6 @@
         <w:gridCol w:w="1580"/>
       </w:tblGrid>
       <w:tr>
-        <w:tblPrEx>
-          <w:tblCellMar>
-            <w:top w:w="0" w:type="dxa"/>
-            <w:bottom w:w="0" w:type="dxa"/>
-          </w:tblCellMar>
-        </w:tblPrEx>
         <w:tc>
           <w:tcPr>
             <w:tcW w:w="983" w:type="pct"/>
@@ -3258,7 +2885,6 @@
             <w:pPr>
               <w:jc w:val="center"/>
               <w:rPr>
-                <w:rFonts w:hint="eastAsia"/>
                 <w:b/>
               </w:rPr>
             </w:pPr>
@@ -3279,7 +2905,6 @@
             <w:pPr>
               <w:jc w:val="center"/>
               <w:rPr>
-                <w:rFonts w:hint="eastAsia"/>
                 <w:b/>
               </w:rPr>
             </w:pPr>
@@ -3300,7 +2925,6 @@
             <w:pPr>
               <w:jc w:val="center"/>
               <w:rPr>
-                <w:rFonts w:hint="eastAsia"/>
                 <w:b/>
               </w:rPr>
             </w:pPr>
@@ -3321,7 +2945,6 @@
             <w:pPr>
               <w:jc w:val="center"/>
               <w:rPr>
-                <w:rFonts w:hint="eastAsia"/>
                 <w:b/>
               </w:rPr>
             </w:pPr>
@@ -3342,7 +2965,6 @@
             <w:pPr>
               <w:jc w:val="center"/>
               <w:rPr>
-                <w:rFonts w:hint="eastAsia"/>
                 <w:b/>
               </w:rPr>
             </w:pPr>
@@ -3357,22 +2979,11 @@
         </w:tc>
       </w:tr>
       <w:tr>
-        <w:tblPrEx>
-          <w:tblCellMar>
-            <w:top w:w="0" w:type="dxa"/>
-            <w:bottom w:w="0" w:type="dxa"/>
-          </w:tblCellMar>
-        </w:tblPrEx>
         <w:tc>
           <w:tcPr>
             <w:tcW w:w="983" w:type="pct"/>
           </w:tcPr>
           <w:p>
-            <w:pPr>
-              <w:rPr>
-                <w:rFonts w:hint="eastAsia"/>
-              </w:rPr>
-            </w:pPr>
             <w:r>
               <w:rPr>
                 <w:rFonts w:hint="eastAsia"/>
@@ -3386,11 +2997,6 @@
             <w:tcW w:w="927" w:type="pct"/>
           </w:tcPr>
           <w:p>
-            <w:pPr>
-              <w:rPr>
-                <w:rFonts w:hint="eastAsia"/>
-              </w:rPr>
-            </w:pPr>
             <w:r>
               <w:rPr>
                 <w:rFonts w:hint="eastAsia"/>
@@ -3404,11 +3010,6 @@
             <w:tcW w:w="1112" w:type="pct"/>
           </w:tcPr>
           <w:p>
-            <w:pPr>
-              <w:rPr>
-                <w:rFonts w:hint="eastAsia"/>
-              </w:rPr>
-            </w:pPr>
             <w:r>
               <w:rPr>
                 <w:rFonts w:hint="eastAsia"/>
@@ -3421,13 +3022,7 @@
           <w:tcPr>
             <w:tcW w:w="1139" w:type="pct"/>
           </w:tcPr>
-          <w:p>
-            <w:pPr>
-              <w:rPr>
-                <w:rFonts w:hint="eastAsia"/>
-              </w:rPr>
-            </w:pPr>
-          </w:p>
+          <w:p/>
         </w:tc>
         <w:tc>
           <w:tcPr>
@@ -3436,17 +3031,14 @@
           <w:p>
             <w:pPr>
               <w:jc w:val="center"/>
-              <w:rPr>
-                <w:rFonts w:hint="eastAsia"/>
-              </w:rPr>
             </w:pPr>
             <w:smartTag w:uri="urn:schemas-microsoft-com:office:smarttags" w:element="chsdate">
               <w:smartTagPr>
+                <w:attr w:name="IsROCDate" w:val="False"/>
+                <w:attr w:name="IsLunarDate" w:val="False"/>
+                <w:attr w:name="Day" w:val="6"/>
+                <w:attr w:name="Month" w:val="9"/>
                 <w:attr w:name="Year" w:val="2006"/>
-                <w:attr w:name="Month" w:val="9"/>
-                <w:attr w:name="Day" w:val="6"/>
-                <w:attr w:name="IsLunarDate" w:val="False"/>
-                <w:attr w:name="IsROCDate" w:val="False"/>
               </w:smartTagPr>
               <w:r>
                 <w:t>2006-9-6</w:t>
@@ -3456,22 +3048,11 @@
         </w:tc>
       </w:tr>
       <w:tr>
-        <w:tblPrEx>
-          <w:tblCellMar>
-            <w:top w:w="0" w:type="dxa"/>
-            <w:bottom w:w="0" w:type="dxa"/>
-          </w:tblCellMar>
-        </w:tblPrEx>
         <w:tc>
           <w:tcPr>
             <w:tcW w:w="983" w:type="pct"/>
           </w:tcPr>
           <w:p>
-            <w:pPr>
-              <w:rPr>
-                <w:rFonts w:hint="eastAsia"/>
-              </w:rPr>
-            </w:pPr>
             <w:r>
               <w:rPr>
                 <w:rFonts w:hint="eastAsia"/>
@@ -3485,11 +3066,6 @@
             <w:tcW w:w="927" w:type="pct"/>
           </w:tcPr>
           <w:p>
-            <w:pPr>
-              <w:rPr>
-                <w:rFonts w:hint="eastAsia"/>
-              </w:rPr>
-            </w:pPr>
             <w:r>
               <w:rPr>
                 <w:rFonts w:hint="eastAsia"/>
@@ -3503,11 +3079,6 @@
             <w:tcW w:w="1112" w:type="pct"/>
           </w:tcPr>
           <w:p>
-            <w:pPr>
-              <w:rPr>
-                <w:rFonts w:hint="eastAsia"/>
-              </w:rPr>
-            </w:pPr>
             <w:r>
               <w:rPr>
                 <w:rFonts w:hint="eastAsia"/>
@@ -3520,13 +3091,7 @@
           <w:tcPr>
             <w:tcW w:w="1139" w:type="pct"/>
           </w:tcPr>
-          <w:p>
-            <w:pPr>
-              <w:rPr>
-                <w:rFonts w:hint="eastAsia"/>
-              </w:rPr>
-            </w:pPr>
-          </w:p>
+          <w:p/>
         </w:tc>
         <w:tc>
           <w:tcPr>
@@ -3535,30 +3100,16 @@
           <w:p>
             <w:pPr>
               <w:jc w:val="center"/>
-              <w:rPr>
-                <w:rFonts w:hint="eastAsia"/>
-              </w:rPr>
             </w:pPr>
           </w:p>
         </w:tc>
       </w:tr>
       <w:tr>
-        <w:tblPrEx>
-          <w:tblCellMar>
-            <w:top w:w="0" w:type="dxa"/>
-            <w:bottom w:w="0" w:type="dxa"/>
-          </w:tblCellMar>
-        </w:tblPrEx>
         <w:tc>
           <w:tcPr>
             <w:tcW w:w="983" w:type="pct"/>
           </w:tcPr>
           <w:p>
-            <w:pPr>
-              <w:rPr>
-                <w:rFonts w:hint="eastAsia"/>
-              </w:rPr>
-            </w:pPr>
             <w:r>
               <w:rPr>
                 <w:rFonts w:hint="eastAsia"/>
@@ -3578,11 +3129,6 @@
             <w:tcW w:w="927" w:type="pct"/>
           </w:tcPr>
           <w:p>
-            <w:pPr>
-              <w:rPr>
-                <w:rFonts w:hint="eastAsia"/>
-              </w:rPr>
-            </w:pPr>
             <w:r>
               <w:rPr>
                 <w:rFonts w:hint="eastAsia"/>
@@ -3596,11 +3142,6 @@
             <w:tcW w:w="1112" w:type="pct"/>
           </w:tcPr>
           <w:p>
-            <w:pPr>
-              <w:rPr>
-                <w:rFonts w:hint="eastAsia"/>
-              </w:rPr>
-            </w:pPr>
             <w:r>
               <w:rPr>
                 <w:rFonts w:hint="eastAsia"/>
@@ -3614,11 +3155,6 @@
             <w:tcW w:w="1139" w:type="pct"/>
           </w:tcPr>
           <w:p>
-            <w:pPr>
-              <w:rPr>
-                <w:rFonts w:hint="eastAsia"/>
-              </w:rPr>
-            </w:pPr>
             <w:r>
               <w:rPr>
                 <w:rFonts w:hint="eastAsia"/>
@@ -3634,17 +3170,14 @@
           <w:p>
             <w:pPr>
               <w:jc w:val="center"/>
-              <w:rPr>
-                <w:rFonts w:hint="eastAsia"/>
-              </w:rPr>
             </w:pPr>
             <w:smartTag w:uri="urn:schemas-microsoft-com:office:smarttags" w:element="chsdate">
               <w:smartTagPr>
+                <w:attr w:name="IsROCDate" w:val="False"/>
+                <w:attr w:name="IsLunarDate" w:val="False"/>
+                <w:attr w:name="Day" w:val="9"/>
+                <w:attr w:name="Month" w:val="9"/>
                 <w:attr w:name="Year" w:val="2006"/>
-                <w:attr w:name="Month" w:val="9"/>
-                <w:attr w:name="Day" w:val="9"/>
-                <w:attr w:name="IsLunarDate" w:val="False"/>
-                <w:attr w:name="IsROCDate" w:val="False"/>
               </w:smartTagPr>
               <w:r>
                 <w:t>2006-9-</w:t>
@@ -3660,22 +3193,11 @@
         </w:tc>
       </w:tr>
       <w:tr>
-        <w:tblPrEx>
-          <w:tblCellMar>
-            <w:top w:w="0" w:type="dxa"/>
-            <w:bottom w:w="0" w:type="dxa"/>
-          </w:tblCellMar>
-        </w:tblPrEx>
         <w:tc>
           <w:tcPr>
             <w:tcW w:w="983" w:type="pct"/>
           </w:tcPr>
           <w:p>
-            <w:pPr>
-              <w:rPr>
-                <w:rFonts w:hint="eastAsia"/>
-              </w:rPr>
-            </w:pPr>
             <w:r>
               <w:rPr>
                 <w:rFonts w:hint="eastAsia"/>
@@ -3706,24 +3228,13 @@
           <w:tcPr>
             <w:tcW w:w="927" w:type="pct"/>
           </w:tcPr>
-          <w:p>
-            <w:pPr>
-              <w:rPr>
-                <w:rFonts w:hint="eastAsia"/>
-              </w:rPr>
-            </w:pPr>
-          </w:p>
+          <w:p/>
         </w:tc>
         <w:tc>
           <w:tcPr>
             <w:tcW w:w="1112" w:type="pct"/>
           </w:tcPr>
           <w:p>
-            <w:pPr>
-              <w:rPr>
-                <w:rFonts w:hint="eastAsia"/>
-              </w:rPr>
-            </w:pPr>
             <w:r>
               <w:rPr>
                 <w:rFonts w:hint="eastAsia"/>
@@ -3767,11 +3278,6 @@
             <w:tcW w:w="1139" w:type="pct"/>
           </w:tcPr>
           <w:p>
-            <w:pPr>
-              <w:rPr>
-                <w:rFonts w:hint="eastAsia"/>
-              </w:rPr>
-            </w:pPr>
             <w:r>
               <w:rPr>
                 <w:rFonts w:hint="eastAsia"/>
@@ -3787,30 +3293,16 @@
           <w:p>
             <w:pPr>
               <w:jc w:val="center"/>
-              <w:rPr>
-                <w:rFonts w:hint="eastAsia"/>
-              </w:rPr>
             </w:pPr>
           </w:p>
         </w:tc>
       </w:tr>
       <w:tr>
-        <w:tblPrEx>
-          <w:tblCellMar>
-            <w:top w:w="0" w:type="dxa"/>
-            <w:bottom w:w="0" w:type="dxa"/>
-          </w:tblCellMar>
-        </w:tblPrEx>
         <w:tc>
           <w:tcPr>
             <w:tcW w:w="983" w:type="pct"/>
           </w:tcPr>
           <w:p>
-            <w:pPr>
-              <w:rPr>
-                <w:rFonts w:hint="eastAsia"/>
-              </w:rPr>
-            </w:pPr>
             <w:r>
               <w:rPr>
                 <w:rFonts w:hint="eastAsia"/>
@@ -3829,24 +3321,13 @@
           <w:tcPr>
             <w:tcW w:w="927" w:type="pct"/>
           </w:tcPr>
-          <w:p>
-            <w:pPr>
-              <w:rPr>
-                <w:rFonts w:hint="eastAsia"/>
-              </w:rPr>
-            </w:pPr>
-          </w:p>
+          <w:p/>
         </w:tc>
         <w:tc>
           <w:tcPr>
             <w:tcW w:w="1112" w:type="pct"/>
           </w:tcPr>
           <w:p>
-            <w:pPr>
-              <w:rPr>
-                <w:rFonts w:hint="eastAsia"/>
-              </w:rPr>
-            </w:pPr>
             <w:r>
               <w:rPr>
                 <w:rFonts w:hint="eastAsia"/>
@@ -3876,19 +3357,8 @@
               <w:t>的窗体对象出现过如下问题：</w:t>
             </w:r>
           </w:p>
-          <w:p>
-            <w:pPr>
-              <w:rPr>
-                <w:rFonts w:hint="eastAsia"/>
-              </w:rPr>
-            </w:pPr>
-          </w:p>
-          <w:p>
-            <w:pPr>
-              <w:rPr>
-                <w:rFonts w:hint="eastAsia"/>
-              </w:rPr>
-            </w:pPr>
+          <w:p/>
+          <w:p>
             <w:r>
               <w:rPr>
                 <w:rFonts w:hint="eastAsia"/>
@@ -3902,11 +3372,6 @@
             <w:tcW w:w="1139" w:type="pct"/>
           </w:tcPr>
           <w:p>
-            <w:pPr>
-              <w:rPr>
-                <w:rFonts w:hint="eastAsia"/>
-              </w:rPr>
-            </w:pPr>
             <w:r>
               <w:rPr>
                 <w:rFonts w:hint="eastAsia"/>
@@ -3914,19 +3379,8 @@
               <w:t>问题没能重现。</w:t>
             </w:r>
           </w:p>
-          <w:p>
-            <w:pPr>
-              <w:rPr>
-                <w:rFonts w:hint="eastAsia"/>
-              </w:rPr>
-            </w:pPr>
-          </w:p>
-          <w:p>
-            <w:pPr>
-              <w:rPr>
-                <w:rFonts w:hint="eastAsia"/>
-              </w:rPr>
-            </w:pPr>
+          <w:p/>
+          <w:p>
             <w:r>
               <w:rPr>
                 <w:rFonts w:hint="eastAsia"/>
@@ -3935,11 +3389,6 @@
             </w:r>
           </w:p>
           <w:p>
-            <w:pPr>
-              <w:rPr>
-                <w:rFonts w:hint="eastAsia"/>
-              </w:rPr>
-            </w:pPr>
             <w:r>
               <w:rPr>
                 <w:rFonts w:hint="eastAsia"/>
@@ -3947,19 +3396,8 @@
               <w:t>没有抓图。</w:t>
             </w:r>
           </w:p>
-          <w:p>
-            <w:pPr>
-              <w:rPr>
-                <w:rFonts w:hint="eastAsia"/>
-              </w:rPr>
-            </w:pPr>
-          </w:p>
-          <w:p>
-            <w:pPr>
-              <w:rPr>
-                <w:rFonts w:hint="eastAsia"/>
-              </w:rPr>
-            </w:pPr>
+          <w:p/>
+          <w:p>
             <w:r>
               <w:rPr>
                 <w:rFonts w:hint="eastAsia"/>
@@ -3975,30 +3413,16 @@
           <w:p>
             <w:pPr>
               <w:jc w:val="center"/>
-              <w:rPr>
-                <w:rFonts w:hint="eastAsia"/>
-              </w:rPr>
             </w:pPr>
           </w:p>
         </w:tc>
       </w:tr>
       <w:tr>
-        <w:tblPrEx>
-          <w:tblCellMar>
-            <w:top w:w="0" w:type="dxa"/>
-            <w:bottom w:w="0" w:type="dxa"/>
-          </w:tblCellMar>
-        </w:tblPrEx>
         <w:tc>
           <w:tcPr>
             <w:tcW w:w="983" w:type="pct"/>
           </w:tcPr>
           <w:p>
-            <w:pPr>
-              <w:rPr>
-                <w:rFonts w:hint="eastAsia"/>
-              </w:rPr>
-            </w:pPr>
             <w:r>
               <w:rPr>
                 <w:rFonts w:hint="eastAsia"/>
@@ -4021,11 +3445,6 @@
             <w:tcW w:w="927" w:type="pct"/>
           </w:tcPr>
           <w:p>
-            <w:pPr>
-              <w:rPr>
-                <w:rFonts w:hint="eastAsia"/>
-              </w:rPr>
-            </w:pPr>
             <w:r>
               <w:rPr>
                 <w:rFonts w:hint="eastAsia"/>
@@ -4051,11 +3470,6 @@
             <w:tcW w:w="1112" w:type="pct"/>
           </w:tcPr>
           <w:p>
-            <w:pPr>
-              <w:rPr>
-                <w:rFonts w:hint="eastAsia"/>
-              </w:rPr>
-            </w:pPr>
             <w:r>
               <w:rPr>
                 <w:rFonts w:hint="eastAsia"/>
@@ -4068,13 +3482,7 @@
           <w:tcPr>
             <w:tcW w:w="1139" w:type="pct"/>
           </w:tcPr>
-          <w:p>
-            <w:pPr>
-              <w:rPr>
-                <w:rFonts w:hint="eastAsia"/>
-              </w:rPr>
-            </w:pPr>
-          </w:p>
+          <w:p/>
         </w:tc>
         <w:tc>
           <w:tcPr>
@@ -4083,385 +3491,267 @@
           <w:p>
             <w:pPr>
               <w:jc w:val="center"/>
-              <w:rPr>
-                <w:rFonts w:hint="eastAsia"/>
-              </w:rPr>
             </w:pPr>
           </w:p>
         </w:tc>
       </w:tr>
       <w:tr>
-        <w:tblPrEx>
-          <w:tblCellMar>
-            <w:top w:w="0" w:type="dxa"/>
-            <w:bottom w:w="0" w:type="dxa"/>
-          </w:tblCellMar>
-        </w:tblPrEx>
         <w:tc>
           <w:tcPr>
             <w:tcW w:w="983" w:type="pct"/>
           </w:tcPr>
           <w:p>
+            <w:r>
+              <w:rPr>
+                <w:rFonts w:hint="eastAsia"/>
+              </w:rPr>
+              <w:t>4</w:t>
+            </w:r>
+            <w:r>
+              <w:rPr>
+                <w:rFonts w:hint="eastAsia"/>
+              </w:rPr>
+              <w:t>、</w:t>
+            </w:r>
+            <w:r>
+              <w:rPr>
+                <w:rFonts w:hint="eastAsia"/>
+              </w:rPr>
+              <w:t>IDE</w:t>
+            </w:r>
+            <w:r>
+              <w:rPr>
+                <w:rFonts w:hint="eastAsia"/>
+              </w:rPr>
+              <w:t>环境备份恢复</w:t>
+            </w:r>
+          </w:p>
+          <w:p>
+            <w:r>
+              <w:rPr>
+                <w:rFonts w:hint="eastAsia"/>
+              </w:rPr>
+              <w:t>(Enviroment Options</w:t>
+            </w:r>
+            <w:r>
+              <w:rPr>
+                <w:rFonts w:hint="eastAsia"/>
+              </w:rPr>
+              <w:t>和</w:t>
+            </w:r>
+          </w:p>
+          <w:p>
+            <w:r>
+              <w:rPr>
+                <w:rFonts w:hint="eastAsia"/>
+              </w:rPr>
+              <w:t>Editor Options)</w:t>
+            </w:r>
+          </w:p>
+        </w:tc>
+        <w:tc>
+          <w:tcPr>
+            <w:tcW w:w="927" w:type="pct"/>
+          </w:tcPr>
+          <w:p>
+            <w:r>
+              <w:rPr>
+                <w:rFonts w:hint="eastAsia"/>
+              </w:rPr>
+              <w:t>三种设置方式：</w:t>
+            </w:r>
+          </w:p>
+          <w:p>
+            <w:r>
+              <w:rPr>
+                <w:rFonts w:hint="eastAsia"/>
+              </w:rPr>
+              <w:t>原始</w:t>
+            </w:r>
+            <w:r>
+              <w:rPr>
+                <w:rFonts w:hint="eastAsia"/>
+              </w:rPr>
+              <w:t>IDE</w:t>
+            </w:r>
+            <w:r>
+              <w:rPr>
+                <w:rFonts w:hint="eastAsia"/>
+              </w:rPr>
+              <w:t>设置、</w:t>
+            </w:r>
+          </w:p>
+          <w:p>
+            <w:r>
+              <w:rPr>
+                <w:rFonts w:hint="eastAsia"/>
+              </w:rPr>
+              <w:t>IDE</w:t>
+            </w:r>
+            <w:r>
+              <w:rPr>
+                <w:rFonts w:hint="eastAsia"/>
+              </w:rPr>
+              <w:t>设置全选、</w:t>
+            </w:r>
+          </w:p>
+          <w:p>
+            <w:r>
+              <w:rPr>
+                <w:rFonts w:hint="eastAsia"/>
+              </w:rPr>
+              <w:t>IDE</w:t>
+            </w:r>
+            <w:r>
+              <w:rPr>
+                <w:rFonts w:hint="eastAsia"/>
+              </w:rPr>
+              <w:t>设置全不选</w:t>
+            </w:r>
+          </w:p>
+        </w:tc>
+        <w:tc>
+          <w:tcPr>
+            <w:tcW w:w="1112" w:type="pct"/>
+          </w:tcPr>
+          <w:p>
+            <w:r>
+              <w:rPr>
+                <w:rFonts w:hint="eastAsia"/>
+              </w:rPr>
+              <w:t>Enviroment Options</w:t>
+            </w:r>
+          </w:p>
+          <w:p>
+            <w:r>
+              <w:rPr>
+                <w:rFonts w:hint="eastAsia"/>
+              </w:rPr>
+              <w:t>中的</w:t>
+            </w:r>
+            <w:r>
+              <w:rPr>
+                <w:rFonts w:hint="eastAsia"/>
+              </w:rPr>
+              <w:t xml:space="preserve">User </w:t>
+            </w:r>
+          </w:p>
+          <w:p>
+            <w:r>
+              <w:rPr>
+                <w:rFonts w:hint="eastAsia"/>
+              </w:rPr>
+              <w:t>Overrides</w:t>
+            </w:r>
+          </w:p>
+          <w:p>
+            <w:r>
+              <w:rPr>
+                <w:rFonts w:hint="eastAsia"/>
+              </w:rPr>
+              <w:t>环境变量不在备份还原设置功能当中。</w:t>
+            </w:r>
+          </w:p>
+          <w:p>
+            <w:r>
+              <w:rPr>
+                <w:rFonts w:hint="eastAsia"/>
+              </w:rPr>
+              <w:t>还原前，还原后环境变量</w:t>
+            </w:r>
+            <w:r>
+              <w:rPr>
+                <w:rFonts w:hint="eastAsia"/>
+              </w:rPr>
+              <w:t>User Overrides</w:t>
+            </w:r>
+            <w:r>
+              <w:rPr>
+                <w:rFonts w:hint="eastAsia"/>
+              </w:rPr>
+              <w:t>中的变量不变。</w:t>
+            </w:r>
+          </w:p>
+        </w:tc>
+        <w:tc>
+          <w:tcPr>
+            <w:tcW w:w="1139" w:type="pct"/>
+          </w:tcPr>
+          <w:p>
+            <w:r>
+              <w:rPr>
+                <w:rFonts w:hint="eastAsia"/>
+              </w:rPr>
+              <w:t>如果原本设计如此，需要在帮助文件中说明。</w:t>
+            </w:r>
+          </w:p>
+          <w:p/>
+          <w:p>
             <w:pPr>
               <w:rPr>
-                <w:rFonts w:hint="eastAsia"/>
+                <w:color w:val="0000FF"/>
               </w:rPr>
             </w:pPr>
             <w:r>
               <w:rPr>
                 <w:rFonts w:hint="eastAsia"/>
-              </w:rPr>
-              <w:t>4</w:t>
-            </w:r>
-            <w:r>
-              <w:rPr>
-                <w:rFonts w:hint="eastAsia"/>
-              </w:rPr>
-              <w:t>、</w:t>
-            </w:r>
-            <w:r>
-              <w:rPr>
-                <w:rFonts w:hint="eastAsia"/>
-              </w:rPr>
-              <w:t>IDE</w:t>
-            </w:r>
-            <w:r>
-              <w:rPr>
-                <w:rFonts w:hint="eastAsia"/>
-              </w:rPr>
-              <w:t>环境备份恢复</w:t>
+                <w:color w:val="0000FF"/>
+              </w:rPr>
+              <w:t>更精确的描述：</w:t>
             </w:r>
           </w:p>
           <w:p>
             <w:pPr>
               <w:rPr>
-                <w:rFonts w:hint="eastAsia"/>
+                <w:color w:val="0000FF"/>
               </w:rPr>
             </w:pPr>
             <w:r>
               <w:rPr>
                 <w:rFonts w:hint="eastAsia"/>
-              </w:rPr>
-              <w:t>(</w:t>
-            </w:r>
-            <w:proofErr w:type="spellStart"/>
-            <w:r>
-              <w:rPr>
-                <w:rFonts w:hint="eastAsia"/>
-              </w:rPr>
-              <w:t>Enviroment</w:t>
-            </w:r>
-            <w:proofErr w:type="spellEnd"/>
-            <w:r>
-              <w:rPr>
-                <w:rFonts w:hint="eastAsia"/>
-              </w:rPr>
-              <w:t xml:space="preserve"> Options</w:t>
-            </w:r>
-            <w:proofErr w:type="gramStart"/>
-            <w:r>
-              <w:rPr>
-                <w:rFonts w:hint="eastAsia"/>
-              </w:rPr>
-              <w:t>和</w:t>
-            </w:r>
-            <w:proofErr w:type="gramEnd"/>
+                <w:color w:val="0000FF"/>
+              </w:rPr>
+              <w:t>恢复后的环境变量</w:t>
+            </w:r>
+            <w:r>
+              <w:rPr>
+                <w:rFonts w:hint="eastAsia"/>
+                <w:color w:val="0000FF"/>
+              </w:rPr>
+              <w:t>=</w:t>
+            </w:r>
           </w:p>
           <w:p>
             <w:pPr>
               <w:rPr>
-                <w:rFonts w:hint="eastAsia"/>
+                <w:color w:val="0000FF"/>
               </w:rPr>
             </w:pPr>
             <w:r>
               <w:rPr>
                 <w:rFonts w:hint="eastAsia"/>
-              </w:rPr>
-              <w:t>Editor Options)</w:t>
-            </w:r>
-          </w:p>
-        </w:tc>
-        <w:tc>
-          <w:tcPr>
-            <w:tcW w:w="927" w:type="pct"/>
-          </w:tcPr>
-          <w:p>
-            <w:pPr>
-              <w:rPr>
-                <w:rFonts w:hint="eastAsia"/>
-              </w:rPr>
-            </w:pPr>
-            <w:r>
-              <w:rPr>
-                <w:rFonts w:hint="eastAsia"/>
-              </w:rPr>
-              <w:t>三种设置方式：</w:t>
-            </w:r>
-          </w:p>
-          <w:p>
-            <w:pPr>
-              <w:rPr>
-                <w:rFonts w:hint="eastAsia"/>
-              </w:rPr>
-            </w:pPr>
-            <w:r>
-              <w:rPr>
-                <w:rFonts w:hint="eastAsia"/>
-              </w:rPr>
-              <w:t>原始</w:t>
-            </w:r>
-            <w:r>
-              <w:rPr>
-                <w:rFonts w:hint="eastAsia"/>
-              </w:rPr>
-              <w:t>IDE</w:t>
-            </w:r>
-            <w:r>
-              <w:rPr>
-                <w:rFonts w:hint="eastAsia"/>
-              </w:rPr>
-              <w:t>设置、</w:t>
-            </w:r>
-          </w:p>
-          <w:p>
-            <w:pPr>
-              <w:rPr>
-                <w:rFonts w:hint="eastAsia"/>
-              </w:rPr>
-            </w:pPr>
-            <w:r>
-              <w:rPr>
-                <w:rFonts w:hint="eastAsia"/>
-              </w:rPr>
-              <w:t>IDE</w:t>
-            </w:r>
-            <w:r>
-              <w:rPr>
-                <w:rFonts w:hint="eastAsia"/>
-              </w:rPr>
-              <w:t>设置全选、</w:t>
-            </w:r>
-          </w:p>
-          <w:p>
-            <w:pPr>
-              <w:rPr>
-                <w:rFonts w:hint="eastAsia"/>
-              </w:rPr>
-            </w:pPr>
-            <w:r>
-              <w:rPr>
-                <w:rFonts w:hint="eastAsia"/>
-              </w:rPr>
-              <w:t>IDE</w:t>
-            </w:r>
-            <w:r>
-              <w:rPr>
-                <w:rFonts w:hint="eastAsia"/>
-              </w:rPr>
-              <w:t>设置全不选</w:t>
-            </w:r>
-          </w:p>
-        </w:tc>
-        <w:tc>
-          <w:tcPr>
-            <w:tcW w:w="1112" w:type="pct"/>
-          </w:tcPr>
-          <w:p>
-            <w:pPr>
-              <w:rPr>
-                <w:rFonts w:hint="eastAsia"/>
-              </w:rPr>
-            </w:pPr>
-            <w:proofErr w:type="spellStart"/>
-            <w:r>
-              <w:rPr>
-                <w:rFonts w:hint="eastAsia"/>
-              </w:rPr>
-              <w:t>Enviroment</w:t>
-            </w:r>
-            <w:proofErr w:type="spellEnd"/>
-            <w:r>
-              <w:rPr>
-                <w:rFonts w:hint="eastAsia"/>
-              </w:rPr>
-              <w:t xml:space="preserve"> Options</w:t>
-            </w:r>
-          </w:p>
-          <w:p>
-            <w:pPr>
-              <w:rPr>
-                <w:rFonts w:hint="eastAsia"/>
-              </w:rPr>
-            </w:pPr>
-            <w:r>
-              <w:rPr>
-                <w:rFonts w:hint="eastAsia"/>
-              </w:rPr>
-              <w:t>中的</w:t>
-            </w:r>
-            <w:r>
-              <w:rPr>
-                <w:rFonts w:hint="eastAsia"/>
-              </w:rPr>
-              <w:t xml:space="preserve">User </w:t>
-            </w:r>
-          </w:p>
-          <w:p>
-            <w:pPr>
-              <w:rPr>
-                <w:rFonts w:hint="eastAsia"/>
-              </w:rPr>
-            </w:pPr>
-            <w:r>
-              <w:rPr>
-                <w:rFonts w:hint="eastAsia"/>
-              </w:rPr>
-              <w:t>Overrides</w:t>
-            </w:r>
-          </w:p>
-          <w:p>
-            <w:pPr>
-              <w:rPr>
-                <w:rFonts w:hint="eastAsia"/>
-              </w:rPr>
-            </w:pPr>
-            <w:r>
-              <w:rPr>
-                <w:rFonts w:hint="eastAsia"/>
-              </w:rPr>
-              <w:t>环境变量不在备份还原设置功能当中。</w:t>
-            </w:r>
-          </w:p>
-          <w:p>
-            <w:pPr>
-              <w:rPr>
-                <w:rFonts w:hint="eastAsia"/>
-              </w:rPr>
-            </w:pPr>
-            <w:r>
-              <w:rPr>
-                <w:rFonts w:hint="eastAsia"/>
-              </w:rPr>
-              <w:t>还原前，还原后环境变量</w:t>
-            </w:r>
-            <w:r>
-              <w:rPr>
-                <w:rFonts w:hint="eastAsia"/>
-              </w:rPr>
-              <w:t>User Overrides</w:t>
-            </w:r>
-            <w:r>
-              <w:rPr>
-                <w:rFonts w:hint="eastAsia"/>
-              </w:rPr>
-              <w:t>中的变量不变。</w:t>
-            </w:r>
-          </w:p>
-        </w:tc>
-        <w:tc>
-          <w:tcPr>
-            <w:tcW w:w="1139" w:type="pct"/>
-          </w:tcPr>
-          <w:p>
-            <w:pPr>
-              <w:rPr>
-                <w:rFonts w:hint="eastAsia"/>
-              </w:rPr>
-            </w:pPr>
-            <w:r>
-              <w:rPr>
-                <w:rFonts w:hint="eastAsia"/>
-              </w:rPr>
-              <w:t>如果原本设计如此，需要在帮助文件中说明。</w:t>
-            </w:r>
-          </w:p>
-          <w:p>
-            <w:pPr>
-              <w:rPr>
-                <w:rFonts w:hint="eastAsia"/>
-              </w:rPr>
-            </w:pPr>
-          </w:p>
-          <w:p>
-            <w:pPr>
-              <w:rPr>
-                <w:rFonts w:hint="eastAsia"/>
                 <w:color w:val="0000FF"/>
               </w:rPr>
-            </w:pPr>
+              <w:t>备份时的环境变量</w:t>
+            </w:r>
             <w:r>
               <w:rPr>
                 <w:rFonts w:hint="eastAsia"/>
                 <w:color w:val="0000FF"/>
               </w:rPr>
-              <w:t>更精确的描述：</w:t>
-            </w:r>
-          </w:p>
-          <w:p>
-            <w:pPr>
+              <w:t>+</w:t>
+            </w:r>
+          </w:p>
+          <w:p>
+            <w:r>
               <w:rPr>
                 <w:rFonts w:hint="eastAsia"/>
                 <w:color w:val="0000FF"/>
               </w:rPr>
-            </w:pPr>
-            <w:r>
-              <w:rPr>
-                <w:rFonts w:hint="eastAsia"/>
-                <w:color w:val="0000FF"/>
-              </w:rPr>
-              <w:t>恢复后的环境变量</w:t>
-            </w:r>
-            <w:r>
-              <w:rPr>
-                <w:rFonts w:hint="eastAsia"/>
-                <w:color w:val="0000FF"/>
-              </w:rPr>
-              <w:t>=</w:t>
-            </w:r>
-          </w:p>
-          <w:p>
-            <w:pPr>
-              <w:rPr>
-                <w:rFonts w:hint="eastAsia"/>
-                <w:color w:val="0000FF"/>
-              </w:rPr>
-            </w:pPr>
-            <w:r>
-              <w:rPr>
-                <w:rFonts w:hint="eastAsia"/>
-                <w:color w:val="0000FF"/>
-              </w:rPr>
-              <w:t>备份时的环境变量</w:t>
-            </w:r>
-            <w:r>
-              <w:rPr>
-                <w:rFonts w:hint="eastAsia"/>
-                <w:color w:val="0000FF"/>
-              </w:rPr>
-              <w:t>+</w:t>
-            </w:r>
-          </w:p>
-          <w:p>
-            <w:pPr>
-              <w:rPr>
-                <w:rFonts w:hint="eastAsia"/>
-              </w:rPr>
-            </w:pPr>
-            <w:r>
-              <w:rPr>
-                <w:rFonts w:hint="eastAsia"/>
-                <w:color w:val="0000FF"/>
-              </w:rPr>
               <w:t>备份后用户新添加的环境变量</w:t>
             </w:r>
           </w:p>
-          <w:p>
-            <w:pPr>
-              <w:rPr>
-                <w:rFonts w:hint="eastAsia"/>
-              </w:rPr>
-            </w:pPr>
-          </w:p>
+          <w:p/>
         </w:tc>
         <w:tc>
           <w:tcPr>
@@ -4470,17 +3760,14 @@
           <w:p>
             <w:pPr>
               <w:jc w:val="center"/>
-              <w:rPr>
-                <w:rFonts w:hint="eastAsia"/>
-              </w:rPr>
             </w:pPr>
             <w:smartTag w:uri="urn:schemas-microsoft-com:office:smarttags" w:element="chsdate">
               <w:smartTagPr>
+                <w:attr w:name="IsROCDate" w:val="False"/>
+                <w:attr w:name="IsLunarDate" w:val="False"/>
+                <w:attr w:name="Day" w:val="9"/>
+                <w:attr w:name="Month" w:val="9"/>
                 <w:attr w:name="Year" w:val="2006"/>
-                <w:attr w:name="Month" w:val="9"/>
-                <w:attr w:name="Day" w:val="9"/>
-                <w:attr w:name="IsLunarDate" w:val="False"/>
-                <w:attr w:name="IsROCDate" w:val="False"/>
               </w:smartTagPr>
               <w:r>
                 <w:t>2006-9-</w:t>
@@ -4496,17 +3783,14 @@
           <w:p>
             <w:pPr>
               <w:pStyle w:val="aff6"/>
-              <w:rPr>
-                <w:rFonts w:hint="eastAsia"/>
-              </w:rPr>
             </w:pPr>
             <w:smartTag w:uri="urn:schemas-microsoft-com:office:smarttags" w:element="chsdate">
               <w:smartTagPr>
+                <w:attr w:name="IsROCDate" w:val="False"/>
+                <w:attr w:name="IsLunarDate" w:val="False"/>
+                <w:attr w:name="Day" w:val="15"/>
+                <w:attr w:name="Month" w:val="9"/>
                 <w:attr w:name="Year" w:val="2006"/>
-                <w:attr w:name="Month" w:val="9"/>
-                <w:attr w:name="Day" w:val="15"/>
-                <w:attr w:name="IsLunarDate" w:val="False"/>
-                <w:attr w:name="IsROCDate" w:val="False"/>
               </w:smartTagPr>
               <w:r>
                 <w:t>2006-09-15</w:t>
@@ -4516,22 +3800,11 @@
         </w:tc>
       </w:tr>
       <w:tr>
-        <w:tblPrEx>
-          <w:tblCellMar>
-            <w:top w:w="0" w:type="dxa"/>
-            <w:bottom w:w="0" w:type="dxa"/>
-          </w:tblCellMar>
-        </w:tblPrEx>
         <w:tc>
           <w:tcPr>
             <w:tcW w:w="983" w:type="pct"/>
           </w:tcPr>
           <w:p>
-            <w:pPr>
-              <w:rPr>
-                <w:rFonts w:hint="eastAsia"/>
-              </w:rPr>
-            </w:pPr>
             <w:r>
               <w:rPr>
                 <w:rFonts w:hint="eastAsia"/>
@@ -4551,11 +3824,6 @@
             <w:tcW w:w="927" w:type="pct"/>
           </w:tcPr>
           <w:p>
-            <w:pPr>
-              <w:rPr>
-                <w:rFonts w:hint="eastAsia"/>
-              </w:rPr>
-            </w:pPr>
             <w:r>
               <w:rPr>
                 <w:rFonts w:hint="eastAsia"/>
@@ -4564,11 +3832,6 @@
             </w:r>
           </w:p>
           <w:p>
-            <w:pPr>
-              <w:rPr>
-                <w:rFonts w:hint="eastAsia"/>
-              </w:rPr>
-            </w:pPr>
             <w:r>
               <w:rPr>
                 <w:rFonts w:hint="eastAsia"/>
@@ -4600,11 +3863,6 @@
             <w:tcW w:w="1112" w:type="pct"/>
           </w:tcPr>
           <w:p>
-            <w:pPr>
-              <w:rPr>
-                <w:rFonts w:hint="eastAsia"/>
-              </w:rPr>
-            </w:pPr>
             <w:r>
               <w:rPr>
                 <w:rFonts w:hint="eastAsia"/>
@@ -4617,13 +3875,7 @@
           <w:tcPr>
             <w:tcW w:w="1139" w:type="pct"/>
           </w:tcPr>
-          <w:p>
-            <w:pPr>
-              <w:rPr>
-                <w:rFonts w:hint="eastAsia"/>
-              </w:rPr>
-            </w:pPr>
-          </w:p>
+          <w:p/>
         </w:tc>
         <w:tc>
           <w:tcPr>
@@ -4632,30 +3884,16 @@
           <w:p>
             <w:pPr>
               <w:jc w:val="center"/>
-              <w:rPr>
-                <w:rFonts w:hint="eastAsia"/>
-              </w:rPr>
             </w:pPr>
           </w:p>
         </w:tc>
       </w:tr>
       <w:tr>
-        <w:tblPrEx>
-          <w:tblCellMar>
-            <w:top w:w="0" w:type="dxa"/>
-            <w:bottom w:w="0" w:type="dxa"/>
-          </w:tblCellMar>
-        </w:tblPrEx>
         <w:tc>
           <w:tcPr>
             <w:tcW w:w="983" w:type="pct"/>
           </w:tcPr>
           <w:p>
-            <w:pPr>
-              <w:rPr>
-                <w:rFonts w:hint="eastAsia"/>
-              </w:rPr>
-            </w:pPr>
             <w:r>
               <w:rPr>
                 <w:rFonts w:hint="eastAsia"/>
@@ -4664,11 +3902,6 @@
             </w:r>
           </w:p>
           <w:p>
-            <w:pPr>
-              <w:rPr>
-                <w:rFonts w:hint="eastAsia"/>
-              </w:rPr>
-            </w:pPr>
             <w:r>
               <w:rPr>
                 <w:rFonts w:hint="eastAsia"/>
@@ -4693,36 +3926,19 @@
           <w:tcPr>
             <w:tcW w:w="927" w:type="pct"/>
           </w:tcPr>
-          <w:p>
-            <w:pPr>
-              <w:rPr>
-                <w:rFonts w:hint="eastAsia"/>
-              </w:rPr>
-            </w:pPr>
-          </w:p>
+          <w:p/>
         </w:tc>
         <w:tc>
           <w:tcPr>
             <w:tcW w:w="1112" w:type="pct"/>
           </w:tcPr>
-          <w:p>
-            <w:pPr>
-              <w:rPr>
-                <w:rFonts w:hint="eastAsia"/>
-              </w:rPr>
-            </w:pPr>
-          </w:p>
+          <w:p/>
         </w:tc>
         <w:tc>
           <w:tcPr>
             <w:tcW w:w="1139" w:type="pct"/>
           </w:tcPr>
           <w:p>
-            <w:pPr>
-              <w:rPr>
-                <w:rFonts w:hint="eastAsia"/>
-              </w:rPr>
-            </w:pPr>
             <w:r>
               <w:rPr>
                 <w:rFonts w:hint="eastAsia"/>
@@ -4738,30 +3954,16 @@
           <w:p>
             <w:pPr>
               <w:jc w:val="center"/>
-              <w:rPr>
-                <w:rFonts w:hint="eastAsia"/>
-              </w:rPr>
             </w:pPr>
           </w:p>
         </w:tc>
       </w:tr>
       <w:tr>
-        <w:tblPrEx>
-          <w:tblCellMar>
-            <w:top w:w="0" w:type="dxa"/>
-            <w:bottom w:w="0" w:type="dxa"/>
-          </w:tblCellMar>
-        </w:tblPrEx>
         <w:tc>
           <w:tcPr>
             <w:tcW w:w="983" w:type="pct"/>
           </w:tcPr>
           <w:p>
-            <w:pPr>
-              <w:rPr>
-                <w:rFonts w:hint="eastAsia"/>
-              </w:rPr>
-            </w:pPr>
             <w:r>
               <w:rPr>
                 <w:rFonts w:hint="eastAsia"/>
@@ -4772,7 +3974,19 @@
               <w:rPr>
                 <w:rFonts w:hint="eastAsia"/>
               </w:rPr>
-              <w:t>、组建选取工具</w:t>
+              <w:t>、组</w:t>
+            </w:r>
+            <w:r>
+              <w:rPr>
+                <w:rFonts w:hint="eastAsia"/>
+              </w:rPr>
+              <w:t>件</w:t>
+            </w:r>
+            <w:r>
+              <w:rPr>
+                <w:rFonts w:hint="eastAsia"/>
+              </w:rPr>
+              <w:t>选取工具</w:t>
             </w:r>
             <w:r>
               <w:rPr>
@@ -4788,11 +4002,6 @@
             <w:tcW w:w="927" w:type="pct"/>
           </w:tcPr>
           <w:p>
-            <w:pPr>
-              <w:rPr>
-                <w:rFonts w:hint="eastAsia"/>
-              </w:rPr>
-            </w:pPr>
             <w:r>
               <w:rPr>
                 <w:rFonts w:hint="eastAsia"/>
@@ -4800,7 +4009,6 @@
               <w:lastRenderedPageBreak/>
               <w:t>开发中使用</w:t>
             </w:r>
-            <w:proofErr w:type="spellStart"/>
             <w:r>
               <w:rPr>
                 <w:rFonts w:hint="eastAsia"/>
@@ -4808,31 +4016,19 @@
               <w:lastRenderedPageBreak/>
               <w:t>CnWizard</w:t>
             </w:r>
-            <w:proofErr w:type="spellEnd"/>
           </w:p>
         </w:tc>
         <w:tc>
           <w:tcPr>
             <w:tcW w:w="1112" w:type="pct"/>
           </w:tcPr>
-          <w:p>
-            <w:pPr>
-              <w:rPr>
-                <w:rFonts w:hint="eastAsia"/>
-              </w:rPr>
-            </w:pPr>
-          </w:p>
+          <w:p/>
         </w:tc>
         <w:tc>
           <w:tcPr>
             <w:tcW w:w="1139" w:type="pct"/>
           </w:tcPr>
           <w:p>
-            <w:pPr>
-              <w:rPr>
-                <w:rFonts w:hint="eastAsia"/>
-              </w:rPr>
-            </w:pPr>
             <w:r>
               <w:rPr>
                 <w:rFonts w:hint="eastAsia"/>
@@ -4848,17 +4044,14 @@
           <w:p>
             <w:pPr>
               <w:jc w:val="center"/>
-              <w:rPr>
-                <w:rFonts w:hint="eastAsia"/>
-              </w:rPr>
             </w:pPr>
             <w:smartTag w:uri="urn:schemas-microsoft-com:office:smarttags" w:element="chsdate">
               <w:smartTagPr>
+                <w:attr w:name="Year" w:val="2007"/>
+                <w:attr w:name="Month" w:val="1"/>
+                <w:attr w:name="Day" w:val="13"/>
+                <w:attr w:name="IsLunarDate" w:val="False"/>
                 <w:attr w:name="IsROCDate" w:val="False"/>
-                <w:attr w:name="IsLunarDate" w:val="False"/>
-                <w:attr w:name="Day" w:val="13"/>
-                <w:attr w:name="Month" w:val="1"/>
-                <w:attr w:name="Year" w:val="2007"/>
               </w:smartTagPr>
               <w:r>
                 <w:t>2007-1-13</w:t>
@@ -4871,9 +4064,6 @@
     <w:p>
       <w:pPr>
         <w:pStyle w:val="21"/>
-        <w:rPr>
-          <w:rFonts w:hint="eastAsia"/>
-        </w:rPr>
       </w:pPr>
       <w:bookmarkStart w:id="2" w:name="_Toc145648873"/>
       <w:r>
@@ -4893,9 +4083,6 @@
     <w:p>
       <w:pPr>
         <w:pStyle w:val="31"/>
-        <w:rPr>
-          <w:rFonts w:hint="eastAsia"/>
-        </w:rPr>
       </w:pPr>
       <w:bookmarkStart w:id="3" w:name="_Toc145647733"/>
       <w:bookmarkStart w:id="4" w:name="_Toc145647761"/>
@@ -4923,11 +4110,6 @@
       <w:bookmarkEnd w:id="5"/>
     </w:p>
     <w:p>
-      <w:pPr>
-        <w:rPr>
-          <w:rFonts w:hint="eastAsia"/>
-        </w:rPr>
-      </w:pPr>
       <w:r>
         <w:rPr>
           <w:rFonts w:hint="eastAsia"/>
@@ -4938,27 +4120,25 @@
         <w:rPr>
           <w:rFonts w:hint="eastAsia"/>
         </w:rPr>
-        <w:t>Dephi7</w:t>
-      </w:r>
-      <w:r>
-        <w:rPr>
-          <w:rFonts w:hint="eastAsia"/>
-        </w:rPr>
-        <w:t>前面的选择</w:t>
-      </w:r>
-      <w:proofErr w:type="gramStart"/>
-      <w:r>
-        <w:rPr>
-          <w:rFonts w:hint="eastAsia"/>
-        </w:rPr>
-        <w:t>钮</w:t>
-      </w:r>
-      <w:proofErr w:type="gramEnd"/>
-      <w:r>
-        <w:rPr>
-          <w:rFonts w:hint="eastAsia"/>
-        </w:rPr>
-        <w:t>不能去除，难道系统总是保留最后一个清除的</w:t>
+        <w:t>De</w:t>
+      </w:r>
+      <w:r>
+        <w:rPr>
+          <w:rFonts w:hint="eastAsia"/>
+        </w:rPr>
+        <w:t>l</w:t>
+      </w:r>
+      <w:r>
+        <w:rPr>
+          <w:rFonts w:hint="eastAsia"/>
+        </w:rPr>
+        <w:t>phi7</w:t>
+      </w:r>
+      <w:r>
+        <w:rPr>
+          <w:rFonts w:hint="eastAsia"/>
+        </w:rPr>
+        <w:t>前面的选择钮不能去除，难道系统总是保留最后一个清除的</w:t>
       </w:r>
       <w:r>
         <w:rPr>
@@ -4973,18 +4153,11 @@
         <w:t>类型？</w:t>
       </w:r>
     </w:p>
-    <w:p>
-      <w:pPr>
-        <w:rPr>
-          <w:rFonts w:hint="eastAsia"/>
-        </w:rPr>
-      </w:pPr>
-    </w:p>
+    <w:p/>
     <w:p>
       <w:pPr>
         <w:rPr>
           <w:rStyle w:val="aff8"/>
-          <w:rFonts w:hint="eastAsia"/>
         </w:rPr>
       </w:pPr>
       <w:r>
@@ -4992,23 +4165,21 @@
           <w:rStyle w:val="aff8"/>
           <w:rFonts w:hint="eastAsia"/>
         </w:rPr>
-        <w:t>反馈：程序设定是</w:t>
-      </w:r>
-      <w:proofErr w:type="gramStart"/>
+        <w:t>反馈：程序设定是自动勾选的已安装的</w:t>
+      </w:r>
       <w:r>
         <w:rPr>
           <w:rStyle w:val="aff8"/>
           <w:rFonts w:hint="eastAsia"/>
         </w:rPr>
-        <w:t>自动勾选的</w:t>
-      </w:r>
-      <w:proofErr w:type="gramEnd"/>
+        <w:t>IDE</w:t>
+      </w:r>
       <w:r>
         <w:rPr>
           <w:rStyle w:val="aff8"/>
           <w:rFonts w:hint="eastAsia"/>
         </w:rPr>
-        <w:t>已安装的</w:t>
+        <w:t>，确实不会自动不勾。但可以在清除前，手工不勾选它以不清除此</w:t>
       </w:r>
       <w:r>
         <w:rPr>
@@ -5022,83 +4193,31 @@
           <w:rStyle w:val="aff8"/>
           <w:rFonts w:hint="eastAsia"/>
         </w:rPr>
-        <w:t>，确实不会</w:t>
-      </w:r>
-      <w:proofErr w:type="gramStart"/>
+        <w:t>的历史记录。至于清除后仍勾选，只是因为此</w:t>
+      </w:r>
       <w:r>
         <w:rPr>
           <w:rStyle w:val="aff8"/>
           <w:rFonts w:hint="eastAsia"/>
         </w:rPr>
-        <w:t>自动不</w:t>
-      </w:r>
-      <w:proofErr w:type="gramEnd"/>
+        <w:t>IDE</w:t>
+      </w:r>
       <w:r>
         <w:rPr>
           <w:rStyle w:val="aff8"/>
           <w:rFonts w:hint="eastAsia"/>
         </w:rPr>
-        <w:t>勾。但可以在清除前，手工</w:t>
-      </w:r>
-      <w:proofErr w:type="gramStart"/>
-      <w:r>
+        <w:t>安装了的缘故而已。</w:t>
+      </w:r>
+    </w:p>
+    <w:p>
+      <w:pPr>
         <w:rPr>
           <w:rStyle w:val="aff8"/>
-          <w:rFonts w:hint="eastAsia"/>
-        </w:rPr>
-        <w:t>不勾选它</w:t>
-      </w:r>
-      <w:proofErr w:type="gramEnd"/>
-      <w:r>
-        <w:rPr>
-          <w:rStyle w:val="aff8"/>
-          <w:rFonts w:hint="eastAsia"/>
-        </w:rPr>
-        <w:t>以不清除此</w:t>
-      </w:r>
-      <w:r>
-        <w:rPr>
-          <w:rStyle w:val="aff8"/>
-          <w:rFonts w:hint="eastAsia"/>
-        </w:rPr>
-        <w:t>IDE</w:t>
-      </w:r>
-      <w:r>
-        <w:rPr>
-          <w:rStyle w:val="aff8"/>
-          <w:rFonts w:hint="eastAsia"/>
-        </w:rPr>
-        <w:t>的历史记录。至于清除后仍勾选，只是因为此</w:t>
-      </w:r>
-      <w:r>
-        <w:rPr>
-          <w:rStyle w:val="aff8"/>
-          <w:rFonts w:hint="eastAsia"/>
-        </w:rPr>
-        <w:t>IDE</w:t>
-      </w:r>
-      <w:r>
-        <w:rPr>
-          <w:rStyle w:val="aff8"/>
-          <w:rFonts w:hint="eastAsia"/>
-        </w:rPr>
-        <w:t>安装了的缘故而已。</w:t>
-      </w:r>
-    </w:p>
-    <w:p>
-      <w:pPr>
-        <w:rPr>
-          <w:rStyle w:val="aff8"/>
-          <w:rFonts w:hint="eastAsia"/>
-        </w:rPr>
-      </w:pPr>
-    </w:p>
-    <w:p>
-      <w:pPr>
-        <w:rPr>
-          <w:rFonts w:hint="eastAsia"/>
-        </w:rPr>
-      </w:pPr>
+        </w:rPr>
+      </w:pPr>
+    </w:p>
+    <w:p>
       <w:r>
         <w:rPr>
           <w:rFonts w:hint="eastAsia"/>
@@ -5112,9 +4231,6 @@
           <w:ilvl w:val="0"/>
           <w:numId w:val="15"/>
         </w:numPr>
-        <w:rPr>
-          <w:rFonts w:hint="eastAsia"/>
-        </w:rPr>
       </w:pPr>
       <w:r>
         <w:rPr>
@@ -5141,9 +4257,6 @@
           <w:ilvl w:val="0"/>
           <w:numId w:val="15"/>
         </w:numPr>
-        <w:rPr>
-          <w:rFonts w:hint="eastAsia"/>
-        </w:rPr>
       </w:pPr>
       <w:r>
         <w:rPr>
@@ -5155,41 +4268,33 @@
         <w:rPr>
           <w:rFonts w:hint="eastAsia"/>
         </w:rPr>
-        <w:t>Delhpi7</w:t>
-      </w:r>
-      <w:r>
-        <w:rPr>
-          <w:rFonts w:hint="eastAsia"/>
-        </w:rPr>
-        <w:t>前面的选择</w:t>
-      </w:r>
-      <w:proofErr w:type="gramStart"/>
-      <w:r>
-        <w:rPr>
-          <w:rFonts w:hint="eastAsia"/>
-        </w:rPr>
-        <w:t>钮</w:t>
-      </w:r>
-      <w:proofErr w:type="gramEnd"/>
-      <w:r>
-        <w:rPr>
-          <w:rFonts w:hint="eastAsia"/>
-        </w:rPr>
-        <w:t>不能去除。</w:t>
-      </w:r>
-    </w:p>
-    <w:p>
-      <w:pPr>
-        <w:rPr>
-          <w:rFonts w:hint="eastAsia"/>
-        </w:rPr>
-      </w:pPr>
-    </w:p>
+        <w:t>Delp</w:t>
+      </w:r>
+      <w:r>
+        <w:rPr>
+          <w:rFonts w:hint="eastAsia"/>
+        </w:rPr>
+        <w:t>h</w:t>
+      </w:r>
+      <w:r>
+        <w:rPr>
+          <w:rFonts w:hint="eastAsia"/>
+        </w:rPr>
+        <w:t>i7</w:t>
+      </w:r>
+      <w:r>
+        <w:rPr>
+          <w:rFonts w:hint="eastAsia"/>
+        </w:rPr>
+        <w:t>前面的选择钮不能去除。</w:t>
+      </w:r>
+    </w:p>
+    <w:p/>
     <w:p>
       <w:pPr>
         <w:jc w:val="center"/>
         <w:rPr>
-          <w:rFonts w:ascii="宋体" w:hAnsi="宋体" w:hint="eastAsia"/>
+          <w:rFonts w:ascii="宋体" w:hAnsi="宋体"/>
           <w:b/>
           <w:bCs/>
           <w:sz w:val="28"/>
@@ -5258,7 +4363,7 @@
         </w:tabs>
         <w:ind w:left="0" w:firstLine="0"/>
         <w:rPr>
-          <w:rFonts w:ascii="宋体" w:hAnsi="宋体" w:hint="eastAsia"/>
+          <w:rFonts w:ascii="宋体" w:hAnsi="宋体"/>
         </w:rPr>
       </w:pPr>
       <w:bookmarkStart w:id="6" w:name="_Toc145647734"/>
@@ -5275,11 +4380,6 @@
       <w:bookmarkEnd w:id="8"/>
     </w:p>
     <w:p>
-      <w:pPr>
-        <w:rPr>
-          <w:rFonts w:hint="eastAsia"/>
-        </w:rPr>
-      </w:pPr>
       <w:r>
         <w:rPr>
           <w:rFonts w:hint="eastAsia"/>
@@ -5287,19 +4387,8 @@
         <w:t>增加一个“测试汉字”窗体到对象库后，还原之后对象库里出现了两个“测试汉字”。不能重现。</w:t>
       </w:r>
     </w:p>
-    <w:p>
-      <w:pPr>
-        <w:rPr>
-          <w:rFonts w:hint="eastAsia"/>
-        </w:rPr>
-      </w:pPr>
-    </w:p>
-    <w:p>
-      <w:pPr>
-        <w:rPr>
-          <w:rFonts w:hint="eastAsia"/>
-        </w:rPr>
-      </w:pPr>
+    <w:p/>
+    <w:p>
       <w:r>
         <w:rPr>
           <w:rFonts w:hint="eastAsia"/>
@@ -5308,11 +4397,6 @@
       </w:r>
     </w:p>
     <w:p>
-      <w:pPr>
-        <w:rPr>
-          <w:rFonts w:hint="eastAsia"/>
-        </w:rPr>
-      </w:pPr>
       <w:r>
         <w:rPr>
           <w:rFonts w:hint="eastAsia"/>
@@ -5322,19 +4406,58 @@
       <w:r>
         <w:t>—</w:t>
       </w:r>
-      <w:proofErr w:type="gramStart"/>
+      <w:r>
+        <w:rPr>
+          <w:rFonts w:hint="eastAsia"/>
+        </w:rPr>
+        <w:t>〉“备份</w:t>
+      </w:r>
+      <w:r>
+        <w:rPr>
+          <w:rFonts w:hint="eastAsia"/>
+        </w:rPr>
+        <w:t>IDE</w:t>
+      </w:r>
+      <w:r>
+        <w:rPr>
+          <w:rFonts w:hint="eastAsia"/>
+        </w:rPr>
+        <w:t>设置”</w:t>
+      </w:r>
+      <w:r>
+        <w:t>—</w:t>
+      </w:r>
       <w:r>
         <w:rPr>
           <w:rFonts w:hint="eastAsia"/>
         </w:rPr>
         <w:t>〉</w:t>
       </w:r>
-      <w:proofErr w:type="gramEnd"/>
-      <w:r>
-        <w:rPr>
-          <w:rFonts w:hint="eastAsia"/>
-        </w:rPr>
-        <w:t>“备份</w:t>
+      <w:r>
+        <w:t>”</w:t>
+      </w:r>
+      <w:r>
+        <w:rPr>
+          <w:rFonts w:hint="eastAsia"/>
+        </w:rPr>
+        <w:t>删除添加的汉字对象库</w:t>
+      </w:r>
+      <w:r>
+        <w:t>”—</w:t>
+      </w:r>
+      <w:r>
+        <w:rPr>
+          <w:rFonts w:hint="eastAsia"/>
+        </w:rPr>
+        <w:t>〉</w:t>
+      </w:r>
+    </w:p>
+    <w:p>
+      <w:r>
+        <w:rPr>
+          <w:rFonts w:hint="eastAsia"/>
+        </w:rPr>
+        <w:t>“关闭</w:t>
       </w:r>
       <w:r>
         <w:rPr>
@@ -5346,54 +4469,7 @@
         <w:rPr>
           <w:rFonts w:hint="eastAsia"/>
         </w:rPr>
-        <w:t>设置”</w:t>
-      </w:r>
-      <w:r>
-        <w:t>—</w:t>
-      </w:r>
-      <w:proofErr w:type="gramStart"/>
-      <w:r>
-        <w:rPr>
-          <w:rFonts w:hint="eastAsia"/>
-        </w:rPr>
-        <w:t>〉</w:t>
-      </w:r>
-      <w:r>
-        <w:t>”</w:t>
-      </w:r>
-      <w:proofErr w:type="gramEnd"/>
-      <w:r>
-        <w:rPr>
-          <w:rFonts w:hint="eastAsia"/>
-        </w:rPr>
-        <w:t>删除添加的汉字对象库</w:t>
-      </w:r>
-      <w:proofErr w:type="gramStart"/>
-      <w:r>
-        <w:t>”</w:t>
-      </w:r>
-      <w:proofErr w:type="gramEnd"/>
-      <w:r>
-        <w:t>—</w:t>
-      </w:r>
-      <w:r>
-        <w:rPr>
-          <w:rFonts w:hint="eastAsia"/>
-        </w:rPr>
-        <w:t>〉</w:t>
-      </w:r>
-    </w:p>
-    <w:p>
-      <w:pPr>
-        <w:rPr>
-          <w:rFonts w:hint="eastAsia"/>
-        </w:rPr>
-      </w:pPr>
-      <w:r>
-        <w:rPr>
-          <w:rFonts w:hint="eastAsia"/>
-        </w:rPr>
-        <w:t>“关闭</w:t>
+        <w:t>，并还原</w:t>
       </w:r>
       <w:r>
         <w:rPr>
@@ -5405,27 +4481,12 @@
         <w:rPr>
           <w:rFonts w:hint="eastAsia"/>
         </w:rPr>
-        <w:t>，并还原</w:t>
-      </w:r>
-      <w:r>
-        <w:rPr>
-          <w:rFonts w:hint="eastAsia"/>
-        </w:rPr>
-        <w:t>IDE</w:t>
-      </w:r>
-      <w:r>
-        <w:rPr>
-          <w:rFonts w:hint="eastAsia"/>
-        </w:rPr>
         <w:t>备份”。</w:t>
       </w:r>
     </w:p>
     <w:p>
       <w:pPr>
         <w:jc w:val="center"/>
-        <w:rPr>
-          <w:rFonts w:hint="eastAsia"/>
-        </w:rPr>
       </w:pPr>
       <w:r>
         <w:rPr>
@@ -5486,9 +4547,6 @@
     <w:p>
       <w:pPr>
         <w:pStyle w:val="31"/>
-        <w:rPr>
-          <w:rFonts w:hint="eastAsia"/>
-        </w:rPr>
       </w:pPr>
       <w:bookmarkStart w:id="9" w:name="_Toc145647735"/>
       <w:bookmarkStart w:id="10" w:name="_Toc145647763"/>
@@ -5507,11 +4565,6 @@
       <w:bookmarkEnd w:id="11"/>
     </w:p>
     <w:p>
-      <w:pPr>
-        <w:rPr>
-          <w:rFonts w:hint="eastAsia"/>
-        </w:rPr>
-      </w:pPr>
       <w:r>
         <w:rPr>
           <w:rFonts w:hint="eastAsia"/>
@@ -5534,9 +4587,6 @@
     <w:p>
       <w:pPr>
         <w:jc w:val="center"/>
-        <w:rPr>
-          <w:rFonts w:hint="eastAsia"/>
-        </w:rPr>
       </w:pPr>
       <w:r>
         <w:rPr>
@@ -5596,9 +4646,6 @@
     <w:p>
       <w:pPr>
         <w:pStyle w:val="31"/>
-        <w:rPr>
-          <w:rFonts w:hint="eastAsia"/>
-        </w:rPr>
       </w:pPr>
       <w:bookmarkStart w:id="12" w:name="_Toc145647736"/>
       <w:bookmarkStart w:id="13" w:name="_Toc145647764"/>
@@ -5620,11 +4667,6 @@
       <w:bookmarkEnd w:id="14"/>
     </w:p>
     <w:p>
-      <w:pPr>
-        <w:rPr>
-          <w:rFonts w:hint="eastAsia"/>
-        </w:rPr>
-      </w:pPr>
       <w:r>
         <w:rPr>
           <w:rFonts w:hint="eastAsia"/>
@@ -5647,21 +4689,7 @@
         <w:rPr>
           <w:rFonts w:hint="eastAsia"/>
         </w:rPr>
-        <w:t>(</w:t>
-      </w:r>
-      <w:proofErr w:type="spellStart"/>
-      <w:r>
-        <w:rPr>
-          <w:rFonts w:hint="eastAsia"/>
-        </w:rPr>
-        <w:t>Enviroment</w:t>
-      </w:r>
-      <w:proofErr w:type="spellEnd"/>
-      <w:r>
-        <w:rPr>
-          <w:rFonts w:hint="eastAsia"/>
-        </w:rPr>
-        <w:t xml:space="preserve"> Options</w:t>
+        <w:t>(Enviroment Options</w:t>
       </w:r>
       <w:r>
         <w:rPr>
@@ -5682,19 +4710,8 @@
         <w:t>进行三种方式的设置，并进行备份、还原操作的切换。</w:t>
       </w:r>
     </w:p>
-    <w:p>
-      <w:pPr>
-        <w:rPr>
-          <w:rFonts w:hint="eastAsia"/>
-        </w:rPr>
-      </w:pPr>
-    </w:p>
-    <w:p>
-      <w:pPr>
-        <w:rPr>
-          <w:rFonts w:hint="eastAsia"/>
-        </w:rPr>
-      </w:pPr>
+    <w:p/>
+    <w:p>
       <w:r>
         <w:rPr>
           <w:rFonts w:hint="eastAsia"/>
@@ -5702,20 +4719,11 @@
         <w:t>三种设置方式为：</w:t>
       </w:r>
     </w:p>
-    <w:p>
-      <w:pPr>
-        <w:rPr>
-          <w:rFonts w:hint="eastAsia"/>
-        </w:rPr>
-      </w:pPr>
-    </w:p>
+    <w:p/>
     <w:p>
       <w:pPr>
         <w:pStyle w:val="20"/>
         <w:ind w:left="840" w:hanging="420"/>
-        <w:rPr>
-          <w:rFonts w:hint="eastAsia"/>
-        </w:rPr>
       </w:pPr>
       <w:r>
         <w:rPr>
@@ -5740,9 +4748,6 @@
       <w:pPr>
         <w:pStyle w:val="20"/>
         <w:ind w:left="840" w:hanging="420"/>
-        <w:rPr>
-          <w:rFonts w:hint="eastAsia"/>
-        </w:rPr>
       </w:pPr>
       <w:r>
         <w:rPr>
@@ -5762,9 +4767,6 @@
       <w:pPr>
         <w:pStyle w:val="20"/>
         <w:ind w:left="840" w:hanging="420"/>
-        <w:rPr>
-          <w:rFonts w:hint="eastAsia"/>
-        </w:rPr>
       </w:pPr>
       <w:r>
         <w:rPr>
@@ -5779,36 +4781,15 @@
         <w:t>设置全不选。</w:t>
       </w:r>
     </w:p>
-    <w:p>
-      <w:pPr>
-        <w:rPr>
-          <w:rFonts w:hint="eastAsia"/>
-        </w:rPr>
-      </w:pPr>
-    </w:p>
-    <w:p>
-      <w:pPr>
-        <w:rPr>
-          <w:rFonts w:hint="eastAsia"/>
-        </w:rPr>
-      </w:pPr>
-      <w:proofErr w:type="gramStart"/>
+    <w:p/>
+    <w:p>
       <w:r>
         <w:rPr>
           <w:rFonts w:hint="eastAsia"/>
           <w:b/>
           <w:bCs/>
         </w:rPr>
-        <w:t>全选择</w:t>
-      </w:r>
-      <w:proofErr w:type="gramEnd"/>
-      <w:r>
-        <w:rPr>
-          <w:rFonts w:hint="eastAsia"/>
-          <w:b/>
-          <w:bCs/>
-        </w:rPr>
-        <w:t>配置</w:t>
+        <w:t>全选择配置</w:t>
       </w:r>
       <w:r>
         <w:rPr>
@@ -5870,14 +4851,12 @@
         </w:rPr>
         <w:t>调到</w:t>
       </w:r>
-      <w:proofErr w:type="spellStart"/>
       <w:r>
         <w:rPr>
           <w:rFonts w:hint="eastAsia"/>
         </w:rPr>
         <w:t>Stardard</w:t>
       </w:r>
-      <w:proofErr w:type="spellEnd"/>
       <w:r>
         <w:rPr>
           <w:rFonts w:hint="eastAsia"/>
@@ -5898,11 +4877,6 @@
       </w:r>
     </w:p>
     <w:p>
-      <w:pPr>
-        <w:rPr>
-          <w:rFonts w:hint="eastAsia"/>
-        </w:rPr>
-      </w:pPr>
       <w:r>
         <w:rPr>
           <w:rFonts w:hint="eastAsia"/>
@@ -5913,9 +4887,6 @@
     <w:p>
       <w:pPr>
         <w:jc w:val="center"/>
-        <w:rPr>
-          <w:rFonts w:hint="eastAsia"/>
-        </w:rPr>
       </w:pPr>
       <w:r>
         <w:rPr>
@@ -5972,19 +4943,8 @@
         </w:drawing>
       </w:r>
     </w:p>
-    <w:p>
-      <w:pPr>
-        <w:rPr>
-          <w:rFonts w:hint="eastAsia"/>
-        </w:rPr>
-      </w:pPr>
-    </w:p>
-    <w:p>
-      <w:pPr>
-        <w:rPr>
-          <w:rFonts w:hint="eastAsia"/>
-        </w:rPr>
-      </w:pPr>
+    <w:p/>
+    <w:p>
       <w:r>
         <w:rPr>
           <w:rFonts w:hint="eastAsia"/>
@@ -6003,21 +4963,7 @@
         <w:rPr>
           <w:rFonts w:hint="eastAsia"/>
         </w:rPr>
-        <w:t>单选钮</w:t>
-      </w:r>
-      <w:proofErr w:type="gramStart"/>
-      <w:r>
-        <w:rPr>
-          <w:rFonts w:hint="eastAsia"/>
-        </w:rPr>
-        <w:t>选最后</w:t>
-      </w:r>
-      <w:proofErr w:type="gramEnd"/>
-      <w:r>
-        <w:rPr>
-          <w:rFonts w:hint="eastAsia"/>
-        </w:rPr>
-        <w:t>一个，</w:t>
+        <w:t>单选钮选最后一个，</w:t>
       </w:r>
       <w:r>
         <w:rPr>
@@ -6047,9 +4993,6 @@
     <w:p>
       <w:pPr>
         <w:jc w:val="center"/>
-        <w:rPr>
-          <w:rFonts w:hint="eastAsia"/>
-        </w:rPr>
       </w:pPr>
       <w:r>
         <w:rPr>
@@ -6106,19 +5049,8 @@
         </w:drawing>
       </w:r>
     </w:p>
-    <w:p>
-      <w:pPr>
-        <w:rPr>
-          <w:rFonts w:hint="eastAsia"/>
-        </w:rPr>
-      </w:pPr>
-    </w:p>
-    <w:p>
-      <w:pPr>
-        <w:rPr>
-          <w:rFonts w:hint="eastAsia"/>
-        </w:rPr>
-      </w:pPr>
+    <w:p/>
+    <w:p>
       <w:r>
         <w:rPr>
           <w:rFonts w:hint="eastAsia"/>
@@ -6126,32 +5058,13 @@
         <w:t>测试方式：用不同的配置方式还原设置，测试过程如下：</w:t>
       </w:r>
     </w:p>
-    <w:p>
-      <w:pPr>
-        <w:rPr>
-          <w:rFonts w:hint="eastAsia"/>
-        </w:rPr>
-      </w:pPr>
-    </w:p>
-    <w:p>
-      <w:pPr>
-        <w:rPr>
-          <w:rFonts w:hint="eastAsia"/>
-        </w:rPr>
-      </w:pPr>
-      <w:proofErr w:type="gramStart"/>
-      <w:r>
-        <w:rPr>
-          <w:rFonts w:hint="eastAsia"/>
-        </w:rPr>
-        <w:t>以下项</w:t>
-      </w:r>
-      <w:proofErr w:type="gramEnd"/>
-      <w:r>
-        <w:rPr>
-          <w:rFonts w:hint="eastAsia"/>
-        </w:rPr>
-        <w:t>指除了环境变量之外的。</w:t>
+    <w:p/>
+    <w:p>
+      <w:r>
+        <w:rPr>
+          <w:rFonts w:hint="eastAsia"/>
+        </w:rPr>
+        <w:t>以下项指除了环境变量之外的。</w:t>
       </w:r>
       <w:r>
         <w:rPr>
@@ -6174,18 +5087,12 @@
           <w:numId w:val="0"/>
         </w:numPr>
         <w:ind w:left="780" w:hanging="360"/>
-        <w:rPr>
-          <w:rFonts w:hint="eastAsia"/>
-        </w:rPr>
       </w:pPr>
     </w:p>
     <w:p>
       <w:pPr>
         <w:pStyle w:val="20"/>
         <w:ind w:left="840" w:hanging="420"/>
-        <w:rPr>
-          <w:rFonts w:hint="eastAsia"/>
-        </w:rPr>
       </w:pPr>
       <w:r>
         <w:rPr>
@@ -6196,28 +5103,12 @@
       <w:r>
         <w:t>—</w:t>
       </w:r>
-      <w:proofErr w:type="gramStart"/>
-      <w:r>
-        <w:rPr>
-          <w:rFonts w:hint="eastAsia"/>
-        </w:rPr>
-        <w:t>〉</w:t>
-      </w:r>
-      <w:proofErr w:type="gramEnd"/>
-      <w:r>
-        <w:rPr>
-          <w:rFonts w:hint="eastAsia"/>
-        </w:rPr>
-        <w:t>恢复为</w:t>
-      </w:r>
-      <w:proofErr w:type="gramStart"/>
-      <w:r>
-        <w:rPr>
-          <w:rFonts w:hint="eastAsia"/>
-        </w:rPr>
-        <w:t>全选择</w:t>
-      </w:r>
-      <w:proofErr w:type="gramEnd"/>
+      <w:r>
+        <w:rPr>
+          <w:rFonts w:hint="eastAsia"/>
+        </w:rPr>
+        <w:t>〉恢复为全选择</w:t>
+      </w:r>
       <w:r>
         <w:rPr>
           <w:rFonts w:hint="eastAsia"/>
@@ -6229,9 +5120,6 @@
       <w:pPr>
         <w:pStyle w:val="20"/>
         <w:ind w:left="840" w:hanging="420"/>
-        <w:rPr>
-          <w:rFonts w:hint="eastAsia"/>
-        </w:rPr>
       </w:pPr>
       <w:r>
         <w:rPr>
@@ -6242,19 +5130,11 @@
       <w:r>
         <w:t>—</w:t>
       </w:r>
-      <w:proofErr w:type="gramStart"/>
-      <w:r>
-        <w:rPr>
-          <w:rFonts w:hint="eastAsia"/>
-        </w:rPr>
-        <w:t>〉</w:t>
-      </w:r>
-      <w:proofErr w:type="gramEnd"/>
-      <w:r>
-        <w:rPr>
-          <w:rFonts w:hint="eastAsia"/>
-        </w:rPr>
-        <w:t>恢复为原始</w:t>
+      <w:r>
+        <w:rPr>
+          <w:rFonts w:hint="eastAsia"/>
+        </w:rPr>
+        <w:t>〉恢复为原始</w:t>
       </w:r>
       <w:r>
         <w:rPr>
@@ -6267,9 +5147,6 @@
       <w:pPr>
         <w:pStyle w:val="20"/>
         <w:ind w:left="840" w:hanging="420"/>
-        <w:rPr>
-          <w:rFonts w:hint="eastAsia"/>
-        </w:rPr>
       </w:pPr>
       <w:r>
         <w:rPr>
@@ -6280,19 +5157,11 @@
       <w:r>
         <w:t>—</w:t>
       </w:r>
-      <w:proofErr w:type="gramStart"/>
-      <w:r>
-        <w:rPr>
-          <w:rFonts w:hint="eastAsia"/>
-        </w:rPr>
-        <w:t>〉</w:t>
-      </w:r>
-      <w:proofErr w:type="gramEnd"/>
-      <w:r>
-        <w:rPr>
-          <w:rFonts w:hint="eastAsia"/>
-        </w:rPr>
-        <w:t>恢复为全不选</w:t>
+      <w:r>
+        <w:rPr>
+          <w:rFonts w:hint="eastAsia"/>
+        </w:rPr>
+        <w:t>〉恢复为全不选</w:t>
       </w:r>
       <w:r>
         <w:rPr>
@@ -6305,9 +5174,6 @@
       <w:pPr>
         <w:pStyle w:val="20"/>
         <w:ind w:left="840" w:hanging="420"/>
-        <w:rPr>
-          <w:rFonts w:hint="eastAsia"/>
-        </w:rPr>
       </w:pPr>
       <w:r>
         <w:rPr>
@@ -6318,28 +5184,12 @@
       <w:r>
         <w:t>—</w:t>
       </w:r>
-      <w:proofErr w:type="gramStart"/>
-      <w:r>
-        <w:rPr>
-          <w:rFonts w:hint="eastAsia"/>
-        </w:rPr>
-        <w:t>〉</w:t>
-      </w:r>
-      <w:proofErr w:type="gramEnd"/>
-      <w:r>
-        <w:rPr>
-          <w:rFonts w:hint="eastAsia"/>
-        </w:rPr>
-        <w:t>恢复为</w:t>
-      </w:r>
-      <w:proofErr w:type="gramStart"/>
-      <w:r>
-        <w:rPr>
-          <w:rFonts w:hint="eastAsia"/>
-        </w:rPr>
-        <w:t>全选择</w:t>
-      </w:r>
-      <w:proofErr w:type="gramEnd"/>
+      <w:r>
+        <w:rPr>
+          <w:rFonts w:hint="eastAsia"/>
+        </w:rPr>
+        <w:t>〉恢复为全选择</w:t>
+      </w:r>
       <w:r>
         <w:rPr>
           <w:rFonts w:hint="eastAsia"/>
@@ -6351,11 +5201,7 @@
       <w:pPr>
         <w:pStyle w:val="20"/>
         <w:ind w:left="840" w:hanging="420"/>
-        <w:rPr>
-          <w:rFonts w:hint="eastAsia"/>
-        </w:rPr>
-      </w:pPr>
-      <w:proofErr w:type="gramStart"/>
+      </w:pPr>
       <w:r>
         <w:rPr>
           <w:rFonts w:hint="eastAsia"/>
@@ -6363,23 +5209,14 @@
         <w:lastRenderedPageBreak/>
         <w:t>全选择</w:t>
       </w:r>
-      <w:proofErr w:type="gramEnd"/>
       <w:r>
         <w:t>—</w:t>
       </w:r>
-      <w:proofErr w:type="gramStart"/>
-      <w:r>
-        <w:rPr>
-          <w:rFonts w:hint="eastAsia"/>
-        </w:rPr>
-        <w:t>〉</w:t>
-      </w:r>
-      <w:proofErr w:type="gramEnd"/>
-      <w:r>
-        <w:rPr>
-          <w:rFonts w:hint="eastAsia"/>
-        </w:rPr>
-        <w:t>恢复为原始</w:t>
+      <w:r>
+        <w:rPr>
+          <w:rFonts w:hint="eastAsia"/>
+        </w:rPr>
+        <w:t>〉恢复为原始</w:t>
       </w:r>
       <w:r>
         <w:rPr>
@@ -6388,17 +5225,10 @@
         <w:t xml:space="preserve"> OK </w:t>
       </w:r>
     </w:p>
-    <w:p>
-      <w:pPr>
-        <w:rPr>
-          <w:rFonts w:hint="eastAsia"/>
-        </w:rPr>
-      </w:pPr>
-    </w:p>
-    <w:p>
-      <w:pPr>
-        <w:rPr>
-          <w:rFonts w:hint="eastAsia"/>
+    <w:p/>
+    <w:p>
+      <w:pPr>
+        <w:rPr>
           <w:b/>
           <w:bCs/>
         </w:rPr>
@@ -6413,11 +5243,6 @@
       </w:r>
     </w:p>
     <w:p>
-      <w:pPr>
-        <w:rPr>
-          <w:rFonts w:hint="eastAsia"/>
-        </w:rPr>
-      </w:pPr>
       <w:r>
         <w:rPr>
           <w:rFonts w:hint="eastAsia"/>
@@ -6440,9 +5265,6 @@
     <w:p>
       <w:pPr>
         <w:jc w:val="center"/>
-        <w:rPr>
-          <w:rFonts w:hint="eastAsia"/>
-        </w:rPr>
       </w:pPr>
       <w:r>
         <w:rPr>
@@ -6505,7 +5327,6 @@
       <w:pPr>
         <w:rPr>
           <w:rStyle w:val="aff8"/>
-          <w:rFonts w:hint="eastAsia"/>
         </w:rPr>
       </w:pPr>
       <w:r>
@@ -6529,7 +5350,6 @@
         </w:rPr>
         <w:t>下经</w:t>
       </w:r>
-      <w:proofErr w:type="spellStart"/>
       <w:r>
         <w:rPr>
           <w:rStyle w:val="aff8"/>
@@ -6537,7 +5357,6 @@
         </w:rPr>
         <w:t>LiuXiao</w:t>
       </w:r>
-      <w:proofErr w:type="spellEnd"/>
       <w:r>
         <w:rPr>
           <w:rStyle w:val="aff8"/>
@@ -6545,7 +5364,6 @@
         </w:rPr>
         <w:t>重新测试有效，能否写清楚步骤重新确认一下？</w:t>
       </w:r>
-      <w:proofErr w:type="spellStart"/>
       <w:r>
         <w:rPr>
           <w:rStyle w:val="aff8"/>
@@ -6553,7 +5371,6 @@
         </w:rPr>
         <w:t>LiuXiao</w:t>
       </w:r>
-      <w:proofErr w:type="spellEnd"/>
       <w:r>
         <w:rPr>
           <w:rStyle w:val="aff8"/>
@@ -6570,7 +5387,6 @@
         </w:numPr>
         <w:rPr>
           <w:rStyle w:val="aff8"/>
-          <w:rFonts w:hint="eastAsia"/>
         </w:rPr>
       </w:pPr>
       <w:r>
@@ -6578,17 +5394,8 @@
           <w:rStyle w:val="aff8"/>
           <w:rFonts w:hint="eastAsia"/>
         </w:rPr>
-        <w:t>新建</w:t>
-      </w:r>
-      <w:proofErr w:type="gramStart"/>
-      <w:r>
-        <w:rPr>
-          <w:rStyle w:val="aff8"/>
-          <w:rFonts w:hint="eastAsia"/>
-        </w:rPr>
-        <w:t>一</w:t>
-      </w:r>
-      <w:proofErr w:type="gramEnd"/>
+        <w:t>新建一</w:t>
+      </w:r>
       <w:r>
         <w:rPr>
           <w:rStyle w:val="aff8"/>
@@ -6626,7 +5433,6 @@
         </w:numPr>
         <w:rPr>
           <w:rStyle w:val="aff8"/>
-          <w:rFonts w:hint="eastAsia"/>
         </w:rPr>
       </w:pPr>
       <w:r>
@@ -6659,7 +5465,6 @@
         </w:numPr>
         <w:rPr>
           <w:rStyle w:val="aff8"/>
-          <w:rFonts w:hint="eastAsia"/>
         </w:rPr>
       </w:pPr>
       <w:r>
@@ -6681,23 +5486,7 @@
           <w:rStyle w:val="aff8"/>
           <w:rFonts w:hint="eastAsia"/>
         </w:rPr>
-        <w:t>，</w:t>
-      </w:r>
-      <w:proofErr w:type="gramStart"/>
-      <w:r>
-        <w:rPr>
-          <w:rStyle w:val="aff8"/>
-          <w:rFonts w:hint="eastAsia"/>
-        </w:rPr>
-        <w:t>删除此</w:t>
-      </w:r>
-      <w:proofErr w:type="gramEnd"/>
-      <w:r>
-        <w:rPr>
-          <w:rStyle w:val="aff8"/>
-          <w:rFonts w:hint="eastAsia"/>
-        </w:rPr>
-        <w:t>环境变量</w:t>
+        <w:t>，删除此环境变量</w:t>
       </w:r>
     </w:p>
     <w:p>
@@ -6708,7 +5497,6 @@
         </w:numPr>
         <w:rPr>
           <w:rStyle w:val="aff8"/>
-          <w:rFonts w:hint="eastAsia"/>
         </w:rPr>
       </w:pPr>
       <w:r>
@@ -6723,7 +5511,6 @@
       <w:pPr>
         <w:rPr>
           <w:rStyle w:val="aff8"/>
-          <w:rFonts w:hint="eastAsia"/>
         </w:rPr>
       </w:pPr>
       <w:r>
@@ -6738,7 +5525,6 @@
       <w:pPr>
         <w:rPr>
           <w:rStyle w:val="aff8"/>
-          <w:rFonts w:hint="eastAsia"/>
         </w:rPr>
       </w:pPr>
     </w:p>
@@ -6746,7 +5532,6 @@
       <w:pPr>
         <w:rPr>
           <w:rStyle w:val="aff8"/>
-          <w:rFonts w:hint="eastAsia"/>
           <w:color w:val="0000FF"/>
         </w:rPr>
       </w:pPr>
@@ -6758,7 +5543,6 @@
         </w:rPr>
         <w:t>回复：</w:t>
       </w:r>
-      <w:proofErr w:type="spellStart"/>
       <w:r>
         <w:rPr>
           <w:rStyle w:val="aff8"/>
@@ -6767,7 +5551,6 @@
         </w:rPr>
         <w:t>SkyJacker</w:t>
       </w:r>
-      <w:proofErr w:type="spellEnd"/>
       <w:r>
         <w:rPr>
           <w:rStyle w:val="aff8"/>
@@ -6780,7 +5563,6 @@
     <w:p>
       <w:pPr>
         <w:rPr>
-          <w:rFonts w:hint="eastAsia"/>
           <w:color w:val="0000FF"/>
         </w:rPr>
       </w:pPr>
@@ -6795,7 +5577,6 @@
     <w:p>
       <w:pPr>
         <w:rPr>
-          <w:rFonts w:hint="eastAsia"/>
           <w:color w:val="0000FF"/>
         </w:rPr>
       </w:pPr>
@@ -6838,7 +5619,6 @@
     <w:p>
       <w:pPr>
         <w:rPr>
-          <w:rFonts w:hint="eastAsia"/>
           <w:color w:val="0000FF"/>
         </w:rPr>
       </w:pPr>
@@ -6861,6 +5641,597 @@
           <w:color w:val="0000FF"/>
         </w:rPr>
         <w:t xml:space="preserve"> CnWizards_</w:t>
+      </w:r>
+      <w:smartTag w:uri="urn:schemas-microsoft-com:office:smarttags" w:element="chsdate">
+        <w:smartTagPr>
+          <w:attr w:name="IsROCDate" w:val="False"/>
+          <w:attr w:name="IsLunarDate" w:val="False"/>
+          <w:attr w:name="Day" w:val="30"/>
+          <w:attr w:name="Month" w:val="12"/>
+          <w:attr w:name="Year" w:val="1899"/>
+        </w:smartTagPr>
+        <w:r>
+          <w:rPr>
+            <w:color w:val="0000FF"/>
+          </w:rPr>
+          <w:t>0.8.1</w:t>
+        </w:r>
+      </w:smartTag>
+      <w:r>
+        <w:rPr>
+          <w:color w:val="0000FF"/>
+        </w:rPr>
+        <w:t>.</w:t>
+      </w:r>
+      <w:r>
+        <w:rPr>
+          <w:rFonts w:hint="eastAsia"/>
+          <w:color w:val="0000FF"/>
+        </w:rPr>
+        <w:t>236/</w:t>
+      </w:r>
+      <w:r>
+        <w:rPr>
+          <w:color w:val="0000FF"/>
+        </w:rPr>
+        <w:t>241_Unstable</w:t>
+      </w:r>
+    </w:p>
+    <w:p>
+      <w:pPr>
+        <w:rPr>
+          <w:color w:val="0000FF"/>
+        </w:rPr>
+      </w:pPr>
+      <w:r>
+        <w:rPr>
+          <w:rFonts w:hint="eastAsia"/>
+          <w:color w:val="0000FF"/>
+        </w:rPr>
+        <w:t>测试步骤：</w:t>
+      </w:r>
+    </w:p>
+    <w:p>
+      <w:pPr>
+        <w:numPr>
+          <w:ilvl w:val="0"/>
+          <w:numId w:val="19"/>
+        </w:numPr>
+        <w:rPr>
+          <w:rStyle w:val="aff8"/>
+          <w:color w:val="0000FF"/>
+          <w:szCs w:val="24"/>
+        </w:rPr>
+      </w:pPr>
+      <w:r>
+        <w:rPr>
+          <w:rFonts w:hint="eastAsia"/>
+          <w:color w:val="0000FF"/>
+        </w:rPr>
+        <w:t>新建一</w:t>
+      </w:r>
+      <w:r>
+        <w:rPr>
+          <w:rStyle w:val="aff8"/>
+          <w:rFonts w:hint="eastAsia"/>
+          <w:color w:val="0000FF"/>
+        </w:rPr>
+        <w:t>User overrides</w:t>
+      </w:r>
+      <w:r>
+        <w:rPr>
+          <w:rStyle w:val="aff8"/>
+          <w:rFonts w:hint="eastAsia"/>
+          <w:color w:val="0000FF"/>
+        </w:rPr>
+        <w:t>的</w:t>
+      </w:r>
+      <w:r>
+        <w:rPr>
+          <w:rStyle w:val="aff8"/>
+          <w:rFonts w:hint="eastAsia"/>
+          <w:color w:val="0000FF"/>
+        </w:rPr>
+        <w:t>Variable</w:t>
+      </w:r>
+      <w:r>
+        <w:rPr>
+          <w:rStyle w:val="aff8"/>
+          <w:rFonts w:hint="eastAsia"/>
+          <w:color w:val="0000FF"/>
+        </w:rPr>
+        <w:t>并赋值，比如</w:t>
+      </w:r>
+      <w:r>
+        <w:rPr>
+          <w:rStyle w:val="aff8"/>
+          <w:rFonts w:hint="eastAsia"/>
+          <w:color w:val="0000FF"/>
+        </w:rPr>
+        <w:t>First=1</w:t>
+      </w:r>
+    </w:p>
+    <w:p>
+      <w:pPr>
+        <w:numPr>
+          <w:ilvl w:val="0"/>
+          <w:numId w:val="19"/>
+        </w:numPr>
+        <w:rPr>
+          <w:color w:val="0000FF"/>
+        </w:rPr>
+      </w:pPr>
+      <w:r>
+        <w:rPr>
+          <w:rFonts w:hint="eastAsia"/>
+          <w:color w:val="0000FF"/>
+        </w:rPr>
+        <w:t>点击</w:t>
+      </w:r>
+      <w:r>
+        <w:rPr>
+          <w:rFonts w:hint="eastAsia"/>
+          <w:color w:val="0000FF"/>
+        </w:rPr>
+        <w:t>IDE</w:t>
+      </w:r>
+      <w:r>
+        <w:rPr>
+          <w:rFonts w:hint="eastAsia"/>
+          <w:color w:val="0000FF"/>
+        </w:rPr>
+        <w:t>中的菜单“</w:t>
+      </w:r>
+      <w:r>
+        <w:rPr>
+          <w:rFonts w:hint="eastAsia"/>
+          <w:color w:val="0000FF"/>
+        </w:rPr>
+        <w:t>CnPack</w:t>
+      </w:r>
+      <w:r>
+        <w:rPr>
+          <w:rFonts w:hint="eastAsia"/>
+          <w:color w:val="0000FF"/>
+        </w:rPr>
+        <w:t>”</w:t>
+      </w:r>
+      <w:r>
+        <w:rPr>
+          <w:color w:val="0000FF"/>
+        </w:rPr>
+        <w:t>—</w:t>
+      </w:r>
+      <w:r>
+        <w:rPr>
+          <w:rFonts w:hint="eastAsia"/>
+          <w:color w:val="0000FF"/>
+        </w:rPr>
+        <w:t>〉“</w:t>
+      </w:r>
+      <w:r>
+        <w:rPr>
+          <w:rFonts w:hint="eastAsia"/>
+          <w:color w:val="0000FF"/>
+        </w:rPr>
+        <w:t>IDE</w:t>
+      </w:r>
+      <w:r>
+        <w:rPr>
+          <w:rFonts w:hint="eastAsia"/>
+          <w:color w:val="0000FF"/>
+        </w:rPr>
+        <w:t>配置备份</w:t>
+      </w:r>
+      <w:r>
+        <w:rPr>
+          <w:rFonts w:hint="eastAsia"/>
+          <w:color w:val="0000FF"/>
+        </w:rPr>
+        <w:t>/</w:t>
+      </w:r>
+      <w:r>
+        <w:rPr>
+          <w:rFonts w:hint="eastAsia"/>
+          <w:color w:val="0000FF"/>
+        </w:rPr>
+        <w:t>恢复”，备份</w:t>
+      </w:r>
+    </w:p>
+    <w:p>
+      <w:pPr>
+        <w:numPr>
+          <w:ilvl w:val="0"/>
+          <w:numId w:val="19"/>
+        </w:numPr>
+        <w:rPr>
+          <w:rStyle w:val="aff8"/>
+          <w:color w:val="0000FF"/>
+          <w:szCs w:val="24"/>
+        </w:rPr>
+      </w:pPr>
+      <w:r>
+        <w:rPr>
+          <w:rFonts w:hint="eastAsia"/>
+          <w:color w:val="0000FF"/>
+        </w:rPr>
+        <w:t>再新建一</w:t>
+      </w:r>
+      <w:r>
+        <w:rPr>
+          <w:rStyle w:val="aff8"/>
+          <w:rFonts w:hint="eastAsia"/>
+          <w:color w:val="0000FF"/>
+        </w:rPr>
+        <w:t>User overrides</w:t>
+      </w:r>
+      <w:r>
+        <w:rPr>
+          <w:rStyle w:val="aff8"/>
+          <w:rFonts w:hint="eastAsia"/>
+          <w:color w:val="0000FF"/>
+        </w:rPr>
+        <w:t>的</w:t>
+      </w:r>
+      <w:r>
+        <w:rPr>
+          <w:rStyle w:val="aff8"/>
+          <w:rFonts w:hint="eastAsia"/>
+          <w:color w:val="0000FF"/>
+        </w:rPr>
+        <w:t>Variable</w:t>
+      </w:r>
+      <w:r>
+        <w:rPr>
+          <w:rStyle w:val="aff8"/>
+          <w:rFonts w:hint="eastAsia"/>
+          <w:color w:val="0000FF"/>
+        </w:rPr>
+        <w:t>并赋值，比如</w:t>
+      </w:r>
+      <w:r>
+        <w:rPr>
+          <w:rStyle w:val="aff8"/>
+          <w:rFonts w:hint="eastAsia"/>
+          <w:color w:val="0000FF"/>
+        </w:rPr>
+        <w:t>Second=2</w:t>
+      </w:r>
+    </w:p>
+    <w:p>
+      <w:pPr>
+        <w:numPr>
+          <w:ilvl w:val="0"/>
+          <w:numId w:val="19"/>
+        </w:numPr>
+        <w:rPr>
+          <w:rStyle w:val="aff8"/>
+          <w:color w:val="0000FF"/>
+          <w:szCs w:val="24"/>
+        </w:rPr>
+      </w:pPr>
+      <w:r>
+        <w:rPr>
+          <w:rStyle w:val="aff8"/>
+          <w:rFonts w:hint="eastAsia"/>
+          <w:color w:val="0000FF"/>
+        </w:rPr>
+        <w:t>退出</w:t>
+      </w:r>
+      <w:r>
+        <w:rPr>
+          <w:rStyle w:val="aff8"/>
+          <w:rFonts w:hint="eastAsia"/>
+          <w:color w:val="0000FF"/>
+        </w:rPr>
+        <w:t>IDE</w:t>
+      </w:r>
+      <w:r>
+        <w:rPr>
+          <w:rStyle w:val="aff8"/>
+          <w:rFonts w:hint="eastAsia"/>
+          <w:color w:val="0000FF"/>
+        </w:rPr>
+        <w:t>，恢复</w:t>
+      </w:r>
+    </w:p>
+    <w:p>
+      <w:pPr>
+        <w:rPr>
+          <w:rStyle w:val="aff8"/>
+          <w:color w:val="0000FF"/>
+        </w:rPr>
+      </w:pPr>
+      <w:r>
+        <w:rPr>
+          <w:rStyle w:val="aff8"/>
+          <w:rFonts w:hint="eastAsia"/>
+          <w:color w:val="0000FF"/>
+        </w:rPr>
+        <w:t>结果：此时，</w:t>
+      </w:r>
+      <w:r>
+        <w:rPr>
+          <w:rStyle w:val="aff8"/>
+          <w:rFonts w:hint="eastAsia"/>
+          <w:color w:val="0000FF"/>
+        </w:rPr>
+        <w:t>User overrides</w:t>
+      </w:r>
+      <w:r>
+        <w:rPr>
+          <w:rStyle w:val="aff8"/>
+          <w:rFonts w:hint="eastAsia"/>
+          <w:color w:val="0000FF"/>
+        </w:rPr>
+        <w:t>中的环境变量有“</w:t>
+      </w:r>
+      <w:r>
+        <w:rPr>
+          <w:rStyle w:val="aff8"/>
+          <w:rFonts w:hint="eastAsia"/>
+          <w:color w:val="0000FF"/>
+        </w:rPr>
+        <w:t>First=1</w:t>
+      </w:r>
+      <w:r>
+        <w:rPr>
+          <w:rStyle w:val="aff8"/>
+          <w:rFonts w:hint="eastAsia"/>
+          <w:color w:val="0000FF"/>
+        </w:rPr>
+        <w:t>”和“</w:t>
+      </w:r>
+      <w:r>
+        <w:rPr>
+          <w:rStyle w:val="aff8"/>
+          <w:rFonts w:hint="eastAsia"/>
+          <w:color w:val="0000FF"/>
+        </w:rPr>
+        <w:t>Second=2</w:t>
+      </w:r>
+      <w:r>
+        <w:rPr>
+          <w:rStyle w:val="aff8"/>
+          <w:rFonts w:hint="eastAsia"/>
+          <w:color w:val="0000FF"/>
+        </w:rPr>
+        <w:t>”。</w:t>
+      </w:r>
+    </w:p>
+    <w:p>
+      <w:pPr>
+        <w:rPr>
+          <w:rStyle w:val="aff8"/>
+          <w:color w:val="0000FF"/>
+        </w:rPr>
+      </w:pPr>
+      <w:r>
+        <w:rPr>
+          <w:rFonts w:hint="eastAsia"/>
+          <w:color w:val="0000FF"/>
+        </w:rPr>
+        <w:t>也就是说，恢复后的环境变量</w:t>
+      </w:r>
+      <w:r>
+        <w:rPr>
+          <w:rFonts w:hint="eastAsia"/>
+          <w:color w:val="0000FF"/>
+        </w:rPr>
+        <w:t>=</w:t>
+      </w:r>
+      <w:r>
+        <w:rPr>
+          <w:rFonts w:hint="eastAsia"/>
+          <w:color w:val="0000FF"/>
+        </w:rPr>
+        <w:t>备份时的环境变量</w:t>
+      </w:r>
+      <w:r>
+        <w:rPr>
+          <w:rFonts w:hint="eastAsia"/>
+          <w:color w:val="0000FF"/>
+        </w:rPr>
+        <w:t>+</w:t>
+      </w:r>
+      <w:r>
+        <w:rPr>
+          <w:rFonts w:hint="eastAsia"/>
+          <w:color w:val="0000FF"/>
+        </w:rPr>
+        <w:t>备份后用户新添加的环境变量。</w:t>
+      </w:r>
+    </w:p>
+    <w:p>
+      <w:pPr>
+        <w:rPr>
+          <w:rStyle w:val="aff8"/>
+          <w:color w:val="0000FF"/>
+        </w:rPr>
+      </w:pPr>
+    </w:p>
+    <w:p>
+      <w:pPr>
+        <w:rPr>
+          <w:color w:val="0000FF"/>
+        </w:rPr>
+      </w:pPr>
+      <w:r>
+        <w:rPr>
+          <w:rFonts w:hint="eastAsia"/>
+          <w:color w:val="0000FF"/>
+        </w:rPr>
+        <w:t xml:space="preserve"> </w:t>
+      </w:r>
+      <w:r>
+        <w:rPr>
+          <w:rFonts w:hint="eastAsia"/>
+          <w:color w:val="0000FF"/>
+        </w:rPr>
+        <w:t>“</w:t>
+      </w:r>
+      <w:r>
+        <w:rPr>
+          <w:rFonts w:hint="eastAsia"/>
+          <w:color w:val="000000"/>
+        </w:rPr>
+        <w:t>如果原本设计如此，需要在帮助文件中说明</w:t>
+      </w:r>
+      <w:r>
+        <w:rPr>
+          <w:rFonts w:hint="eastAsia"/>
+          <w:color w:val="0000FF"/>
+        </w:rPr>
+        <w:t>”是指，告诉用户恢复配置时，无须担心新添加的环境变量因为恢复了以前的备份而丢失。</w:t>
+      </w:r>
+    </w:p>
+    <w:p>
+      <w:pPr>
+        <w:rPr>
+          <w:color w:val="0000FF"/>
+        </w:rPr>
+      </w:pPr>
+      <w:r>
+        <w:rPr>
+          <w:rStyle w:val="aff8"/>
+          <w:rFonts w:hint="eastAsia"/>
+        </w:rPr>
+        <w:lastRenderedPageBreak/>
+        <w:t>反馈：确实是如此。精确来讲，恢复备份是把备份的内容覆盖已有的内容，但不会首先删除原有的内容，所以一些开放一点的设置如这个用户环境变量，在恢复的时候是把内容写入注册表的键内，但不会删除原有的键值，所以会出现“</w:t>
+      </w:r>
+      <w:r>
+        <w:rPr>
+          <w:rFonts w:hint="eastAsia"/>
+          <w:color w:val="FF0000"/>
+          <w:szCs w:val="21"/>
+        </w:rPr>
+        <w:t>恢复后的环境变量</w:t>
+      </w:r>
+      <w:r>
+        <w:rPr>
+          <w:rFonts w:hint="eastAsia"/>
+          <w:color w:val="FF0000"/>
+          <w:szCs w:val="21"/>
+        </w:rPr>
+        <w:t>=</w:t>
+      </w:r>
+      <w:r>
+        <w:rPr>
+          <w:rFonts w:hint="eastAsia"/>
+          <w:color w:val="FF0000"/>
+          <w:szCs w:val="21"/>
+        </w:rPr>
+        <w:t>备份时的环境变量</w:t>
+      </w:r>
+      <w:r>
+        <w:rPr>
+          <w:rFonts w:hint="eastAsia"/>
+          <w:color w:val="FF0000"/>
+          <w:szCs w:val="21"/>
+        </w:rPr>
+        <w:t>+</w:t>
+      </w:r>
+      <w:r>
+        <w:rPr>
+          <w:rFonts w:hint="eastAsia"/>
+          <w:color w:val="FF0000"/>
+          <w:szCs w:val="21"/>
+        </w:rPr>
+        <w:t>备份后用户新添加的环境变量</w:t>
+      </w:r>
+      <w:r>
+        <w:rPr>
+          <w:rFonts w:hint="eastAsia"/>
+          <w:color w:val="FF0000"/>
+          <w:szCs w:val="21"/>
+        </w:rPr>
+        <w:t>”的效果</w:t>
+      </w:r>
+      <w:r>
+        <w:rPr>
+          <w:rStyle w:val="aff8"/>
+          <w:rFonts w:hint="eastAsia"/>
+        </w:rPr>
+        <w:t>。</w:t>
+      </w:r>
+      <w:r>
+        <w:rPr>
+          <w:rStyle w:val="aff8"/>
+          <w:rFonts w:hint="eastAsia"/>
+        </w:rPr>
+        <w:t>这一点将在帮助文件中加以说明。</w:t>
+      </w:r>
+    </w:p>
+    <w:p>
+      <w:pPr>
+        <w:pStyle w:val="31"/>
+      </w:pPr>
+      <w:bookmarkStart w:id="17" w:name="_Toc145648878"/>
+      <w:r>
+        <w:rPr>
+          <w:rFonts w:hint="eastAsia"/>
+        </w:rPr>
+        <w:t>备份恢复</w:t>
+      </w:r>
+      <w:r>
+        <w:t>菜单模板</w:t>
+      </w:r>
+      <w:bookmarkEnd w:id="15"/>
+      <w:bookmarkEnd w:id="16"/>
+      <w:bookmarkEnd w:id="17"/>
+    </w:p>
+    <w:p>
+      <w:r>
+        <w:rPr>
+          <w:rFonts w:hint="eastAsia"/>
+        </w:rPr>
+        <w:t>添加了一个</w:t>
+      </w:r>
+      <w:r>
+        <w:rPr>
+          <w:rFonts w:hint="eastAsia"/>
+        </w:rPr>
+        <w:t>Main</w:t>
+      </w:r>
+      <w:r>
+        <w:rPr>
+          <w:rFonts w:hint="eastAsia"/>
+        </w:rPr>
+        <w:t>菜单和一个</w:t>
+      </w:r>
+      <w:r>
+        <w:rPr>
+          <w:rFonts w:hint="eastAsia"/>
+        </w:rPr>
+        <w:t>Pop</w:t>
+      </w:r>
+      <w:r>
+        <w:rPr>
+          <w:rFonts w:hint="eastAsia"/>
+        </w:rPr>
+        <w:t>菜单，备份恢复没有发现问题。</w:t>
+      </w:r>
+    </w:p>
+    <w:p/>
+    <w:p/>
+    <w:p>
+      <w:pPr>
+        <w:pStyle w:val="31"/>
+      </w:pPr>
+      <w:r>
+        <w:rPr>
+          <w:rFonts w:hint="eastAsia"/>
+        </w:rPr>
+        <w:t>关于组件选取工具快捷按钮的问题</w:t>
+      </w:r>
+    </w:p>
+    <w:p/>
+    <w:p>
+      <w:r>
+        <w:rPr>
+          <w:rFonts w:hint="eastAsia"/>
+        </w:rPr>
+        <w:t>CnWizard Ver:</w:t>
       </w:r>
       <w:smartTag w:uri="urn:schemas-microsoft-com:office:smarttags" w:element="chsdate">
         <w:smartTagPr>
@@ -6872,678 +6243,6 @@
         </w:smartTagPr>
         <w:r>
           <w:rPr>
-            <w:color w:val="0000FF"/>
-          </w:rPr>
-          <w:t>0.8.1</w:t>
-        </w:r>
-      </w:smartTag>
-      <w:r>
-        <w:rPr>
-          <w:color w:val="0000FF"/>
-        </w:rPr>
-        <w:t>.</w:t>
-      </w:r>
-      <w:r>
-        <w:rPr>
-          <w:rFonts w:hint="eastAsia"/>
-          <w:color w:val="0000FF"/>
-        </w:rPr>
-        <w:t>236/</w:t>
-      </w:r>
-      <w:r>
-        <w:rPr>
-          <w:color w:val="0000FF"/>
-        </w:rPr>
-        <w:t>241_Unstable</w:t>
-      </w:r>
-    </w:p>
-    <w:p>
-      <w:pPr>
-        <w:rPr>
-          <w:rFonts w:hint="eastAsia"/>
-          <w:color w:val="0000FF"/>
-        </w:rPr>
-      </w:pPr>
-      <w:r>
-        <w:rPr>
-          <w:rFonts w:hint="eastAsia"/>
-          <w:color w:val="0000FF"/>
-        </w:rPr>
-        <w:t>测试步骤：</w:t>
-      </w:r>
-    </w:p>
-    <w:p>
-      <w:pPr>
-        <w:numPr>
-          <w:ilvl w:val="0"/>
-          <w:numId w:val="19"/>
-        </w:numPr>
-        <w:rPr>
-          <w:rStyle w:val="aff8"/>
-          <w:rFonts w:hint="eastAsia"/>
-          <w:color w:val="0000FF"/>
-          <w:szCs w:val="24"/>
-        </w:rPr>
-      </w:pPr>
-      <w:r>
-        <w:rPr>
-          <w:rFonts w:hint="eastAsia"/>
-          <w:color w:val="0000FF"/>
-        </w:rPr>
-        <w:t>新建</w:t>
-      </w:r>
-      <w:proofErr w:type="gramStart"/>
-      <w:r>
-        <w:rPr>
-          <w:rFonts w:hint="eastAsia"/>
-          <w:color w:val="0000FF"/>
-        </w:rPr>
-        <w:t>一</w:t>
-      </w:r>
-      <w:proofErr w:type="gramEnd"/>
-      <w:r>
-        <w:rPr>
-          <w:rStyle w:val="aff8"/>
-          <w:rFonts w:hint="eastAsia"/>
-          <w:color w:val="0000FF"/>
-        </w:rPr>
-        <w:t>User overrides</w:t>
-      </w:r>
-      <w:r>
-        <w:rPr>
-          <w:rStyle w:val="aff8"/>
-          <w:rFonts w:hint="eastAsia"/>
-          <w:color w:val="0000FF"/>
-        </w:rPr>
-        <w:t>的</w:t>
-      </w:r>
-      <w:r>
-        <w:rPr>
-          <w:rStyle w:val="aff8"/>
-          <w:rFonts w:hint="eastAsia"/>
-          <w:color w:val="0000FF"/>
-        </w:rPr>
-        <w:t>Variable</w:t>
-      </w:r>
-      <w:r>
-        <w:rPr>
-          <w:rStyle w:val="aff8"/>
-          <w:rFonts w:hint="eastAsia"/>
-          <w:color w:val="0000FF"/>
-        </w:rPr>
-        <w:t>并赋值，比如</w:t>
-      </w:r>
-      <w:r>
-        <w:rPr>
-          <w:rStyle w:val="aff8"/>
-          <w:rFonts w:hint="eastAsia"/>
-          <w:color w:val="0000FF"/>
-        </w:rPr>
-        <w:t>First=1</w:t>
-      </w:r>
-    </w:p>
-    <w:p>
-      <w:pPr>
-        <w:numPr>
-          <w:ilvl w:val="0"/>
-          <w:numId w:val="19"/>
-        </w:numPr>
-        <w:rPr>
-          <w:rFonts w:hint="eastAsia"/>
-          <w:color w:val="0000FF"/>
-        </w:rPr>
-      </w:pPr>
-      <w:r>
-        <w:rPr>
-          <w:rFonts w:hint="eastAsia"/>
-          <w:color w:val="0000FF"/>
-        </w:rPr>
-        <w:t>点击</w:t>
-      </w:r>
-      <w:r>
-        <w:rPr>
-          <w:rFonts w:hint="eastAsia"/>
-          <w:color w:val="0000FF"/>
-        </w:rPr>
-        <w:t>IDE</w:t>
-      </w:r>
-      <w:r>
-        <w:rPr>
-          <w:rFonts w:hint="eastAsia"/>
-          <w:color w:val="0000FF"/>
-        </w:rPr>
-        <w:t>中的菜单“</w:t>
-      </w:r>
-      <w:proofErr w:type="spellStart"/>
-      <w:r>
-        <w:rPr>
-          <w:rFonts w:hint="eastAsia"/>
-          <w:color w:val="0000FF"/>
-        </w:rPr>
-        <w:t>CnPack</w:t>
-      </w:r>
-      <w:proofErr w:type="spellEnd"/>
-      <w:r>
-        <w:rPr>
-          <w:rFonts w:hint="eastAsia"/>
-          <w:color w:val="0000FF"/>
-        </w:rPr>
-        <w:t>”</w:t>
-      </w:r>
-      <w:r>
-        <w:rPr>
-          <w:color w:val="0000FF"/>
-        </w:rPr>
-        <w:t>—</w:t>
-      </w:r>
-      <w:proofErr w:type="gramStart"/>
-      <w:r>
-        <w:rPr>
-          <w:rFonts w:hint="eastAsia"/>
-          <w:color w:val="0000FF"/>
-        </w:rPr>
-        <w:t>〉</w:t>
-      </w:r>
-      <w:proofErr w:type="gramEnd"/>
-      <w:r>
-        <w:rPr>
-          <w:rFonts w:hint="eastAsia"/>
-          <w:color w:val="0000FF"/>
-        </w:rPr>
-        <w:t>“</w:t>
-      </w:r>
-      <w:r>
-        <w:rPr>
-          <w:rFonts w:hint="eastAsia"/>
-          <w:color w:val="0000FF"/>
-        </w:rPr>
-        <w:t>IDE</w:t>
-      </w:r>
-      <w:r>
-        <w:rPr>
-          <w:rFonts w:hint="eastAsia"/>
-          <w:color w:val="0000FF"/>
-        </w:rPr>
-        <w:t>配置备份</w:t>
-      </w:r>
-      <w:r>
-        <w:rPr>
-          <w:rFonts w:hint="eastAsia"/>
-          <w:color w:val="0000FF"/>
-        </w:rPr>
-        <w:t>/</w:t>
-      </w:r>
-      <w:r>
-        <w:rPr>
-          <w:rFonts w:hint="eastAsia"/>
-          <w:color w:val="0000FF"/>
-        </w:rPr>
-        <w:t>恢复”，备份</w:t>
-      </w:r>
-    </w:p>
-    <w:p>
-      <w:pPr>
-        <w:numPr>
-          <w:ilvl w:val="0"/>
-          <w:numId w:val="19"/>
-        </w:numPr>
-        <w:rPr>
-          <w:rStyle w:val="aff8"/>
-          <w:rFonts w:hint="eastAsia"/>
-          <w:color w:val="0000FF"/>
-          <w:szCs w:val="24"/>
-        </w:rPr>
-      </w:pPr>
-      <w:r>
-        <w:rPr>
-          <w:rFonts w:hint="eastAsia"/>
-          <w:color w:val="0000FF"/>
-        </w:rPr>
-        <w:t>再新建</w:t>
-      </w:r>
-      <w:proofErr w:type="gramStart"/>
-      <w:r>
-        <w:rPr>
-          <w:rFonts w:hint="eastAsia"/>
-          <w:color w:val="0000FF"/>
-        </w:rPr>
-        <w:t>一</w:t>
-      </w:r>
-      <w:proofErr w:type="gramEnd"/>
-      <w:r>
-        <w:rPr>
-          <w:rStyle w:val="aff8"/>
-          <w:rFonts w:hint="eastAsia"/>
-          <w:color w:val="0000FF"/>
-        </w:rPr>
-        <w:t>User overrides</w:t>
-      </w:r>
-      <w:r>
-        <w:rPr>
-          <w:rStyle w:val="aff8"/>
-          <w:rFonts w:hint="eastAsia"/>
-          <w:color w:val="0000FF"/>
-        </w:rPr>
-        <w:t>的</w:t>
-      </w:r>
-      <w:r>
-        <w:rPr>
-          <w:rStyle w:val="aff8"/>
-          <w:rFonts w:hint="eastAsia"/>
-          <w:color w:val="0000FF"/>
-        </w:rPr>
-        <w:t>Variable</w:t>
-      </w:r>
-      <w:r>
-        <w:rPr>
-          <w:rStyle w:val="aff8"/>
-          <w:rFonts w:hint="eastAsia"/>
-          <w:color w:val="0000FF"/>
-        </w:rPr>
-        <w:t>并赋值，比如</w:t>
-      </w:r>
-      <w:r>
-        <w:rPr>
-          <w:rStyle w:val="aff8"/>
-          <w:rFonts w:hint="eastAsia"/>
-          <w:color w:val="0000FF"/>
-        </w:rPr>
-        <w:t>Second=2</w:t>
-      </w:r>
-    </w:p>
-    <w:p>
-      <w:pPr>
-        <w:numPr>
-          <w:ilvl w:val="0"/>
-          <w:numId w:val="19"/>
-        </w:numPr>
-        <w:rPr>
-          <w:rStyle w:val="aff8"/>
-          <w:rFonts w:hint="eastAsia"/>
-          <w:color w:val="0000FF"/>
-          <w:szCs w:val="24"/>
-        </w:rPr>
-      </w:pPr>
-      <w:r>
-        <w:rPr>
-          <w:rStyle w:val="aff8"/>
-          <w:rFonts w:hint="eastAsia"/>
-          <w:color w:val="0000FF"/>
-        </w:rPr>
-        <w:t>退出</w:t>
-      </w:r>
-      <w:r>
-        <w:rPr>
-          <w:rStyle w:val="aff8"/>
-          <w:rFonts w:hint="eastAsia"/>
-          <w:color w:val="0000FF"/>
-        </w:rPr>
-        <w:t>IDE</w:t>
-      </w:r>
-      <w:r>
-        <w:rPr>
-          <w:rStyle w:val="aff8"/>
-          <w:rFonts w:hint="eastAsia"/>
-          <w:color w:val="0000FF"/>
-        </w:rPr>
-        <w:t>，恢复</w:t>
-      </w:r>
-    </w:p>
-    <w:p>
-      <w:pPr>
-        <w:rPr>
-          <w:rStyle w:val="aff8"/>
-          <w:rFonts w:hint="eastAsia"/>
-          <w:color w:val="0000FF"/>
-        </w:rPr>
-      </w:pPr>
-      <w:r>
-        <w:rPr>
-          <w:rStyle w:val="aff8"/>
-          <w:rFonts w:hint="eastAsia"/>
-          <w:color w:val="0000FF"/>
-        </w:rPr>
-        <w:t>结果：此时，</w:t>
-      </w:r>
-      <w:r>
-        <w:rPr>
-          <w:rStyle w:val="aff8"/>
-          <w:rFonts w:hint="eastAsia"/>
-          <w:color w:val="0000FF"/>
-        </w:rPr>
-        <w:t>User overrides</w:t>
-      </w:r>
-      <w:r>
-        <w:rPr>
-          <w:rStyle w:val="aff8"/>
-          <w:rFonts w:hint="eastAsia"/>
-          <w:color w:val="0000FF"/>
-        </w:rPr>
-        <w:t>中的环境变量有“</w:t>
-      </w:r>
-      <w:r>
-        <w:rPr>
-          <w:rStyle w:val="aff8"/>
-          <w:rFonts w:hint="eastAsia"/>
-          <w:color w:val="0000FF"/>
-        </w:rPr>
-        <w:t>First=1</w:t>
-      </w:r>
-      <w:r>
-        <w:rPr>
-          <w:rStyle w:val="aff8"/>
-          <w:rFonts w:hint="eastAsia"/>
-          <w:color w:val="0000FF"/>
-        </w:rPr>
-        <w:t>”和“</w:t>
-      </w:r>
-      <w:r>
-        <w:rPr>
-          <w:rStyle w:val="aff8"/>
-          <w:rFonts w:hint="eastAsia"/>
-          <w:color w:val="0000FF"/>
-        </w:rPr>
-        <w:t>Second=2</w:t>
-      </w:r>
-      <w:r>
-        <w:rPr>
-          <w:rStyle w:val="aff8"/>
-          <w:rFonts w:hint="eastAsia"/>
-          <w:color w:val="0000FF"/>
-        </w:rPr>
-        <w:t>”。</w:t>
-      </w:r>
-    </w:p>
-    <w:p>
-      <w:pPr>
-        <w:rPr>
-          <w:rStyle w:val="aff8"/>
-          <w:rFonts w:hint="eastAsia"/>
-          <w:color w:val="0000FF"/>
-        </w:rPr>
-      </w:pPr>
-      <w:r>
-        <w:rPr>
-          <w:rFonts w:hint="eastAsia"/>
-          <w:color w:val="0000FF"/>
-        </w:rPr>
-        <w:t>也就是说，恢复后的环境变量</w:t>
-      </w:r>
-      <w:r>
-        <w:rPr>
-          <w:rFonts w:hint="eastAsia"/>
-          <w:color w:val="0000FF"/>
-        </w:rPr>
-        <w:t>=</w:t>
-      </w:r>
-      <w:r>
-        <w:rPr>
-          <w:rFonts w:hint="eastAsia"/>
-          <w:color w:val="0000FF"/>
-        </w:rPr>
-        <w:t>备份时的环境变量</w:t>
-      </w:r>
-      <w:r>
-        <w:rPr>
-          <w:rFonts w:hint="eastAsia"/>
-          <w:color w:val="0000FF"/>
-        </w:rPr>
-        <w:t>+</w:t>
-      </w:r>
-      <w:r>
-        <w:rPr>
-          <w:rFonts w:hint="eastAsia"/>
-          <w:color w:val="0000FF"/>
-        </w:rPr>
-        <w:t>备份后用户新添加的环境变量。</w:t>
-      </w:r>
-    </w:p>
-    <w:p>
-      <w:pPr>
-        <w:rPr>
-          <w:rStyle w:val="aff8"/>
-          <w:rFonts w:hint="eastAsia"/>
-          <w:color w:val="0000FF"/>
-        </w:rPr>
-      </w:pPr>
-    </w:p>
-    <w:p>
-      <w:pPr>
-        <w:rPr>
-          <w:rFonts w:hint="eastAsia"/>
-          <w:color w:val="0000FF"/>
-        </w:rPr>
-      </w:pPr>
-      <w:r>
-        <w:rPr>
-          <w:rFonts w:hint="eastAsia"/>
-          <w:color w:val="0000FF"/>
-        </w:rPr>
-        <w:t xml:space="preserve"> </w:t>
-      </w:r>
-      <w:r>
-        <w:rPr>
-          <w:rFonts w:hint="eastAsia"/>
-          <w:color w:val="0000FF"/>
-        </w:rPr>
-        <w:t>“</w:t>
-      </w:r>
-      <w:r>
-        <w:rPr>
-          <w:rFonts w:hint="eastAsia"/>
-          <w:color w:val="000000"/>
-        </w:rPr>
-        <w:t>如果原本设计如此，需要在帮助文件中说明</w:t>
-      </w:r>
-      <w:r>
-        <w:rPr>
-          <w:rFonts w:hint="eastAsia"/>
-          <w:color w:val="0000FF"/>
-        </w:rPr>
-        <w:t>”是指，告诉用户恢复配置时，无须担心新添加的环境变量因为恢复了以前的备份而丢失。</w:t>
-      </w:r>
-    </w:p>
-    <w:p>
-      <w:pPr>
-        <w:rPr>
-          <w:rFonts w:hint="eastAsia"/>
-          <w:color w:val="0000FF"/>
-        </w:rPr>
-      </w:pPr>
-      <w:r>
-        <w:rPr>
-          <w:rStyle w:val="aff8"/>
-          <w:rFonts w:hint="eastAsia"/>
-        </w:rPr>
-        <w:lastRenderedPageBreak/>
-        <w:t>反馈：确实是如此。精确来讲，恢复备份是把备份的内容覆盖已有的内容，但不会首先删除原有的内容，所以一些开放一点的设置如这个用户环境变量，在恢复的时候是把内容写入注册表的键内，但不会删除原有的键值，所以会出现“</w:t>
-      </w:r>
-      <w:r>
-        <w:rPr>
-          <w:rFonts w:hint="eastAsia"/>
-          <w:color w:val="FF0000"/>
-          <w:szCs w:val="21"/>
-        </w:rPr>
-        <w:t>恢复后的环境变量</w:t>
-      </w:r>
-      <w:r>
-        <w:rPr>
-          <w:rFonts w:hint="eastAsia"/>
-          <w:color w:val="FF0000"/>
-          <w:szCs w:val="21"/>
-        </w:rPr>
-        <w:t>=</w:t>
-      </w:r>
-      <w:r>
-        <w:rPr>
-          <w:rFonts w:hint="eastAsia"/>
-          <w:color w:val="FF0000"/>
-          <w:szCs w:val="21"/>
-        </w:rPr>
-        <w:t>备份时的环境变量</w:t>
-      </w:r>
-      <w:r>
-        <w:rPr>
-          <w:rFonts w:hint="eastAsia"/>
-          <w:color w:val="FF0000"/>
-          <w:szCs w:val="21"/>
-        </w:rPr>
-        <w:t>+</w:t>
-      </w:r>
-      <w:r>
-        <w:rPr>
-          <w:rFonts w:hint="eastAsia"/>
-          <w:color w:val="FF0000"/>
-          <w:szCs w:val="21"/>
-        </w:rPr>
-        <w:t>备份后用户新添加的环境变量</w:t>
-      </w:r>
-      <w:r>
-        <w:rPr>
-          <w:rFonts w:hint="eastAsia"/>
-          <w:color w:val="FF0000"/>
-          <w:szCs w:val="21"/>
-        </w:rPr>
-        <w:t>”的效果</w:t>
-      </w:r>
-      <w:r>
-        <w:rPr>
-          <w:rStyle w:val="aff8"/>
-          <w:rFonts w:hint="eastAsia"/>
-        </w:rPr>
-        <w:t>。</w:t>
-      </w:r>
-      <w:r>
-        <w:rPr>
-          <w:rStyle w:val="aff8"/>
-          <w:rFonts w:hint="eastAsia"/>
-        </w:rPr>
-        <w:t>这一点将在帮助文件中加以说明。</w:t>
-      </w:r>
-    </w:p>
-    <w:p>
-      <w:pPr>
-        <w:pStyle w:val="31"/>
-        <w:rPr>
-          <w:rFonts w:hint="eastAsia"/>
-        </w:rPr>
-      </w:pPr>
-      <w:bookmarkStart w:id="17" w:name="_Toc145648878"/>
-      <w:r>
-        <w:rPr>
-          <w:rFonts w:hint="eastAsia"/>
-        </w:rPr>
-        <w:t>备份恢复</w:t>
-      </w:r>
-      <w:r>
-        <w:t>菜单模板</w:t>
-      </w:r>
-      <w:bookmarkEnd w:id="15"/>
-      <w:bookmarkEnd w:id="16"/>
-      <w:bookmarkEnd w:id="17"/>
-    </w:p>
-    <w:p>
-      <w:pPr>
-        <w:rPr>
-          <w:rFonts w:hint="eastAsia"/>
-        </w:rPr>
-      </w:pPr>
-      <w:r>
-        <w:rPr>
-          <w:rFonts w:hint="eastAsia"/>
-        </w:rPr>
-        <w:t>添加了一个</w:t>
-      </w:r>
-      <w:r>
-        <w:rPr>
-          <w:rFonts w:hint="eastAsia"/>
-        </w:rPr>
-        <w:t>Main</w:t>
-      </w:r>
-      <w:r>
-        <w:rPr>
-          <w:rFonts w:hint="eastAsia"/>
-        </w:rPr>
-        <w:t>菜单和一个</w:t>
-      </w:r>
-      <w:r>
-        <w:rPr>
-          <w:rFonts w:hint="eastAsia"/>
-        </w:rPr>
-        <w:t>Pop</w:t>
-      </w:r>
-      <w:r>
-        <w:rPr>
-          <w:rFonts w:hint="eastAsia"/>
-        </w:rPr>
-        <w:t>菜单，备份恢复没有发现问题。</w:t>
-      </w:r>
-    </w:p>
-    <w:p>
-      <w:pPr>
-        <w:rPr>
-          <w:rFonts w:hint="eastAsia"/>
-        </w:rPr>
-      </w:pPr>
-    </w:p>
-    <w:p>
-      <w:pPr>
-        <w:rPr>
-          <w:rFonts w:hint="eastAsia"/>
-        </w:rPr>
-      </w:pPr>
-    </w:p>
-    <w:p>
-      <w:pPr>
-        <w:pStyle w:val="31"/>
-        <w:rPr>
-          <w:rFonts w:hint="eastAsia"/>
-        </w:rPr>
-      </w:pPr>
-      <w:r>
-        <w:rPr>
-          <w:rFonts w:hint="eastAsia"/>
-        </w:rPr>
-        <w:t>关于组件选取工具快捷按钮的问题</w:t>
-      </w:r>
-    </w:p>
-    <w:p>
-      <w:pPr>
-        <w:rPr>
-          <w:rFonts w:hint="eastAsia"/>
-        </w:rPr>
-      </w:pPr>
-    </w:p>
-    <w:p>
-      <w:pPr>
-        <w:rPr>
-          <w:rFonts w:hint="eastAsia"/>
-        </w:rPr>
-      </w:pPr>
-      <w:proofErr w:type="spellStart"/>
-      <w:r>
-        <w:rPr>
-          <w:rFonts w:hint="eastAsia"/>
-        </w:rPr>
-        <w:t>CnWizard</w:t>
-      </w:r>
-      <w:proofErr w:type="spellEnd"/>
-      <w:r>
-        <w:rPr>
-          <w:rFonts w:hint="eastAsia"/>
-        </w:rPr>
-        <w:t xml:space="preserve"> Ver:</w:t>
-      </w:r>
-      <w:smartTag w:uri="urn:schemas-microsoft-com:office:smarttags" w:element="chsdate">
-        <w:smartTagPr>
-          <w:attr w:name="IsROCDate" w:val="False"/>
-          <w:attr w:name="IsLunarDate" w:val="False"/>
-          <w:attr w:name="Day" w:val="30"/>
-          <w:attr w:name="Month" w:val="12"/>
-          <w:attr w:name="Year" w:val="1899"/>
-        </w:smartTagPr>
-        <w:r>
-          <w:rPr>
             <w:rFonts w:hint="eastAsia"/>
           </w:rPr>
           <w:t>0.8.1</w:t>
@@ -7557,11 +6256,6 @@
       </w:r>
     </w:p>
     <w:p>
-      <w:pPr>
-        <w:rPr>
-          <w:rFonts w:hint="eastAsia"/>
-        </w:rPr>
-      </w:pPr>
       <w:r>
         <w:rPr>
           <w:rFonts w:hint="eastAsia"/>
@@ -7575,19 +6269,8 @@
         <w:t>XPsp2+ Delphi6+Up2</w:t>
       </w:r>
     </w:p>
-    <w:p>
-      <w:pPr>
-        <w:rPr>
-          <w:rFonts w:hint="eastAsia"/>
-        </w:rPr>
-      </w:pPr>
-    </w:p>
-    <w:p>
-      <w:pPr>
-        <w:rPr>
-          <w:rFonts w:hint="eastAsia"/>
-        </w:rPr>
-      </w:pPr>
+    <w:p/>
+    <w:p>
       <w:r>
         <w:rPr>
           <w:rFonts w:hint="eastAsia"/>
@@ -7596,11 +6279,6 @@
       </w:r>
     </w:p>
     <w:p>
-      <w:pPr>
-        <w:rPr>
-          <w:rFonts w:hint="eastAsia"/>
-        </w:rPr>
-      </w:pPr>
       <w:r>
         <w:rPr>
           <w:rFonts w:hint="eastAsia"/>
@@ -7627,11 +6305,6 @@
       </w:r>
     </w:p>
     <w:p>
-      <w:pPr>
-        <w:rPr>
-          <w:rFonts w:hint="eastAsia"/>
-        </w:rPr>
-      </w:pPr>
       <w:r>
         <w:rPr>
           <w:rFonts w:hint="eastAsia"/>
@@ -7687,19 +6360,8 @@
         </w:drawing>
       </w:r>
     </w:p>
-    <w:p>
-      <w:pPr>
-        <w:rPr>
-          <w:rFonts w:hint="eastAsia"/>
-        </w:rPr>
-      </w:pPr>
-    </w:p>
-    <w:p>
-      <w:pPr>
-        <w:rPr>
-          <w:rFonts w:hint="eastAsia"/>
-        </w:rPr>
-      </w:pPr>
+    <w:p/>
+    <w:p>
       <w:r>
         <w:rPr>
           <w:rFonts w:hint="eastAsia"/>
@@ -7714,11 +6376,6 @@
       </w:r>
     </w:p>
     <w:p>
-      <w:pPr>
-        <w:rPr>
-          <w:rFonts w:hint="eastAsia"/>
-        </w:rPr>
-      </w:pPr>
       <w:r>
         <w:rPr>
           <w:rFonts w:hint="eastAsia"/>
@@ -7776,11 +6433,6 @@
       </w:r>
     </w:p>
     <w:p>
-      <w:pPr>
-        <w:rPr>
-          <w:rFonts w:hint="eastAsia"/>
-        </w:rPr>
-      </w:pPr>
       <w:r>
         <w:rPr>
           <w:rFonts w:hint="eastAsia"/>
@@ -7795,11 +6447,6 @@
       </w:r>
     </w:p>
     <w:p>
-      <w:pPr>
-        <w:rPr>
-          <w:rFonts w:hint="eastAsia"/>
-        </w:rPr>
-      </w:pPr>
       <w:r>
         <w:rPr>
           <w:rFonts w:hint="eastAsia"/>
@@ -7856,11 +6503,6 @@
       </w:r>
     </w:p>
     <w:p>
-      <w:pPr>
-        <w:rPr>
-          <w:rFonts w:hint="eastAsia"/>
-        </w:rPr>
-      </w:pPr>
       <w:r>
         <w:rPr>
           <w:rFonts w:hint="eastAsia"/>
@@ -7875,11 +6517,6 @@
       </w:r>
     </w:p>
     <w:p>
-      <w:pPr>
-        <w:rPr>
-          <w:rFonts w:hint="eastAsia"/>
-        </w:rPr>
-      </w:pPr>
       <w:r>
         <w:rPr>
           <w:rFonts w:hint="eastAsia"/>
@@ -7938,7 +6575,6 @@
     <w:p>
       <w:pPr>
         <w:rPr>
-          <w:rFonts w:hint="eastAsia"/>
           <w:color w:val="FF0000"/>
         </w:rPr>
       </w:pPr>
@@ -7958,11 +6594,6 @@
       </w:r>
     </w:p>
     <w:p>
-      <w:pPr>
-        <w:rPr>
-          <w:rFonts w:hint="eastAsia"/>
-        </w:rPr>
-      </w:pPr>
       <w:r>
         <w:br w:type="page"/>
       </w:r>
@@ -7970,9 +6601,6 @@
     <w:p>
       <w:pPr>
         <w:pStyle w:val="21"/>
-        <w:rPr>
-          <w:rFonts w:hint="eastAsia"/>
-        </w:rPr>
       </w:pPr>
       <w:bookmarkStart w:id="18" w:name="_Toc145648879"/>
       <w:r>
@@ -7987,9 +6615,6 @@
     <w:p>
       <w:pPr>
         <w:pStyle w:val="31"/>
-        <w:rPr>
-          <w:rFonts w:hint="eastAsia"/>
-        </w:rPr>
       </w:pPr>
       <w:bookmarkStart w:id="19" w:name="_Toc145647738"/>
       <w:bookmarkStart w:id="20" w:name="_Toc145647766"/>
@@ -8011,11 +6636,6 @@
       <w:bookmarkEnd w:id="21"/>
     </w:p>
     <w:p>
-      <w:pPr>
-        <w:rPr>
-          <w:rFonts w:hint="eastAsia"/>
-        </w:rPr>
-      </w:pPr>
       <w:r>
         <w:rPr>
           <w:rFonts w:hint="eastAsia"/>
@@ -8024,11 +6644,6 @@
       </w:r>
     </w:p>
     <w:p>
-      <w:pPr>
-        <w:rPr>
-          <w:rFonts w:hint="eastAsia"/>
-        </w:rPr>
-      </w:pPr>
       <w:r>
         <w:rPr>
           <w:rFonts w:hint="eastAsia"/>
@@ -8039,9 +6654,6 @@
     <w:p>
       <w:pPr>
         <w:jc w:val="center"/>
-        <w:rPr>
-          <w:rFonts w:hint="eastAsia"/>
-        </w:rPr>
       </w:pPr>
       <w:r>
         <w:rPr>
@@ -8101,9 +6713,6 @@
     <w:p>
       <w:pPr>
         <w:jc w:val="center"/>
-        <w:rPr>
-          <w:rFonts w:hint="eastAsia"/>
-        </w:rPr>
       </w:pPr>
       <w:r>
         <w:rPr>
@@ -8163,9 +6772,6 @@
     <w:p>
       <w:pPr>
         <w:jc w:val="center"/>
-        <w:rPr>
-          <w:rFonts w:hint="eastAsia"/>
-        </w:rPr>
       </w:pPr>
       <w:r>
         <w:rPr>
@@ -8229,9 +6835,6 @@
           <w:tab w:val="left" w:pos="8820"/>
         </w:tabs>
         <w:jc w:val="center"/>
-        <w:rPr>
-          <w:rFonts w:hint="eastAsia"/>
-        </w:rPr>
       </w:pPr>
       <w:r>
         <w:rPr>
@@ -8294,9 +6897,6 @@
           <w:tab w:val="left" w:pos="8820"/>
         </w:tabs>
         <w:jc w:val="center"/>
-        <w:rPr>
-          <w:rFonts w:hint="eastAsia"/>
-        </w:rPr>
       </w:pPr>
     </w:p>
     <w:p>
@@ -8306,7 +6906,6 @@
         </w:tabs>
         <w:rPr>
           <w:rStyle w:val="aff8"/>
-          <w:rFonts w:hint="eastAsia"/>
         </w:rPr>
       </w:pPr>
       <w:r>
@@ -8381,7 +6980,6 @@
         <w:jc w:val="center"/>
         <w:rPr>
           <w:rStyle w:val="aff8"/>
-          <w:rFonts w:hint="eastAsia"/>
         </w:rPr>
       </w:pPr>
       <w:r>
@@ -8449,7 +7047,6 @@
         <w:jc w:val="center"/>
         <w:rPr>
           <w:rStyle w:val="aff8"/>
-          <w:rFonts w:hint="eastAsia"/>
         </w:rPr>
       </w:pPr>
     </w:p>
@@ -8459,7 +7056,6 @@
           <w:tab w:val="left" w:pos="8820"/>
         </w:tabs>
         <w:rPr>
-          <w:rFonts w:hint="eastAsia"/>
           <w:color w:val="FF0000"/>
           <w:szCs w:val="21"/>
         </w:rPr>
@@ -8479,7 +7075,6 @@
         </w:tabs>
         <w:rPr>
           <w:rStyle w:val="aff8"/>
-          <w:rFonts w:hint="eastAsia"/>
         </w:rPr>
       </w:pPr>
     </w:p>
@@ -8488,7 +7083,6 @@
         <w:pStyle w:val="31"/>
         <w:rPr>
           <w:rStyle w:val="aff8"/>
-          <w:rFonts w:hint="eastAsia"/>
           <w:color w:val="000000"/>
         </w:rPr>
       </w:pPr>
@@ -8508,7 +7102,6 @@
         </w:tabs>
         <w:rPr>
           <w:rStyle w:val="aff8"/>
-          <w:rFonts w:hint="eastAsia"/>
           <w:color w:val="000000"/>
         </w:rPr>
       </w:pPr>
@@ -8591,23 +7184,13 @@
         </w:rPr>
         <w:t>如</w:t>
       </w:r>
-      <w:proofErr w:type="spellStart"/>
       <w:r>
         <w:rPr>
           <w:rStyle w:val="aff8"/>
           <w:rFonts w:hint="eastAsia"/>
           <w:color w:val="000000"/>
         </w:rPr>
-        <w:t>TEdit</w:t>
-      </w:r>
-      <w:proofErr w:type="spellEnd"/>
-      <w:r>
-        <w:rPr>
-          <w:rStyle w:val="aff8"/>
-          <w:rFonts w:hint="eastAsia"/>
-          <w:color w:val="000000"/>
-        </w:rPr>
-        <w:t>)</w:t>
+        <w:t>TEdit)</w:t>
       </w:r>
       <w:r>
         <w:rPr>
@@ -8625,7 +7208,6 @@
         </w:tabs>
         <w:rPr>
           <w:rStyle w:val="aff8"/>
-          <w:rFonts w:hint="eastAsia"/>
           <w:color w:val="000000"/>
         </w:rPr>
       </w:pPr>
@@ -8693,7 +7275,6 @@
         </w:tabs>
         <w:rPr>
           <w:rStyle w:val="aff8"/>
-          <w:rFonts w:hint="eastAsia"/>
         </w:rPr>
       </w:pPr>
       <w:r>
@@ -8705,11 +7286,11 @@
       </w:r>
       <w:smartTag w:uri="urn:schemas-microsoft-com:office:smarttags" w:element="chsdate">
         <w:smartTagPr>
+          <w:attr w:name="Year" w:val="1899"/>
+          <w:attr w:name="Month" w:val="12"/>
+          <w:attr w:name="Day" w:val="30"/>
+          <w:attr w:name="IsLunarDate" w:val="False"/>
           <w:attr w:name="IsROCDate" w:val="False"/>
-          <w:attr w:name="IsLunarDate" w:val="False"/>
-          <w:attr w:name="Day" w:val="30"/>
-          <w:attr w:name="Month" w:val="12"/>
-          <w:attr w:name="Year" w:val="1899"/>
         </w:smartTagPr>
         <w:r>
           <w:rPr>
@@ -8741,16 +7322,12 @@
         </w:tabs>
         <w:rPr>
           <w:rStyle w:val="aff8"/>
-          <w:rFonts w:hint="eastAsia"/>
         </w:rPr>
       </w:pPr>
     </w:p>
     <w:p>
       <w:pPr>
         <w:jc w:val="right"/>
-        <w:rPr>
-          <w:rFonts w:hint="eastAsia"/>
-        </w:rPr>
       </w:pPr>
       <w:r>
         <w:rPr>
@@ -8991,28 +7568,7 @@
           <w:rStyle w:val="a8"/>
           <w:rFonts w:ascii="宋体" w:hAnsi="宋体"/>
         </w:rPr>
-        <w:t xml:space="preserve"> CnPa</w:t>
-      </w:r>
-      <w:r>
-        <w:rPr>
-          <w:rStyle w:val="a8"/>
-          <w:rFonts w:ascii="宋体" w:hAnsi="宋体"/>
-        </w:rPr>
-        <w:t>c</w:t>
-      </w:r>
-      <w:r>
-        <w:rPr>
-          <w:rStyle w:val="a8"/>
-          <w:rFonts w:ascii="宋体" w:hAnsi="宋体"/>
-        </w:rPr>
-        <w:t xml:space="preserve">k </w:t>
-      </w:r>
-      <w:r>
-        <w:rPr>
-          <w:rStyle w:val="a8"/>
-          <w:rFonts w:ascii="宋体" w:hAnsi="宋体"/>
-        </w:rPr>
-        <w:t>开发组</w:t>
+        <w:t xml:space="preserve"> CnPack 开发组</w:t>
       </w:r>
     </w:hyperlink>
     <w:r>
@@ -9186,7 +7742,7 @@
     <w:pPr>
       <w:pStyle w:val="a5"/>
       <w:rPr>
-        <w:rFonts w:ascii="宋体" w:hAnsi="宋体" w:hint="eastAsia"/>
+        <w:rFonts w:ascii="宋体" w:hAnsi="宋体"/>
       </w:rPr>
     </w:pPr>
     <w:r>
@@ -9257,19 +7813,11 @@
         </wp:anchor>
       </w:drawing>
     </w:r>
-    <w:proofErr w:type="spellStart"/>
     <w:r>
       <w:rPr>
         <w:rFonts w:ascii="宋体" w:hAnsi="宋体" w:hint="eastAsia"/>
       </w:rPr>
-      <w:t>CnPack</w:t>
-    </w:r>
-    <w:proofErr w:type="spellEnd"/>
-    <w:r>
-      <w:rPr>
-        <w:rFonts w:ascii="宋体" w:hAnsi="宋体" w:hint="eastAsia"/>
-      </w:rPr>
-      <w:t xml:space="preserve"> </w:t>
+      <w:t xml:space="preserve">CnPack </w:t>
     </w:r>
     <w:r>
       <w:rPr>
@@ -9287,9 +7835,6 @@
   <w:p>
     <w:pPr>
       <w:pStyle w:val="a5"/>
-      <w:rPr>
-        <w:rFonts w:hint="eastAsia"/>
-      </w:rPr>
     </w:pPr>
     <w:hyperlink r:id="rId2" w:history="1">
       <w:r>
@@ -9318,9 +7863,6 @@
   <w:p>
     <w:pPr>
       <w:pStyle w:val="a5"/>
-      <w:rPr>
-        <w:rFonts w:hint="eastAsia"/>
-      </w:rPr>
     </w:pPr>
   </w:p>
 </w:hdr>
@@ -10454,6 +8996,50 @@
     <w:lsdException w:name="Subtitle" w:qFormat="1"/>
     <w:lsdException w:name="Strong" w:qFormat="1"/>
     <w:lsdException w:name="Emphasis" w:qFormat="1"/>
+    <w:lsdException w:name="Normal Table" w:semiHidden="1" w:unhideWhenUsed="1"/>
+    <w:lsdException w:name="Table Simple 1" w:semiHidden="1" w:unhideWhenUsed="1"/>
+    <w:lsdException w:name="Table Simple 2" w:semiHidden="1" w:unhideWhenUsed="1"/>
+    <w:lsdException w:name="Table Simple 3" w:semiHidden="1" w:unhideWhenUsed="1"/>
+    <w:lsdException w:name="Table Classic 1" w:semiHidden="1" w:unhideWhenUsed="1"/>
+    <w:lsdException w:name="Table Classic 2" w:semiHidden="1" w:unhideWhenUsed="1"/>
+    <w:lsdException w:name="Table Classic 3" w:semiHidden="1" w:unhideWhenUsed="1"/>
+    <w:lsdException w:name="Table Classic 4" w:semiHidden="1" w:unhideWhenUsed="1"/>
+    <w:lsdException w:name="Table Colorful 1" w:semiHidden="1" w:unhideWhenUsed="1"/>
+    <w:lsdException w:name="Table Colorful 2" w:semiHidden="1" w:unhideWhenUsed="1"/>
+    <w:lsdException w:name="Table Colorful 3" w:semiHidden="1" w:unhideWhenUsed="1"/>
+    <w:lsdException w:name="Table Columns 1" w:semiHidden="1" w:unhideWhenUsed="1"/>
+    <w:lsdException w:name="Table Columns 2" w:semiHidden="1" w:unhideWhenUsed="1"/>
+    <w:lsdException w:name="Table Columns 3" w:semiHidden="1" w:unhideWhenUsed="1"/>
+    <w:lsdException w:name="Table Columns 4" w:semiHidden="1" w:unhideWhenUsed="1"/>
+    <w:lsdException w:name="Table Columns 5" w:semiHidden="1" w:unhideWhenUsed="1"/>
+    <w:lsdException w:name="Table Grid 1" w:semiHidden="1" w:unhideWhenUsed="1"/>
+    <w:lsdException w:name="Table Grid 2" w:semiHidden="1" w:unhideWhenUsed="1"/>
+    <w:lsdException w:name="Table Grid 3" w:semiHidden="1" w:unhideWhenUsed="1"/>
+    <w:lsdException w:name="Table Grid 4" w:semiHidden="1" w:unhideWhenUsed="1"/>
+    <w:lsdException w:name="Table Grid 5" w:semiHidden="1" w:unhideWhenUsed="1"/>
+    <w:lsdException w:name="Table Grid 6" w:semiHidden="1" w:unhideWhenUsed="1"/>
+    <w:lsdException w:name="Table Grid 7" w:semiHidden="1" w:unhideWhenUsed="1"/>
+    <w:lsdException w:name="Table Grid 8" w:semiHidden="1" w:unhideWhenUsed="1"/>
+    <w:lsdException w:name="Table List 1" w:semiHidden="1" w:unhideWhenUsed="1"/>
+    <w:lsdException w:name="Table List 2" w:semiHidden="1" w:unhideWhenUsed="1"/>
+    <w:lsdException w:name="Table List 3" w:semiHidden="1" w:unhideWhenUsed="1"/>
+    <w:lsdException w:name="Table List 4" w:semiHidden="1" w:unhideWhenUsed="1"/>
+    <w:lsdException w:name="Table List 5" w:semiHidden="1" w:unhideWhenUsed="1"/>
+    <w:lsdException w:name="Table List 6" w:semiHidden="1" w:unhideWhenUsed="1"/>
+    <w:lsdException w:name="Table List 7" w:semiHidden="1" w:unhideWhenUsed="1"/>
+    <w:lsdException w:name="Table List 8" w:semiHidden="1" w:unhideWhenUsed="1"/>
+    <w:lsdException w:name="Table 3D effects 1" w:semiHidden="1" w:unhideWhenUsed="1"/>
+    <w:lsdException w:name="Table 3D effects 2" w:semiHidden="1" w:unhideWhenUsed="1"/>
+    <w:lsdException w:name="Table 3D effects 3" w:semiHidden="1" w:unhideWhenUsed="1"/>
+    <w:lsdException w:name="Table Contemporary" w:semiHidden="1" w:unhideWhenUsed="1"/>
+    <w:lsdException w:name="Table Elegant" w:semiHidden="1" w:unhideWhenUsed="1"/>
+    <w:lsdException w:name="Table Professional" w:semiHidden="1" w:unhideWhenUsed="1"/>
+    <w:lsdException w:name="Table Subtle 1" w:semiHidden="1" w:unhideWhenUsed="1"/>
+    <w:lsdException w:name="Table Subtle 2" w:semiHidden="1" w:unhideWhenUsed="1"/>
+    <w:lsdException w:name="Table Web 1" w:semiHidden="1" w:unhideWhenUsed="1"/>
+    <w:lsdException w:name="Table Web 2" w:semiHidden="1" w:unhideWhenUsed="1"/>
+    <w:lsdException w:name="Table Web 3" w:semiHidden="1" w:unhideWhenUsed="1"/>
+    <w:lsdException w:name="Table Theme" w:semiHidden="1" w:unhideWhenUsed="1"/>
     <w:lsdException w:name="Placeholder Text" w:semiHidden="1" w:uiPriority="99"/>
     <w:lsdException w:name="No Spacing" w:uiPriority="1" w:qFormat="1"/>
     <w:lsdException w:name="Light Shading" w:uiPriority="60"/>
@@ -10879,11 +9465,15 @@
   </w:style>
   <w:style w:type="character" w:default="1" w:styleId="a2">
     <w:name w:val="Default Paragraph Font"/>
+    <w:uiPriority w:val="1"/>
     <w:semiHidden/>
+    <w:unhideWhenUsed/>
   </w:style>
   <w:style w:type="table" w:default="1" w:styleId="a3">
     <w:name w:val="Normal Table"/>
+    <w:uiPriority w:val="99"/>
     <w:semiHidden/>
+    <w:unhideWhenUsed/>
     <w:tblPr>
       <w:tblInd w:w="0" w:type="dxa"/>
       <w:tblCellMar>
@@ -10896,7 +9486,9 @@
   </w:style>
   <w:style w:type="numbering" w:default="1" w:styleId="a4">
     <w:name w:val="No List"/>
+    <w:uiPriority w:val="99"/>
     <w:semiHidden/>
+    <w:unhideWhenUsed/>
   </w:style>
   <w:style w:type="paragraph" w:styleId="a5">
     <w:name w:val="header"/>
@@ -11649,8 +10241,8 @@
       <w:u w:val="single"/>
     </w:rPr>
   </w:style>
-  <w:style w:type="paragraph" w:customStyle="1" w:styleId="title">
-    <w:name w:val="title"/>
+  <w:style w:type="paragraph" w:customStyle="1" w:styleId="11">
+    <w:name w:val="标题1"/>
     <w:basedOn w:val="a1"/>
     <w:pPr>
       <w:widowControl/>
